--- a/Manuscript/Supplementary Materials.docx
+++ b/Manuscript/Supplementary Materials.docx
@@ -40,7 +40,6 @@
     <w:p>
       <w:pPr>
         <w:rPr>
-          <w:rFonts w:ascii="Arial" w:hAnsi="Arial" w:cs="Arial"/>
           <w:b/>
           <w:bCs/>
           <w:sz w:val="20"/>
@@ -48,6 +47,35 @@
           <w:lang w:val="en-US" w:eastAsia="en-CA"/>
         </w:rPr>
       </w:pPr>
+    </w:p>
+    <w:p>
+      <w:pPr>
+        <w:rPr>
+          <w:lang w:val="en-US" w:eastAsia="en-CA"/>
+        </w:rPr>
+      </w:pPr>
+      <w:r>
+        <w:rPr>
+          <w:b/>
+          <w:bCs/>
+          <w:lang w:val="en-US" w:eastAsia="en-CA"/>
+        </w:rPr>
+        <w:t xml:space="preserve">Table 1. </w:t>
+      </w:r>
+      <w:r>
+        <w:rPr>
+          <w:lang w:val="en-US" w:eastAsia="en-CA"/>
+        </w:rPr>
+        <w:t xml:space="preserve">Examples of the use of lakes and adjacent creeks or streams by freshwater fishes. </w:t>
+      </w:r>
+      <w:r>
+        <w:rPr>
+          <w:b/>
+          <w:bCs/>
+          <w:lang w:val="en-US" w:eastAsia="en-CA"/>
+        </w:rPr>
+        <w:t xml:space="preserve"> </w:t>
+      </w:r>
     </w:p>
     <w:tbl>
       <w:tblPr>
@@ -260,25 +288,14 @@
                 <w:lang w:eastAsia="en-CA"/>
               </w:rPr>
             </w:pPr>
-            <w:proofErr w:type="spellStart"/>
-            <w:r>
-              <w:rPr>
-                <w:rFonts w:ascii="Arial" w:hAnsi="Arial" w:cs="Arial"/>
-                <w:sz w:val="20"/>
-                <w:szCs w:val="20"/>
-                <w:lang w:eastAsia="en-CA"/>
-              </w:rPr>
-              <w:t>Brönmark</w:t>
-            </w:r>
-            <w:proofErr w:type="spellEnd"/>
-            <w:r>
-              <w:rPr>
-                <w:rFonts w:ascii="Arial" w:hAnsi="Arial" w:cs="Arial"/>
-                <w:sz w:val="20"/>
-                <w:szCs w:val="20"/>
-                <w:lang w:eastAsia="en-CA"/>
-              </w:rPr>
-              <w:t xml:space="preserve"> et al. 2008</w:t>
+            <w:r>
+              <w:rPr>
+                <w:rFonts w:ascii="Arial" w:hAnsi="Arial" w:cs="Arial"/>
+                <w:sz w:val="20"/>
+                <w:szCs w:val="20"/>
+                <w:lang w:eastAsia="en-CA"/>
+              </w:rPr>
+              <w:t>Brönmark et al. 2008</w:t>
             </w:r>
           </w:p>
         </w:tc>
@@ -362,27 +379,7 @@
                 <w:szCs w:val="20"/>
                 <w:lang w:eastAsia="en-CA"/>
               </w:rPr>
-              <w:t xml:space="preserve"> (</w:t>
-            </w:r>
-            <w:proofErr w:type="spellStart"/>
-            <w:r>
-              <w:rPr>
-                <w:rFonts w:ascii="Arial" w:hAnsi="Arial" w:cs="Arial"/>
-                <w:sz w:val="20"/>
-                <w:szCs w:val="20"/>
-                <w:lang w:eastAsia="en-CA"/>
-              </w:rPr>
-              <w:t>lake→stream</w:t>
-            </w:r>
-            <w:proofErr w:type="spellEnd"/>
-            <w:r>
-              <w:rPr>
-                <w:rFonts w:ascii="Arial" w:hAnsi="Arial" w:cs="Arial"/>
-                <w:sz w:val="20"/>
-                <w:szCs w:val="20"/>
-                <w:lang w:eastAsia="en-CA"/>
-              </w:rPr>
-              <w:t xml:space="preserve"> </w:t>
+              <w:t xml:space="preserve"> (lake→stream </w:t>
             </w:r>
             <w:r>
               <w:rPr>
@@ -461,29 +458,7 @@
                 <w:szCs w:val="20"/>
                 <w:lang w:eastAsia="en-CA"/>
               </w:rPr>
-              <w:t xml:space="preserve"> avoidance (reducing </w:t>
-            </w:r>
-            <w:proofErr w:type="spellStart"/>
-            <w:proofErr w:type="gramStart"/>
-            <w:r>
-              <w:rPr>
-                <w:rFonts w:ascii="Arial" w:hAnsi="Arial" w:cs="Arial"/>
-                <w:sz w:val="20"/>
-                <w:szCs w:val="20"/>
-                <w:lang w:eastAsia="en-CA"/>
-              </w:rPr>
-              <w:t>growth:predation</w:t>
-            </w:r>
-            <w:proofErr w:type="spellEnd"/>
-            <w:proofErr w:type="gramEnd"/>
-            <w:r>
-              <w:rPr>
-                <w:rFonts w:ascii="Arial" w:hAnsi="Arial" w:cs="Arial"/>
-                <w:sz w:val="20"/>
-                <w:szCs w:val="20"/>
-                <w:lang w:eastAsia="en-CA"/>
-              </w:rPr>
-              <w:t xml:space="preserve"> trade-off in lake in winter)</w:t>
+              <w:t xml:space="preserve"> avoidance (reducing growth:predation trade-off in lake in winter)</w:t>
             </w:r>
           </w:p>
         </w:tc>
@@ -563,47 +538,7 @@
                 <w:szCs w:val="20"/>
                 <w:lang w:eastAsia="en-CA"/>
               </w:rPr>
-              <w:t xml:space="preserve">White sucker (Catostomus </w:t>
-            </w:r>
-            <w:proofErr w:type="spellStart"/>
-            <w:r>
-              <w:rPr>
-                <w:rFonts w:ascii="Arial" w:hAnsi="Arial" w:cs="Arial"/>
-                <w:sz w:val="20"/>
-                <w:szCs w:val="20"/>
-                <w:lang w:eastAsia="en-CA"/>
-              </w:rPr>
-              <w:t>commersonii</w:t>
-            </w:r>
-            <w:proofErr w:type="spellEnd"/>
-            <w:r>
-              <w:rPr>
-                <w:rFonts w:ascii="Arial" w:hAnsi="Arial" w:cs="Arial"/>
-                <w:sz w:val="20"/>
-                <w:szCs w:val="20"/>
-                <w:lang w:eastAsia="en-CA"/>
-              </w:rPr>
-              <w:t xml:space="preserve">); longnose sucker (Catostomus </w:t>
-            </w:r>
-            <w:proofErr w:type="spellStart"/>
-            <w:r>
-              <w:rPr>
-                <w:rFonts w:ascii="Arial" w:hAnsi="Arial" w:cs="Arial"/>
-                <w:sz w:val="20"/>
-                <w:szCs w:val="20"/>
-                <w:lang w:eastAsia="en-CA"/>
-              </w:rPr>
-              <w:t>catostomus</w:t>
-            </w:r>
-            <w:proofErr w:type="spellEnd"/>
-            <w:r>
-              <w:rPr>
-                <w:rFonts w:ascii="Arial" w:hAnsi="Arial" w:cs="Arial"/>
-                <w:sz w:val="20"/>
-                <w:szCs w:val="20"/>
-                <w:lang w:eastAsia="en-CA"/>
-              </w:rPr>
-              <w:t>)</w:t>
+              <w:t>White sucker (Catostomus commersonii); longnose sucker (Catostomus catostomus)</w:t>
             </w:r>
           </w:p>
         </w:tc>
@@ -662,27 +597,7 @@
                 <w:szCs w:val="20"/>
                 <w:lang w:eastAsia="en-CA"/>
               </w:rPr>
-              <w:t xml:space="preserve"> (</w:t>
-            </w:r>
-            <w:proofErr w:type="spellStart"/>
-            <w:r>
-              <w:rPr>
-                <w:rFonts w:ascii="Arial" w:hAnsi="Arial" w:cs="Arial"/>
-                <w:sz w:val="20"/>
-                <w:szCs w:val="20"/>
-                <w:lang w:eastAsia="en-CA"/>
-              </w:rPr>
-              <w:t>lake→stream</w:t>
-            </w:r>
-            <w:proofErr w:type="spellEnd"/>
-            <w:r>
-              <w:rPr>
-                <w:rFonts w:ascii="Arial" w:hAnsi="Arial" w:cs="Arial"/>
-                <w:sz w:val="20"/>
-                <w:szCs w:val="20"/>
-                <w:lang w:eastAsia="en-CA"/>
-              </w:rPr>
-              <w:t xml:space="preserve"> for spawning, return to lake)</w:t>
+              <w:t xml:space="preserve"> (lake→stream for spawning, return to lake)</w:t>
             </w:r>
           </w:p>
         </w:tc>
@@ -846,47 +761,7 @@
                 <w:szCs w:val="20"/>
                 <w:lang w:eastAsia="en-CA"/>
               </w:rPr>
-              <w:t xml:space="preserve"> (</w:t>
-            </w:r>
-            <w:proofErr w:type="spellStart"/>
-            <w:r>
-              <w:rPr>
-                <w:rFonts w:ascii="Arial" w:hAnsi="Arial" w:cs="Arial"/>
-                <w:sz w:val="20"/>
-                <w:szCs w:val="20"/>
-                <w:lang w:eastAsia="en-CA"/>
-              </w:rPr>
-              <w:t>lake→stream</w:t>
-            </w:r>
-            <w:proofErr w:type="spellEnd"/>
-            <w:r>
-              <w:rPr>
-                <w:rFonts w:ascii="Arial" w:hAnsi="Arial" w:cs="Arial"/>
-                <w:sz w:val="20"/>
-                <w:szCs w:val="20"/>
-                <w:lang w:eastAsia="en-CA"/>
-              </w:rPr>
-              <w:t xml:space="preserve"> in fall/winter; </w:t>
-            </w:r>
-            <w:proofErr w:type="spellStart"/>
-            <w:r>
-              <w:rPr>
-                <w:rFonts w:ascii="Arial" w:hAnsi="Arial" w:cs="Arial"/>
-                <w:sz w:val="20"/>
-                <w:szCs w:val="20"/>
-                <w:lang w:eastAsia="en-CA"/>
-              </w:rPr>
-              <w:t>stream→lake</w:t>
-            </w:r>
-            <w:proofErr w:type="spellEnd"/>
-            <w:r>
-              <w:rPr>
-                <w:rFonts w:ascii="Arial" w:hAnsi="Arial" w:cs="Arial"/>
-                <w:sz w:val="20"/>
-                <w:szCs w:val="20"/>
-                <w:lang w:eastAsia="en-CA"/>
-              </w:rPr>
-              <w:t xml:space="preserve"> in spring) for YOY; within-lake vertical </w:t>
+              <w:t xml:space="preserve"> (lake→stream in fall/winter; stream→lake in spring) for YOY; within-lake vertical </w:t>
             </w:r>
             <w:r>
               <w:rPr>
@@ -977,25 +852,14 @@
                 <w:lang w:eastAsia="en-CA"/>
               </w:rPr>
             </w:pPr>
-            <w:proofErr w:type="spellStart"/>
-            <w:r>
-              <w:rPr>
-                <w:rFonts w:ascii="Arial" w:hAnsi="Arial" w:cs="Arial"/>
-                <w:sz w:val="20"/>
-                <w:szCs w:val="20"/>
-                <w:lang w:eastAsia="en-CA"/>
-              </w:rPr>
-              <w:t>Hahlbeck</w:t>
-            </w:r>
-            <w:proofErr w:type="spellEnd"/>
-            <w:r>
-              <w:rPr>
-                <w:rFonts w:ascii="Arial" w:hAnsi="Arial" w:cs="Arial"/>
-                <w:sz w:val="20"/>
-                <w:szCs w:val="20"/>
-                <w:lang w:eastAsia="en-CA"/>
-              </w:rPr>
-              <w:t xml:space="preserve"> et al. 2022</w:t>
+            <w:r>
+              <w:rPr>
+                <w:rFonts w:ascii="Arial" w:hAnsi="Arial" w:cs="Arial"/>
+                <w:sz w:val="20"/>
+                <w:szCs w:val="20"/>
+                <w:lang w:eastAsia="en-CA"/>
+              </w:rPr>
+              <w:t>Hahlbeck et al. 2022</w:t>
             </w:r>
           </w:p>
         </w:tc>
@@ -1013,45 +877,14 @@
                 <w:lang w:eastAsia="en-CA"/>
               </w:rPr>
             </w:pPr>
-            <w:proofErr w:type="spellStart"/>
-            <w:r>
-              <w:rPr>
-                <w:rFonts w:ascii="Arial" w:hAnsi="Arial" w:cs="Arial"/>
-                <w:sz w:val="20"/>
-                <w:szCs w:val="20"/>
-                <w:lang w:eastAsia="en-CA"/>
-              </w:rPr>
-              <w:t>Redband</w:t>
-            </w:r>
-            <w:proofErr w:type="spellEnd"/>
-            <w:r>
-              <w:rPr>
-                <w:rFonts w:ascii="Arial" w:hAnsi="Arial" w:cs="Arial"/>
-                <w:sz w:val="20"/>
-                <w:szCs w:val="20"/>
-                <w:lang w:eastAsia="en-CA"/>
-              </w:rPr>
-              <w:t xml:space="preserve"> rainbow trout (Oncorhynchus mykiss </w:t>
-            </w:r>
-            <w:proofErr w:type="spellStart"/>
-            <w:r>
-              <w:rPr>
-                <w:rFonts w:ascii="Arial" w:hAnsi="Arial" w:cs="Arial"/>
-                <w:sz w:val="20"/>
-                <w:szCs w:val="20"/>
-                <w:lang w:eastAsia="en-CA"/>
-              </w:rPr>
-              <w:t>newberrii</w:t>
-            </w:r>
-            <w:proofErr w:type="spellEnd"/>
-            <w:r>
-              <w:rPr>
-                <w:rFonts w:ascii="Arial" w:hAnsi="Arial" w:cs="Arial"/>
-                <w:sz w:val="20"/>
-                <w:szCs w:val="20"/>
-                <w:lang w:eastAsia="en-CA"/>
-              </w:rPr>
-              <w:t>)</w:t>
+            <w:r>
+              <w:rPr>
+                <w:rFonts w:ascii="Arial" w:hAnsi="Arial" w:cs="Arial"/>
+                <w:sz w:val="20"/>
+                <w:szCs w:val="20"/>
+                <w:lang w:eastAsia="en-CA"/>
+              </w:rPr>
+              <w:t>Redband rainbow trout (Oncorhynchus mykiss newberrii)</w:t>
             </w:r>
           </w:p>
         </w:tc>
@@ -1101,27 +934,7 @@
                 <w:szCs w:val="20"/>
                 <w:lang w:eastAsia="en-CA"/>
               </w:rPr>
-              <w:t xml:space="preserve">Bidirectional (biannual: </w:t>
-            </w:r>
-            <w:proofErr w:type="spellStart"/>
-            <w:r>
-              <w:rPr>
-                <w:rFonts w:ascii="Arial" w:hAnsi="Arial" w:cs="Arial"/>
-                <w:sz w:val="20"/>
-                <w:szCs w:val="20"/>
-                <w:lang w:eastAsia="en-CA"/>
-              </w:rPr>
-              <w:t>tributary↔lake</w:t>
-            </w:r>
-            <w:proofErr w:type="spellEnd"/>
-            <w:r>
-              <w:rPr>
-                <w:rFonts w:ascii="Arial" w:hAnsi="Arial" w:cs="Arial"/>
-                <w:sz w:val="20"/>
-                <w:szCs w:val="20"/>
-                <w:lang w:eastAsia="en-CA"/>
-              </w:rPr>
-              <w:t>)</w:t>
+              <w:t>Bidirectional (biannual: tributary↔lake)</w:t>
             </w:r>
           </w:p>
         </w:tc>
@@ -1146,27 +959,7 @@
                 <w:szCs w:val="20"/>
                 <w:lang w:eastAsia="en-CA"/>
               </w:rPr>
-              <w:t xml:space="preserve">Thermal refuge (summer) </w:t>
-            </w:r>
-            <w:proofErr w:type="gramStart"/>
-            <w:r>
-              <w:rPr>
-                <w:rFonts w:ascii="Arial" w:hAnsi="Arial" w:cs="Arial"/>
-                <w:sz w:val="20"/>
-                <w:szCs w:val="20"/>
-                <w:lang w:eastAsia="en-CA"/>
-              </w:rPr>
-              <w:t>+  foraging</w:t>
-            </w:r>
-            <w:proofErr w:type="gramEnd"/>
-            <w:r>
-              <w:rPr>
-                <w:rFonts w:ascii="Arial" w:hAnsi="Arial" w:cs="Arial"/>
-                <w:sz w:val="20"/>
-                <w:szCs w:val="20"/>
-                <w:lang w:eastAsia="en-CA"/>
-              </w:rPr>
-              <w:t xml:space="preserve"> (spring/fall) + reproduction (winter spawning)</w:t>
+              <w:t>Thermal refuge (summer) +  foraging (spring/fall) + reproduction (winter spawning)</w:t>
             </w:r>
           </w:p>
         </w:tc>
@@ -1246,27 +1039,7 @@
                 <w:szCs w:val="20"/>
                 <w:lang w:eastAsia="en-CA"/>
               </w:rPr>
-              <w:t xml:space="preserve">Lake sturgeon (Acipenser </w:t>
-            </w:r>
-            <w:proofErr w:type="spellStart"/>
-            <w:r>
-              <w:rPr>
-                <w:rFonts w:ascii="Arial" w:hAnsi="Arial" w:cs="Arial"/>
-                <w:sz w:val="20"/>
-                <w:szCs w:val="20"/>
-                <w:lang w:eastAsia="en-CA"/>
-              </w:rPr>
-              <w:t>fulvescens</w:t>
-            </w:r>
-            <w:proofErr w:type="spellEnd"/>
-            <w:r>
-              <w:rPr>
-                <w:rFonts w:ascii="Arial" w:hAnsi="Arial" w:cs="Arial"/>
-                <w:sz w:val="20"/>
-                <w:szCs w:val="20"/>
-                <w:lang w:eastAsia="en-CA"/>
-              </w:rPr>
-              <w:t>)</w:t>
+              <w:t>Lake sturgeon (Acipenser fulvescens)</w:t>
             </w:r>
           </w:p>
         </w:tc>
@@ -1316,27 +1089,7 @@
                 <w:szCs w:val="20"/>
                 <w:lang w:eastAsia="en-CA"/>
               </w:rPr>
-              <w:t>Bidirectional (</w:t>
-            </w:r>
-            <w:proofErr w:type="spellStart"/>
-            <w:r>
-              <w:rPr>
-                <w:rFonts w:ascii="Arial" w:hAnsi="Arial" w:cs="Arial"/>
-                <w:sz w:val="20"/>
-                <w:szCs w:val="20"/>
-                <w:lang w:eastAsia="en-CA"/>
-              </w:rPr>
-              <w:t>river↔lake</w:t>
-            </w:r>
-            <w:proofErr w:type="spellEnd"/>
-            <w:r>
-              <w:rPr>
-                <w:rFonts w:ascii="Arial" w:hAnsi="Arial" w:cs="Arial"/>
-                <w:sz w:val="20"/>
-                <w:szCs w:val="20"/>
-                <w:lang w:eastAsia="en-CA"/>
-              </w:rPr>
-              <w:t>; 5 distinct individual patterns)</w:t>
+              <w:t>Bidirectional (river↔lake; 5 distinct individual patterns)</w:t>
             </w:r>
           </w:p>
         </w:tc>
@@ -1441,47 +1194,7 @@
                 <w:szCs w:val="20"/>
                 <w:lang w:eastAsia="en-CA"/>
               </w:rPr>
-              <w:t xml:space="preserve">Longnose sucker (Catostomus </w:t>
-            </w:r>
-            <w:proofErr w:type="spellStart"/>
-            <w:r>
-              <w:rPr>
-                <w:rFonts w:ascii="Arial" w:hAnsi="Arial" w:cs="Arial"/>
-                <w:sz w:val="20"/>
-                <w:szCs w:val="20"/>
-                <w:lang w:eastAsia="en-CA"/>
-              </w:rPr>
-              <w:t>catostomus</w:t>
-            </w:r>
-            <w:proofErr w:type="spellEnd"/>
-            <w:r>
-              <w:rPr>
-                <w:rFonts w:ascii="Arial" w:hAnsi="Arial" w:cs="Arial"/>
-                <w:sz w:val="20"/>
-                <w:szCs w:val="20"/>
-                <w:lang w:eastAsia="en-CA"/>
-              </w:rPr>
-              <w:t xml:space="preserve">); white sucker (Catostomus </w:t>
-            </w:r>
-            <w:proofErr w:type="spellStart"/>
-            <w:r>
-              <w:rPr>
-                <w:rFonts w:ascii="Arial" w:hAnsi="Arial" w:cs="Arial"/>
-                <w:sz w:val="20"/>
-                <w:szCs w:val="20"/>
-                <w:lang w:eastAsia="en-CA"/>
-              </w:rPr>
-              <w:t>commersonii</w:t>
-            </w:r>
-            <w:proofErr w:type="spellEnd"/>
-            <w:r>
-              <w:rPr>
-                <w:rFonts w:ascii="Arial" w:hAnsi="Arial" w:cs="Arial"/>
-                <w:sz w:val="20"/>
-                <w:szCs w:val="20"/>
-                <w:lang w:eastAsia="en-CA"/>
-              </w:rPr>
-              <w:t>)</w:t>
+              <w:t>Longnose sucker (Catostomus catostomus); white sucker (Catostomus commersonii)</w:t>
             </w:r>
           </w:p>
         </w:tc>
@@ -1540,27 +1253,7 @@
                 <w:szCs w:val="20"/>
                 <w:lang w:eastAsia="en-CA"/>
               </w:rPr>
-              <w:t xml:space="preserve"> (</w:t>
-            </w:r>
-            <w:proofErr w:type="spellStart"/>
-            <w:r>
-              <w:rPr>
-                <w:rFonts w:ascii="Arial" w:hAnsi="Arial" w:cs="Arial"/>
-                <w:sz w:val="20"/>
-                <w:szCs w:val="20"/>
-                <w:lang w:eastAsia="en-CA"/>
-              </w:rPr>
-              <w:t>lake→stream</w:t>
-            </w:r>
-            <w:proofErr w:type="spellEnd"/>
-            <w:r>
-              <w:rPr>
-                <w:rFonts w:ascii="Arial" w:hAnsi="Arial" w:cs="Arial"/>
-                <w:sz w:val="20"/>
-                <w:szCs w:val="20"/>
-                <w:lang w:eastAsia="en-CA"/>
-              </w:rPr>
-              <w:t xml:space="preserve"> for spawning, return to lake)</w:t>
+              <w:t xml:space="preserve"> (lake→stream for spawning, return to lake)</w:t>
             </w:r>
           </w:p>
         </w:tc>
@@ -1640,27 +1333,7 @@
                 <w:szCs w:val="20"/>
                 <w:lang w:eastAsia="en-CA"/>
               </w:rPr>
-              <w:t xml:space="preserve">He &amp; </w:t>
-            </w:r>
-            <w:proofErr w:type="spellStart"/>
-            <w:r>
-              <w:rPr>
-                <w:rFonts w:ascii="Arial" w:hAnsi="Arial" w:cs="Arial"/>
-                <w:sz w:val="20"/>
-                <w:szCs w:val="20"/>
-                <w:lang w:eastAsia="en-CA"/>
-              </w:rPr>
-              <w:t>Kitchell</w:t>
-            </w:r>
-            <w:proofErr w:type="spellEnd"/>
-            <w:r>
-              <w:rPr>
-                <w:rFonts w:ascii="Arial" w:hAnsi="Arial" w:cs="Arial"/>
-                <w:sz w:val="20"/>
-                <w:szCs w:val="20"/>
-                <w:lang w:eastAsia="en-CA"/>
-              </w:rPr>
-              <w:t xml:space="preserve"> 1990</w:t>
+              <w:t>He &amp; Kitchell 1990</w:t>
             </w:r>
           </w:p>
         </w:tc>
@@ -1685,27 +1358,17 @@
                 <w:szCs w:val="20"/>
                 <w:lang w:eastAsia="en-CA"/>
               </w:rPr>
-              <w:t xml:space="preserve">Multiple small-bodied cyprinids (6+ species); northern pike (Esox </w:t>
-            </w:r>
-            <w:proofErr w:type="spellStart"/>
-            <w:r>
-              <w:rPr>
-                <w:rFonts w:ascii="Arial" w:hAnsi="Arial" w:cs="Arial"/>
-                <w:sz w:val="20"/>
-                <w:szCs w:val="20"/>
-                <w:lang w:eastAsia="en-CA"/>
-              </w:rPr>
-              <w:t>lucius</w:t>
-            </w:r>
-            <w:proofErr w:type="spellEnd"/>
-            <w:r>
-              <w:rPr>
-                <w:rFonts w:ascii="Arial" w:hAnsi="Arial" w:cs="Arial"/>
-                <w:sz w:val="20"/>
-                <w:szCs w:val="20"/>
-                <w:lang w:eastAsia="en-CA"/>
-              </w:rPr>
-              <w:t>) as experimental predator</w:t>
+              <w:t xml:space="preserve">Multiple small-bodied cyprinids (6+ species); northern pike (Esox lucius) as </w:t>
+            </w:r>
+            <w:r>
+              <w:rPr>
+                <w:rFonts w:ascii="Arial" w:hAnsi="Arial" w:cs="Arial"/>
+                <w:sz w:val="20"/>
+                <w:szCs w:val="20"/>
+                <w:lang w:eastAsia="en-CA"/>
+              </w:rPr>
+              <w:lastRenderedPageBreak/>
+              <w:t>experimental predator</w:t>
             </w:r>
           </w:p>
         </w:tc>
@@ -1730,6 +1393,7 @@
                 <w:szCs w:val="20"/>
                 <w:lang w:eastAsia="en-CA"/>
               </w:rPr>
+              <w:lastRenderedPageBreak/>
               <w:t>Primary consumer; Mixed (adults and juveniles)</w:t>
             </w:r>
           </w:p>
@@ -1773,65 +1437,25 @@
                 <w:szCs w:val="20"/>
                 <w:lang w:eastAsia="en-CA"/>
               </w:rPr>
-              <w:t>(</w:t>
-            </w:r>
-            <w:proofErr w:type="spellStart"/>
-            <w:r>
-              <w:rPr>
-                <w:rFonts w:ascii="Arial" w:hAnsi="Arial" w:cs="Arial"/>
-                <w:sz w:val="20"/>
-                <w:szCs w:val="20"/>
-                <w:lang w:eastAsia="en-CA"/>
-              </w:rPr>
-              <w:t>l</w:t>
-            </w:r>
-            <w:r>
-              <w:rPr>
-                <w:rFonts w:ascii="Arial" w:hAnsi="Arial" w:cs="Arial"/>
-                <w:sz w:val="20"/>
-                <w:szCs w:val="20"/>
-                <w:lang w:eastAsia="en-CA"/>
-              </w:rPr>
-              <w:t>ake→</w:t>
-            </w:r>
-            <w:proofErr w:type="gramStart"/>
-            <w:r>
-              <w:rPr>
-                <w:rFonts w:ascii="Arial" w:hAnsi="Arial" w:cs="Arial"/>
-                <w:sz w:val="20"/>
-                <w:szCs w:val="20"/>
-                <w:lang w:eastAsia="en-CA"/>
-              </w:rPr>
-              <w:t>stream</w:t>
-            </w:r>
-            <w:proofErr w:type="spellEnd"/>
-            <w:r>
-              <w:rPr>
-                <w:rFonts w:ascii="Arial" w:hAnsi="Arial" w:cs="Arial"/>
-                <w:sz w:val="20"/>
-                <w:szCs w:val="20"/>
-                <w:lang w:eastAsia="en-CA"/>
-              </w:rPr>
-              <w:t xml:space="preserve"> </w:t>
-            </w:r>
-            <w:r>
-              <w:rPr>
-                <w:rFonts w:ascii="Arial" w:hAnsi="Arial" w:cs="Arial"/>
-                <w:sz w:val="20"/>
-                <w:szCs w:val="20"/>
-                <w:lang w:eastAsia="en-CA"/>
-              </w:rPr>
-              <w:t>;</w:t>
-            </w:r>
-            <w:proofErr w:type="gramEnd"/>
-            <w:r>
-              <w:rPr>
-                <w:rFonts w:ascii="Arial" w:hAnsi="Arial" w:cs="Arial"/>
-                <w:sz w:val="20"/>
-                <w:szCs w:val="20"/>
-                <w:lang w:eastAsia="en-CA"/>
-              </w:rPr>
-              <w:t xml:space="preserve"> </w:t>
+              <w:t>(l</w:t>
+            </w:r>
+            <w:r>
+              <w:rPr>
+                <w:rFonts w:ascii="Arial" w:hAnsi="Arial" w:cs="Arial"/>
+                <w:sz w:val="20"/>
+                <w:szCs w:val="20"/>
+                <w:lang w:eastAsia="en-CA"/>
+              </w:rPr>
+              <w:t xml:space="preserve">ake→stream </w:t>
+            </w:r>
+            <w:r>
+              <w:rPr>
+                <w:rFonts w:ascii="Arial" w:hAnsi="Arial" w:cs="Arial"/>
+                <w:sz w:val="20"/>
+                <w:szCs w:val="20"/>
+                <w:lang w:eastAsia="en-CA"/>
+              </w:rPr>
+              <w:t xml:space="preserve">; </w:t>
             </w:r>
             <w:r>
               <w:rPr>
@@ -1874,27 +1498,7 @@
                 <w:szCs w:val="20"/>
                 <w:lang w:eastAsia="en-CA"/>
               </w:rPr>
-              <w:t xml:space="preserve">Predation avoidance (experimental); </w:t>
-            </w:r>
-            <w:proofErr w:type="gramStart"/>
-            <w:r>
-              <w:rPr>
-                <w:rFonts w:ascii="Arial" w:hAnsi="Arial" w:cs="Arial"/>
-                <w:sz w:val="20"/>
-                <w:szCs w:val="20"/>
-                <w:lang w:eastAsia="en-CA"/>
-              </w:rPr>
-              <w:t>also</w:t>
-            </w:r>
-            <w:proofErr w:type="gramEnd"/>
-            <w:r>
-              <w:rPr>
-                <w:rFonts w:ascii="Arial" w:hAnsi="Arial" w:cs="Arial"/>
-                <w:sz w:val="20"/>
-                <w:szCs w:val="20"/>
-                <w:lang w:eastAsia="en-CA"/>
-              </w:rPr>
-              <w:t xml:space="preserve"> hypoxia avoidance (seasonal)</w:t>
+              <w:t>Predation avoidance (experimental); also hypoxia avoidance (seasonal)</w:t>
             </w:r>
           </w:p>
         </w:tc>
@@ -1919,7 +1523,7 @@
                 <w:szCs w:val="20"/>
                 <w:lang w:eastAsia="en-CA"/>
               </w:rPr>
-              <w:t xml:space="preserve">Exiting the lake once to avoid predators; potential seasonal movements out of lake </w:t>
+              <w:t xml:space="preserve">Exiting the lake once to avoid predators; potential seasonal movements </w:t>
             </w:r>
             <w:r>
               <w:rPr>
@@ -1929,7 +1533,7 @@
                 <w:lang w:eastAsia="en-CA"/>
               </w:rPr>
               <w:lastRenderedPageBreak/>
-              <w:t>to avoid hypoxia</w:t>
+              <w:t>out of lake to avoid hypoxia</w:t>
             </w:r>
           </w:p>
         </w:tc>
@@ -2003,25 +1607,14 @@
                 <w:lang w:eastAsia="en-CA"/>
               </w:rPr>
             </w:pPr>
-            <w:proofErr w:type="gramStart"/>
-            <w:r>
-              <w:rPr>
-                <w:rFonts w:ascii="Arial" w:hAnsi="Arial" w:cs="Arial"/>
-                <w:sz w:val="20"/>
-                <w:szCs w:val="20"/>
-                <w:lang w:eastAsia="en-CA"/>
-              </w:rPr>
-              <w:t>Secondary  consumer</w:t>
-            </w:r>
-            <w:proofErr w:type="gramEnd"/>
-            <w:r>
-              <w:rPr>
-                <w:rFonts w:ascii="Arial" w:hAnsi="Arial" w:cs="Arial"/>
-                <w:sz w:val="20"/>
-                <w:szCs w:val="20"/>
-                <w:lang w:eastAsia="en-CA"/>
-              </w:rPr>
-              <w:t>; Juvenile (YOY / age-0)</w:t>
+            <w:r>
+              <w:rPr>
+                <w:rFonts w:ascii="Arial" w:hAnsi="Arial" w:cs="Arial"/>
+                <w:sz w:val="20"/>
+                <w:szCs w:val="20"/>
+                <w:lang w:eastAsia="en-CA"/>
+              </w:rPr>
+              <w:t>Secondary  consumer; Juvenile (YOY / age-0)</w:t>
             </w:r>
           </w:p>
         </w:tc>
@@ -2064,17 +1657,7 @@
                 <w:szCs w:val="20"/>
                 <w:lang w:eastAsia="en-CA"/>
               </w:rPr>
-              <w:t>(</w:t>
-            </w:r>
-            <w:proofErr w:type="spellStart"/>
-            <w:r>
-              <w:rPr>
-                <w:rFonts w:ascii="Arial" w:hAnsi="Arial" w:cs="Arial"/>
-                <w:sz w:val="20"/>
-                <w:szCs w:val="20"/>
-                <w:lang w:eastAsia="en-CA"/>
-              </w:rPr>
-              <w:t>l</w:t>
+              <w:t>(l</w:t>
             </w:r>
             <w:r>
               <w:rPr>
@@ -2085,7 +1668,6 @@
               </w:rPr>
               <w:t>ake→stream</w:t>
             </w:r>
-            <w:proofErr w:type="spellEnd"/>
             <w:r>
               <w:rPr>
                 <w:rFonts w:ascii="Arial" w:hAnsi="Arial" w:cs="Arial"/>
@@ -2207,19 +1789,58 @@
                 <w:szCs w:val="20"/>
                 <w:lang w:eastAsia="en-CA"/>
               </w:rPr>
-              <w:t xml:space="preserve">Lahontan cutthroat trout (Oncorhynchus </w:t>
-            </w:r>
-            <w:proofErr w:type="spellStart"/>
-            <w:r>
-              <w:rPr>
-                <w:rFonts w:ascii="Arial" w:hAnsi="Arial" w:cs="Arial"/>
-                <w:sz w:val="20"/>
-                <w:szCs w:val="20"/>
-                <w:lang w:eastAsia="en-CA"/>
-              </w:rPr>
-              <w:t>clarkii</w:t>
-            </w:r>
-            <w:proofErr w:type="spellEnd"/>
+              <w:t>Lahontan cutthroat trout (Oncorhynchus clarkii henshawi)</w:t>
+            </w:r>
+          </w:p>
+        </w:tc>
+        <w:tc>
+          <w:tcPr>
+            <w:tcW w:w="1151" w:type="dxa"/>
+            <w:hideMark/>
+          </w:tcPr>
+          <w:p>
+            <w:pPr>
+              <w:rPr>
+                <w:rFonts w:ascii="Arial" w:hAnsi="Arial" w:cs="Arial"/>
+                <w:sz w:val="20"/>
+                <w:szCs w:val="20"/>
+                <w:lang w:eastAsia="en-CA"/>
+              </w:rPr>
+            </w:pPr>
+            <w:r>
+              <w:rPr>
+                <w:rFonts w:ascii="Arial" w:hAnsi="Arial" w:cs="Arial"/>
+                <w:sz w:val="20"/>
+                <w:szCs w:val="20"/>
+                <w:lang w:eastAsia="en-CA"/>
+              </w:rPr>
+              <w:t>Tertiary consumer; age-0 and age-1+ juveniles</w:t>
+            </w:r>
+          </w:p>
+        </w:tc>
+        <w:tc>
+          <w:tcPr>
+            <w:tcW w:w="1984" w:type="dxa"/>
+            <w:hideMark/>
+          </w:tcPr>
+          <w:p>
+            <w:pPr>
+              <w:rPr>
+                <w:rFonts w:ascii="Arial" w:hAnsi="Arial" w:cs="Arial"/>
+                <w:sz w:val="20"/>
+                <w:szCs w:val="20"/>
+                <w:lang w:eastAsia="en-CA"/>
+              </w:rPr>
+            </w:pPr>
+            <w:r>
+              <w:rPr>
+                <w:rFonts w:ascii="Arial" w:hAnsi="Arial" w:cs="Arial"/>
+                <w:sz w:val="20"/>
+                <w:szCs w:val="20"/>
+                <w:lang w:eastAsia="en-CA"/>
+              </w:rPr>
+              <w:t>Directional</w:t>
+            </w:r>
             <w:r>
               <w:rPr>
                 <w:rFonts w:ascii="Arial" w:hAnsi="Arial" w:cs="Arial"/>
@@ -2229,17 +1850,69 @@
               </w:rPr>
               <w:t xml:space="preserve"> </w:t>
             </w:r>
-            <w:proofErr w:type="spellStart"/>
-            <w:r>
-              <w:rPr>
-                <w:rFonts w:ascii="Arial" w:hAnsi="Arial" w:cs="Arial"/>
-                <w:sz w:val="20"/>
-                <w:szCs w:val="20"/>
-                <w:lang w:eastAsia="en-CA"/>
-              </w:rPr>
-              <w:t>henshawi</w:t>
-            </w:r>
-            <w:proofErr w:type="spellEnd"/>
+            <w:r>
+              <w:rPr>
+                <w:rFonts w:ascii="Arial" w:hAnsi="Arial" w:cs="Arial"/>
+                <w:sz w:val="20"/>
+                <w:szCs w:val="20"/>
+                <w:lang w:eastAsia="en-CA"/>
+              </w:rPr>
+              <w:t>(</w:t>
+            </w:r>
+            <w:r>
+              <w:rPr>
+                <w:rFonts w:ascii="Arial" w:hAnsi="Arial" w:cs="Arial"/>
+                <w:sz w:val="20"/>
+                <w:szCs w:val="20"/>
+                <w:lang w:eastAsia="en-CA"/>
+              </w:rPr>
+              <w:t>stream</w:t>
+            </w:r>
+            <w:r>
+              <w:rPr>
+                <w:rFonts w:ascii="Arial" w:hAnsi="Arial" w:cs="Arial"/>
+                <w:sz w:val="20"/>
+                <w:szCs w:val="20"/>
+                <w:lang w:eastAsia="en-CA"/>
+              </w:rPr>
+              <w:t>→</w:t>
+            </w:r>
+            <w:r>
+              <w:rPr>
+                <w:rFonts w:ascii="Arial" w:hAnsi="Arial" w:cs="Arial"/>
+                <w:sz w:val="20"/>
+                <w:szCs w:val="20"/>
+                <w:lang w:eastAsia="en-CA"/>
+              </w:rPr>
+              <w:t>lake</w:t>
+            </w:r>
+            <w:r>
+              <w:rPr>
+                <w:rFonts w:ascii="Arial" w:hAnsi="Arial" w:cs="Arial"/>
+                <w:sz w:val="20"/>
+                <w:szCs w:val="20"/>
+                <w:lang w:eastAsia="en-CA"/>
+              </w:rPr>
+              <w:t xml:space="preserve"> </w:t>
+            </w:r>
+            <w:r>
+              <w:rPr>
+                <w:rFonts w:ascii="Arial" w:hAnsi="Arial" w:cs="Arial"/>
+                <w:sz w:val="20"/>
+                <w:szCs w:val="20"/>
+                <w:lang w:eastAsia="en-CA"/>
+              </w:rPr>
+              <w:t>for juveniles</w:t>
+            </w:r>
+            <w:r>
+              <w:rPr>
+                <w:rFonts w:ascii="Arial" w:hAnsi="Arial" w:cs="Arial"/>
+                <w:sz w:val="20"/>
+                <w:szCs w:val="20"/>
+                <w:lang w:eastAsia="en-CA"/>
+              </w:rPr>
+              <w:t xml:space="preserve"> during spawning period of adults</w:t>
+            </w:r>
             <w:r>
               <w:rPr>
                 <w:rFonts w:ascii="Arial" w:hAnsi="Arial" w:cs="Arial"/>
@@ -2253,139 +1926,6 @@
         </w:tc>
         <w:tc>
           <w:tcPr>
-            <w:tcW w:w="1151" w:type="dxa"/>
-            <w:hideMark/>
-          </w:tcPr>
-          <w:p>
-            <w:pPr>
-              <w:rPr>
-                <w:rFonts w:ascii="Arial" w:hAnsi="Arial" w:cs="Arial"/>
-                <w:sz w:val="20"/>
-                <w:szCs w:val="20"/>
-                <w:lang w:eastAsia="en-CA"/>
-              </w:rPr>
-            </w:pPr>
-            <w:r>
-              <w:rPr>
-                <w:rFonts w:ascii="Arial" w:hAnsi="Arial" w:cs="Arial"/>
-                <w:sz w:val="20"/>
-                <w:szCs w:val="20"/>
-                <w:lang w:eastAsia="en-CA"/>
-              </w:rPr>
-              <w:t>Tertiary consumer; age-0 and age-1+ juveniles</w:t>
-            </w:r>
-          </w:p>
-        </w:tc>
-        <w:tc>
-          <w:tcPr>
-            <w:tcW w:w="1984" w:type="dxa"/>
-            <w:hideMark/>
-          </w:tcPr>
-          <w:p>
-            <w:pPr>
-              <w:rPr>
-                <w:rFonts w:ascii="Arial" w:hAnsi="Arial" w:cs="Arial"/>
-                <w:sz w:val="20"/>
-                <w:szCs w:val="20"/>
-                <w:lang w:eastAsia="en-CA"/>
-              </w:rPr>
-            </w:pPr>
-            <w:r>
-              <w:rPr>
-                <w:rFonts w:ascii="Arial" w:hAnsi="Arial" w:cs="Arial"/>
-                <w:sz w:val="20"/>
-                <w:szCs w:val="20"/>
-                <w:lang w:eastAsia="en-CA"/>
-              </w:rPr>
-              <w:t>Directional</w:t>
-            </w:r>
-            <w:r>
-              <w:rPr>
-                <w:rFonts w:ascii="Arial" w:hAnsi="Arial" w:cs="Arial"/>
-                <w:sz w:val="20"/>
-                <w:szCs w:val="20"/>
-                <w:lang w:eastAsia="en-CA"/>
-              </w:rPr>
-              <w:t xml:space="preserve"> </w:t>
-            </w:r>
-            <w:r>
-              <w:rPr>
-                <w:rFonts w:ascii="Arial" w:hAnsi="Arial" w:cs="Arial"/>
-                <w:sz w:val="20"/>
-                <w:szCs w:val="20"/>
-                <w:lang w:eastAsia="en-CA"/>
-              </w:rPr>
-              <w:t>(</w:t>
-            </w:r>
-            <w:proofErr w:type="spellStart"/>
-            <w:r>
-              <w:rPr>
-                <w:rFonts w:ascii="Arial" w:hAnsi="Arial" w:cs="Arial"/>
-                <w:sz w:val="20"/>
-                <w:szCs w:val="20"/>
-                <w:lang w:eastAsia="en-CA"/>
-              </w:rPr>
-              <w:t>stream</w:t>
-            </w:r>
-            <w:r>
-              <w:rPr>
-                <w:rFonts w:ascii="Arial" w:hAnsi="Arial" w:cs="Arial"/>
-                <w:sz w:val="20"/>
-                <w:szCs w:val="20"/>
-                <w:lang w:eastAsia="en-CA"/>
-              </w:rPr>
-              <w:t>→</w:t>
-            </w:r>
-            <w:r>
-              <w:rPr>
-                <w:rFonts w:ascii="Arial" w:hAnsi="Arial" w:cs="Arial"/>
-                <w:sz w:val="20"/>
-                <w:szCs w:val="20"/>
-                <w:lang w:eastAsia="en-CA"/>
-              </w:rPr>
-              <w:t>lake</w:t>
-            </w:r>
-            <w:proofErr w:type="spellEnd"/>
-            <w:r>
-              <w:rPr>
-                <w:rFonts w:ascii="Arial" w:hAnsi="Arial" w:cs="Arial"/>
-                <w:sz w:val="20"/>
-                <w:szCs w:val="20"/>
-                <w:lang w:eastAsia="en-CA"/>
-              </w:rPr>
-              <w:t xml:space="preserve"> </w:t>
-            </w:r>
-            <w:r>
-              <w:rPr>
-                <w:rFonts w:ascii="Arial" w:hAnsi="Arial" w:cs="Arial"/>
-                <w:sz w:val="20"/>
-                <w:szCs w:val="20"/>
-                <w:lang w:eastAsia="en-CA"/>
-              </w:rPr>
-              <w:t>for juveniles</w:t>
-            </w:r>
-            <w:r>
-              <w:rPr>
-                <w:rFonts w:ascii="Arial" w:hAnsi="Arial" w:cs="Arial"/>
-                <w:sz w:val="20"/>
-                <w:szCs w:val="20"/>
-                <w:lang w:eastAsia="en-CA"/>
-              </w:rPr>
-              <w:t xml:space="preserve"> during spawning period of adults</w:t>
-            </w:r>
-            <w:r>
-              <w:rPr>
-                <w:rFonts w:ascii="Arial" w:hAnsi="Arial" w:cs="Arial"/>
-                <w:sz w:val="20"/>
-                <w:szCs w:val="20"/>
-                <w:lang w:eastAsia="en-CA"/>
-              </w:rPr>
-              <w:t>)</w:t>
-            </w:r>
-          </w:p>
-        </w:tc>
-        <w:tc>
-          <w:tcPr>
             <w:tcW w:w="2268" w:type="dxa"/>
             <w:hideMark/>
           </w:tcPr>
@@ -2405,36 +1945,16 @@
                 <w:szCs w:val="20"/>
                 <w:lang w:eastAsia="en-CA"/>
               </w:rPr>
-              <w:t xml:space="preserve">Seeking refuge from spawning adults </w:t>
-            </w:r>
-            <w:proofErr w:type="gramStart"/>
-            <w:r>
-              <w:rPr>
-                <w:rFonts w:ascii="Arial" w:hAnsi="Arial" w:cs="Arial"/>
-                <w:sz w:val="20"/>
-                <w:szCs w:val="20"/>
-                <w:lang w:eastAsia="en-CA"/>
-              </w:rPr>
-              <w:t xml:space="preserve">and </w:t>
-            </w:r>
-            <w:r>
-              <w:rPr>
-                <w:rFonts w:ascii="Arial" w:hAnsi="Arial" w:cs="Arial"/>
-                <w:sz w:val="20"/>
-                <w:szCs w:val="20"/>
-                <w:lang w:eastAsia="en-CA"/>
-              </w:rPr>
-              <w:t xml:space="preserve"> foraging</w:t>
-            </w:r>
-            <w:proofErr w:type="gramEnd"/>
-            <w:r>
-              <w:rPr>
-                <w:rFonts w:ascii="Arial" w:hAnsi="Arial" w:cs="Arial"/>
-                <w:sz w:val="20"/>
-                <w:szCs w:val="20"/>
-                <w:lang w:eastAsia="en-CA"/>
-              </w:rPr>
-              <w:t xml:space="preserve"> </w:t>
+              <w:t xml:space="preserve">Seeking refuge from spawning adults and </w:t>
+            </w:r>
+            <w:r>
+              <w:rPr>
+                <w:rFonts w:ascii="Arial" w:hAnsi="Arial" w:cs="Arial"/>
+                <w:sz w:val="20"/>
+                <w:szCs w:val="20"/>
+                <w:lang w:eastAsia="en-CA"/>
+              </w:rPr>
+              <w:t xml:space="preserve"> foraging </w:t>
             </w:r>
             <w:r>
               <w:rPr>
@@ -2491,25 +2011,14 @@
                 <w:lang w:eastAsia="en-CA"/>
               </w:rPr>
             </w:pPr>
-            <w:proofErr w:type="spellStart"/>
-            <w:r>
-              <w:rPr>
-                <w:rFonts w:ascii="Arial" w:hAnsi="Arial" w:cs="Arial"/>
-                <w:sz w:val="20"/>
-                <w:szCs w:val="20"/>
-                <w:lang w:eastAsia="en-CA"/>
-              </w:rPr>
-              <w:t>Dolinsek</w:t>
-            </w:r>
-            <w:proofErr w:type="spellEnd"/>
-            <w:r>
-              <w:rPr>
-                <w:rFonts w:ascii="Arial" w:hAnsi="Arial" w:cs="Arial"/>
-                <w:sz w:val="20"/>
-                <w:szCs w:val="20"/>
-                <w:lang w:eastAsia="en-CA"/>
-              </w:rPr>
-              <w:t xml:space="preserve"> et al. 2014</w:t>
+            <w:r>
+              <w:rPr>
+                <w:rFonts w:ascii="Arial" w:hAnsi="Arial" w:cs="Arial"/>
+                <w:sz w:val="20"/>
+                <w:szCs w:val="20"/>
+                <w:lang w:eastAsia="en-CA"/>
+              </w:rPr>
+              <w:t>Dolinsek et al. 2014</w:t>
             </w:r>
           </w:p>
         </w:tc>
@@ -2593,27 +2102,7 @@
                 <w:szCs w:val="20"/>
                 <w:lang w:eastAsia="en-CA"/>
               </w:rPr>
-              <w:t>(</w:t>
-            </w:r>
-            <w:proofErr w:type="spellStart"/>
-            <w:r>
-              <w:rPr>
-                <w:rFonts w:ascii="Arial" w:hAnsi="Arial" w:cs="Arial"/>
-                <w:sz w:val="20"/>
-                <w:szCs w:val="20"/>
-                <w:lang w:eastAsia="en-CA"/>
-              </w:rPr>
-              <w:t>lake↔stream</w:t>
-            </w:r>
-            <w:proofErr w:type="spellEnd"/>
-            <w:r>
-              <w:rPr>
-                <w:rFonts w:ascii="Arial" w:hAnsi="Arial" w:cs="Arial"/>
-                <w:sz w:val="20"/>
-                <w:szCs w:val="20"/>
-                <w:lang w:eastAsia="en-CA"/>
-              </w:rPr>
-              <w:t>)</w:t>
+              <w:t>(lake↔stream)</w:t>
             </w:r>
           </w:p>
         </w:tc>
@@ -2727,27 +2216,7 @@
                 <w:szCs w:val="20"/>
                 <w:lang w:eastAsia="en-CA"/>
               </w:rPr>
-              <w:t>Arctic grayling (</w:t>
-            </w:r>
-            <w:proofErr w:type="spellStart"/>
-            <w:r>
-              <w:rPr>
-                <w:rFonts w:ascii="Arial" w:hAnsi="Arial" w:cs="Arial"/>
-                <w:sz w:val="20"/>
-                <w:szCs w:val="20"/>
-                <w:lang w:eastAsia="en-CA"/>
-              </w:rPr>
-              <w:t>Thymallus</w:t>
-            </w:r>
-            <w:proofErr w:type="spellEnd"/>
-            <w:r>
-              <w:rPr>
-                <w:rFonts w:ascii="Arial" w:hAnsi="Arial" w:cs="Arial"/>
-                <w:sz w:val="20"/>
-                <w:szCs w:val="20"/>
-                <w:lang w:eastAsia="en-CA"/>
-              </w:rPr>
-              <w:t xml:space="preserve"> arcticus); rainbow trout (Oncorhynchus mykiss)</w:t>
+              <w:t>Arctic grayling (Thymallus arcticus); rainbow trout (Oncorhynchus mykiss)</w:t>
             </w:r>
           </w:p>
         </w:tc>
@@ -2870,25 +2339,14 @@
                 <w:lang w:eastAsia="en-CA"/>
               </w:rPr>
             </w:pPr>
-            <w:proofErr w:type="spellStart"/>
-            <w:r>
-              <w:rPr>
-                <w:rFonts w:ascii="Arial" w:hAnsi="Arial" w:cs="Arial"/>
-                <w:sz w:val="20"/>
-                <w:szCs w:val="20"/>
-                <w:lang w:eastAsia="en-CA"/>
-              </w:rPr>
-              <w:t>Kikko</w:t>
-            </w:r>
-            <w:proofErr w:type="spellEnd"/>
-            <w:r>
-              <w:rPr>
-                <w:rFonts w:ascii="Arial" w:hAnsi="Arial" w:cs="Arial"/>
-                <w:sz w:val="20"/>
-                <w:szCs w:val="20"/>
-                <w:lang w:eastAsia="en-CA"/>
-              </w:rPr>
-              <w:t xml:space="preserve"> et al. 2024</w:t>
+            <w:r>
+              <w:rPr>
+                <w:rFonts w:ascii="Arial" w:hAnsi="Arial" w:cs="Arial"/>
+                <w:sz w:val="20"/>
+                <w:szCs w:val="20"/>
+                <w:lang w:eastAsia="en-CA"/>
+              </w:rPr>
+              <w:t>Kikko et al. 2024</w:t>
             </w:r>
           </w:p>
         </w:tc>
@@ -2906,65 +2364,14 @@
                 <w:lang w:eastAsia="en-CA"/>
               </w:rPr>
             </w:pPr>
-            <w:proofErr w:type="spellStart"/>
-            <w:r>
-              <w:rPr>
-                <w:rFonts w:ascii="Arial" w:hAnsi="Arial" w:cs="Arial"/>
-                <w:sz w:val="20"/>
-                <w:szCs w:val="20"/>
-                <w:lang w:eastAsia="en-CA"/>
-              </w:rPr>
-              <w:t>Honmoroko</w:t>
-            </w:r>
-            <w:proofErr w:type="spellEnd"/>
-            <w:r>
-              <w:rPr>
-                <w:rFonts w:ascii="Arial" w:hAnsi="Arial" w:cs="Arial"/>
-                <w:sz w:val="20"/>
-                <w:szCs w:val="20"/>
-                <w:lang w:eastAsia="en-CA"/>
-              </w:rPr>
-              <w:t xml:space="preserve"> (</w:t>
-            </w:r>
-            <w:proofErr w:type="spellStart"/>
-            <w:r>
-              <w:rPr>
-                <w:rFonts w:ascii="Arial" w:hAnsi="Arial" w:cs="Arial"/>
-                <w:sz w:val="20"/>
-                <w:szCs w:val="20"/>
-                <w:lang w:eastAsia="en-CA"/>
-              </w:rPr>
-              <w:t>Gnathopogon</w:t>
-            </w:r>
-            <w:proofErr w:type="spellEnd"/>
-            <w:r>
-              <w:rPr>
-                <w:rFonts w:ascii="Arial" w:hAnsi="Arial" w:cs="Arial"/>
-                <w:sz w:val="20"/>
-                <w:szCs w:val="20"/>
-                <w:lang w:eastAsia="en-CA"/>
-              </w:rPr>
-              <w:t xml:space="preserve"> </w:t>
-            </w:r>
-            <w:proofErr w:type="spellStart"/>
-            <w:r>
-              <w:rPr>
-                <w:rFonts w:ascii="Arial" w:hAnsi="Arial" w:cs="Arial"/>
-                <w:sz w:val="20"/>
-                <w:szCs w:val="20"/>
-                <w:lang w:eastAsia="en-CA"/>
-              </w:rPr>
-              <w:t>caerulescens</w:t>
-            </w:r>
-            <w:proofErr w:type="spellEnd"/>
-            <w:r>
-              <w:rPr>
-                <w:rFonts w:ascii="Arial" w:hAnsi="Arial" w:cs="Arial"/>
-                <w:sz w:val="20"/>
-                <w:szCs w:val="20"/>
-                <w:lang w:eastAsia="en-CA"/>
-              </w:rPr>
-              <w:t>)</w:t>
+            <w:r>
+              <w:rPr>
+                <w:rFonts w:ascii="Arial" w:hAnsi="Arial" w:cs="Arial"/>
+                <w:sz w:val="20"/>
+                <w:szCs w:val="20"/>
+                <w:lang w:eastAsia="en-CA"/>
+              </w:rPr>
+              <w:t>Honmoroko (Gnathopogon caerulescens)</w:t>
             </w:r>
           </w:p>
         </w:tc>
@@ -2989,27 +2396,7 @@
                 <w:szCs w:val="20"/>
                 <w:lang w:eastAsia="en-CA"/>
               </w:rPr>
-              <w:t>Primary consumer (</w:t>
-            </w:r>
-            <w:proofErr w:type="spellStart"/>
-            <w:r>
-              <w:rPr>
-                <w:rFonts w:ascii="Arial" w:hAnsi="Arial" w:cs="Arial"/>
-                <w:sz w:val="20"/>
-                <w:szCs w:val="20"/>
-                <w:lang w:eastAsia="en-CA"/>
-              </w:rPr>
-              <w:t>planktivore</w:t>
-            </w:r>
-            <w:proofErr w:type="spellEnd"/>
-            <w:r>
-              <w:rPr>
-                <w:rFonts w:ascii="Arial" w:hAnsi="Arial" w:cs="Arial"/>
-                <w:sz w:val="20"/>
-                <w:szCs w:val="20"/>
-                <w:lang w:eastAsia="en-CA"/>
-              </w:rPr>
-              <w:t>); All age classes (juvenile through adult)</w:t>
+              <w:t>Primary consumer (planktivore); All age classes (juvenile through adult)</w:t>
             </w:r>
           </w:p>
         </w:tc>
@@ -3186,65 +2573,14 @@
                 <w:lang w:eastAsia="en-CA"/>
               </w:rPr>
             </w:pPr>
-            <w:proofErr w:type="spellStart"/>
-            <w:r>
-              <w:rPr>
-                <w:rFonts w:ascii="Arial" w:hAnsi="Arial" w:cs="Arial"/>
-                <w:sz w:val="20"/>
-                <w:szCs w:val="20"/>
-                <w:lang w:eastAsia="en-CA"/>
-              </w:rPr>
-              <w:t>Redside</w:t>
-            </w:r>
-            <w:proofErr w:type="spellEnd"/>
-            <w:r>
-              <w:rPr>
-                <w:rFonts w:ascii="Arial" w:hAnsi="Arial" w:cs="Arial"/>
-                <w:sz w:val="20"/>
-                <w:szCs w:val="20"/>
-                <w:lang w:eastAsia="en-CA"/>
-              </w:rPr>
-              <w:t xml:space="preserve"> shiner (</w:t>
-            </w:r>
-            <w:proofErr w:type="spellStart"/>
-            <w:r>
-              <w:rPr>
-                <w:rFonts w:ascii="Arial" w:hAnsi="Arial" w:cs="Arial"/>
-                <w:sz w:val="20"/>
-                <w:szCs w:val="20"/>
-                <w:lang w:eastAsia="en-CA"/>
-              </w:rPr>
-              <w:t>Richardsonius</w:t>
-            </w:r>
-            <w:proofErr w:type="spellEnd"/>
-            <w:r>
-              <w:rPr>
-                <w:rFonts w:ascii="Arial" w:hAnsi="Arial" w:cs="Arial"/>
-                <w:sz w:val="20"/>
-                <w:szCs w:val="20"/>
-                <w:lang w:eastAsia="en-CA"/>
-              </w:rPr>
-              <w:t xml:space="preserve"> </w:t>
-            </w:r>
-            <w:proofErr w:type="spellStart"/>
-            <w:r>
-              <w:rPr>
-                <w:rFonts w:ascii="Arial" w:hAnsi="Arial" w:cs="Arial"/>
-                <w:sz w:val="20"/>
-                <w:szCs w:val="20"/>
-                <w:lang w:eastAsia="en-CA"/>
-              </w:rPr>
-              <w:t>balteatus</w:t>
-            </w:r>
-            <w:proofErr w:type="spellEnd"/>
-            <w:r>
-              <w:rPr>
-                <w:rFonts w:ascii="Arial" w:hAnsi="Arial" w:cs="Arial"/>
-                <w:sz w:val="20"/>
-                <w:szCs w:val="20"/>
-                <w:lang w:eastAsia="en-CA"/>
-              </w:rPr>
-              <w:t>)</w:t>
+            <w:r>
+              <w:rPr>
+                <w:rFonts w:ascii="Arial" w:hAnsi="Arial" w:cs="Arial"/>
+                <w:sz w:val="20"/>
+                <w:szCs w:val="20"/>
+                <w:lang w:eastAsia="en-CA"/>
+              </w:rPr>
+              <w:t>Redside shiner (Richardsonius balteatus)</w:t>
             </w:r>
           </w:p>
         </w:tc>
@@ -3303,47 +2639,7 @@
                 <w:szCs w:val="20"/>
                 <w:lang w:eastAsia="en-CA"/>
               </w:rPr>
-              <w:t xml:space="preserve"> (</w:t>
-            </w:r>
-            <w:proofErr w:type="spellStart"/>
-            <w:r>
-              <w:rPr>
-                <w:rFonts w:ascii="Arial" w:hAnsi="Arial" w:cs="Arial"/>
-                <w:sz w:val="20"/>
-                <w:szCs w:val="20"/>
-                <w:lang w:eastAsia="en-CA"/>
-              </w:rPr>
-              <w:t>lake→stream</w:t>
-            </w:r>
-            <w:proofErr w:type="spellEnd"/>
-            <w:r>
-              <w:rPr>
-                <w:rFonts w:ascii="Arial" w:hAnsi="Arial" w:cs="Arial"/>
-                <w:sz w:val="20"/>
-                <w:szCs w:val="20"/>
-                <w:lang w:eastAsia="en-CA"/>
-              </w:rPr>
-              <w:t xml:space="preserve"> for spawning; fry passively downstream </w:t>
-            </w:r>
-            <w:proofErr w:type="spellStart"/>
-            <w:r>
-              <w:rPr>
-                <w:rFonts w:ascii="Arial" w:hAnsi="Arial" w:cs="Arial"/>
-                <w:sz w:val="20"/>
-                <w:szCs w:val="20"/>
-                <w:lang w:eastAsia="en-CA"/>
-              </w:rPr>
-              <w:t>stream→lake</w:t>
-            </w:r>
-            <w:proofErr w:type="spellEnd"/>
-            <w:r>
-              <w:rPr>
-                <w:rFonts w:ascii="Arial" w:hAnsi="Arial" w:cs="Arial"/>
-                <w:sz w:val="20"/>
-                <w:szCs w:val="20"/>
-                <w:lang w:eastAsia="en-CA"/>
-              </w:rPr>
-              <w:t>)</w:t>
+              <w:t xml:space="preserve"> (lake→stream for spawning; fry passively downstream stream→lake)</w:t>
             </w:r>
           </w:p>
         </w:tc>
@@ -3411,18 +2707,49 @@
     <w:p>
       <w:pPr>
         <w:rPr>
+          <w:lang w:val="en-US" w:eastAsia="en-CA"/>
+        </w:rPr>
+      </w:pPr>
+      <w:r>
+        <w:rPr>
           <w:b/>
           <w:bCs/>
           <w:lang w:val="en-US" w:eastAsia="en-CA"/>
         </w:rPr>
-      </w:pPr>
+        <w:br w:type="column"/>
+      </w:r>
+      <w:bookmarkStart w:id="0" w:name="OLE_LINK5"/>
+      <w:bookmarkStart w:id="1" w:name="OLE_LINK6"/>
       <w:r>
         <w:rPr>
           <w:b/>
           <w:bCs/>
           <w:lang w:val="en-US" w:eastAsia="en-CA"/>
         </w:rPr>
-        <w:br w:type="column"/>
+        <w:lastRenderedPageBreak/>
+        <w:t xml:space="preserve">Table </w:t>
+      </w:r>
+      <w:r>
+        <w:rPr>
+          <w:b/>
+          <w:bCs/>
+          <w:lang w:val="en-US" w:eastAsia="en-CA"/>
+        </w:rPr>
+        <w:t>S2</w:t>
+      </w:r>
+      <w:r>
+        <w:rPr>
+          <w:b/>
+          <w:bCs/>
+          <w:lang w:val="en-US" w:eastAsia="en-CA"/>
+        </w:rPr>
+        <w:t xml:space="preserve">. </w:t>
+      </w:r>
+      <w:r>
+        <w:rPr>
+          <w:lang w:val="en-US" w:eastAsia="en-CA"/>
+        </w:rPr>
+        <w:t>Summary statistics (mean ± SE) of the proportion of lake-derived carbon and trophic position of golden and common shiners across seasons and capture locations, derived from stable isotope analysis of liver tissues.</w:t>
       </w:r>
     </w:p>
     <w:tbl>
@@ -3500,6 +2827,17 @@
               </w:rPr>
               <w:t>Location</w:t>
             </w:r>
+            <w:r>
+              <w:rPr>
+                <w:rFonts w:ascii="Arial" w:hAnsi="Arial" w:cs="Arial"/>
+                <w:b/>
+                <w:bCs/>
+                <w:sz w:val="20"/>
+                <w:szCs w:val="20"/>
+                <w:lang w:eastAsia="en-CA"/>
+              </w:rPr>
+              <w:t xml:space="preserve"> of capture</w:t>
+            </w:r>
           </w:p>
         </w:tc>
         <w:tc>
@@ -4419,14 +3757,59 @@
     <w:p>
       <w:pPr>
         <w:rPr>
-          <w:rFonts w:ascii="Arial" w:hAnsi="Arial" w:cs="Arial"/>
+          <w:lang w:val="en-US" w:eastAsia="en-CA"/>
+        </w:rPr>
+      </w:pPr>
+      <w:r>
+        <w:rPr>
           <w:b/>
           <w:bCs/>
-          <w:sz w:val="20"/>
-          <w:szCs w:val="20"/>
           <w:lang w:val="en-US" w:eastAsia="en-CA"/>
         </w:rPr>
-      </w:pPr>
+        <w:t xml:space="preserve">Table </w:t>
+      </w:r>
+      <w:r>
+        <w:rPr>
+          <w:b/>
+          <w:bCs/>
+          <w:lang w:val="en-US" w:eastAsia="en-CA"/>
+        </w:rPr>
+        <w:t>S</w:t>
+      </w:r>
+      <w:r>
+        <w:rPr>
+          <w:b/>
+          <w:bCs/>
+          <w:lang w:val="en-US" w:eastAsia="en-CA"/>
+        </w:rPr>
+        <w:t>3</w:t>
+      </w:r>
+      <w:r>
+        <w:rPr>
+          <w:b/>
+          <w:bCs/>
+          <w:lang w:val="en-US" w:eastAsia="en-CA"/>
+        </w:rPr>
+        <w:t xml:space="preserve">. </w:t>
+      </w:r>
+      <w:r>
+        <w:rPr>
+          <w:lang w:val="en-US" w:eastAsia="en-CA"/>
+        </w:rPr>
+        <w:t xml:space="preserve">Summary statistics (mean ± SE) of lake residency (proportion of minutes assigned to the lake </w:t>
+      </w:r>
+      <w:r>
+        <w:rPr>
+          <w:lang w:val="en-US" w:eastAsia="en-CA"/>
+        </w:rPr>
+        <w:t xml:space="preserve">habitat </w:t>
+      </w:r>
+      <w:r>
+        <w:rPr>
+          <w:lang w:val="en-US" w:eastAsia="en-CA"/>
+        </w:rPr>
+        <w:t>within each season) and habitat recurrence (number of discrete return events to the release habitat) for tagged golden shiners released in lake and creek habitats.</w:t>
+      </w:r>
     </w:p>
     <w:tbl>
       <w:tblPr>
@@ -4503,6 +3886,17 @@
               </w:rPr>
               <w:t>Location</w:t>
             </w:r>
+            <w:r>
+              <w:rPr>
+                <w:rFonts w:ascii="Arial" w:hAnsi="Arial" w:cs="Arial"/>
+                <w:b/>
+                <w:bCs/>
+                <w:sz w:val="20"/>
+                <w:szCs w:val="20"/>
+                <w:lang w:eastAsia="en-CA"/>
+              </w:rPr>
+              <w:t xml:space="preserve"> of release</w:t>
+            </w:r>
           </w:p>
         </w:tc>
         <w:tc>
@@ -5406,6 +4800,8 @@
           </w:p>
         </w:tc>
       </w:tr>
+      <w:bookmarkEnd w:id="0"/>
+      <w:bookmarkEnd w:id="1"/>
     </w:tbl>
     <w:p>
       <w:pPr>
@@ -5704,7 +5100,7 @@
           </mc:Choice>
           <mc:Fallback>
             <w:pict>
-              <v:rect w14:anchorId="529D436E" id="Rectangle 2" o:spid="_x0000_s1026" style="position:absolute;margin-left:110.1pt;margin-top:165.85pt;width:42.4pt;height:61.5pt;z-index:251660288;visibility:visible;mso-wrap-style:square;mso-width-percent:0;mso-height-percent:0;mso-wrap-distance-left:9pt;mso-wrap-distance-top:0;mso-wrap-distance-right:9pt;mso-wrap-distance-bottom:0;mso-position-horizontal:absolute;mso-position-horizontal-relative:text;mso-position-vertical:absolute;mso-position-vertical-relative:text;mso-width-percent:0;mso-height-percent:0;mso-width-relative:margin;mso-height-relative:margin;v-text-anchor:middle" o:gfxdata="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" fillcolor="white [3212]" strokecolor="white [3212]" strokeweight="1pt"/>
+              <v:rect w14:anchorId="586A7186" id="Rectangle 2" o:spid="_x0000_s1026" style="position:absolute;margin-left:110.1pt;margin-top:165.85pt;width:42.4pt;height:61.5pt;z-index:251660288;visibility:visible;mso-wrap-style:square;mso-width-percent:0;mso-height-percent:0;mso-wrap-distance-left:9pt;mso-wrap-distance-top:0;mso-wrap-distance-right:9pt;mso-wrap-distance-bottom:0;mso-position-horizontal:absolute;mso-position-horizontal-relative:text;mso-position-vertical:absolute;mso-position-vertical-relative:text;mso-width-percent:0;mso-height-percent:0;mso-width-relative:margin;mso-height-relative:margin;v-text-anchor:middle" o:gfxdata="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" fillcolor="white [3212]" strokecolor="white [3212]" strokeweight="1pt"/>
             </w:pict>
           </mc:Fallback>
         </mc:AlternateContent>
@@ -6386,6 +5782,9 @@
       </w:r>
       <w:r>
         <w:t>, transition = grey).</w:t>
+      </w:r>
+      <w:r>
+        <w:t xml:space="preserve"> </w:t>
       </w:r>
     </w:p>
     <w:sectPr>

--- a/Manuscript/Supplementary Materials.docx
+++ b/Manuscript/Supplementary Materials.docx
@@ -22,28 +22,264 @@
     </w:p>
     <w:p>
       <w:pPr>
-        <w:rPr>
-          <w:b/>
-          <w:bCs/>
-          <w:lang w:val="en-US" w:eastAsia="en-CA"/>
+        <w:spacing w:after="240"/>
+        <w:jc w:val="both"/>
+        <w:rPr>
+          <w:color w:val="000000" w:themeColor="text1"/>
         </w:rPr>
       </w:pPr>
       <w:r>
         <w:rPr>
-          <w:b/>
-          <w:bCs/>
-          <w:lang w:val="en-US" w:eastAsia="en-CA"/>
-        </w:rPr>
-        <w:t>Tables</w:t>
+          <w:rStyle w:val="normaltextrun"/>
+          <w:b/>
+          <w:bCs/>
+          <w:color w:val="000000" w:themeColor="text1"/>
+        </w:rPr>
+        <w:t>Title:</w:t>
+      </w:r>
+      <w:r>
+        <w:rPr>
+          <w:rStyle w:val="normaltextrun"/>
+          <w:color w:val="000000" w:themeColor="text1"/>
+        </w:rPr>
+        <w:t xml:space="preserve"> Habitat coupling </w:t>
+      </w:r>
+      <w:r>
+        <w:rPr>
+          <w:rStyle w:val="normaltextrun"/>
+          <w:color w:val="000000" w:themeColor="text1"/>
+        </w:rPr>
+        <w:t>across</w:t>
+      </w:r>
+      <w:r>
+        <w:rPr>
+          <w:rStyle w:val="normaltextrun"/>
+          <w:color w:val="000000" w:themeColor="text1"/>
+        </w:rPr>
+        <w:t xml:space="preserve"> </w:t>
+      </w:r>
+      <w:r>
+        <w:rPr>
+          <w:rStyle w:val="normaltextrun"/>
+          <w:color w:val="000000" w:themeColor="text1"/>
+        </w:rPr>
+        <w:t xml:space="preserve">a </w:t>
+      </w:r>
+      <w:r>
+        <w:rPr>
+          <w:rStyle w:val="normaltextrun"/>
+          <w:color w:val="000000" w:themeColor="text1"/>
+        </w:rPr>
+        <w:t>lake-creek ecosystem: small fish as the missing link</w:t>
       </w:r>
     </w:p>
     <w:p>
       <w:pPr>
-        <w:rPr>
-          <w:b/>
-          <w:bCs/>
-          <w:sz w:val="20"/>
-          <w:szCs w:val="20"/>
+        <w:spacing w:after="240"/>
+        <w:jc w:val="both"/>
+        <w:rPr>
+          <w:rFonts w:eastAsiaTheme="majorEastAsia"/>
+        </w:rPr>
+      </w:pPr>
+      <w:r>
+        <w:rPr>
+          <w:rFonts w:eastAsiaTheme="majorEastAsia"/>
+          <w:b/>
+          <w:bCs/>
+        </w:rPr>
+        <w:t>Authors:</w:t>
+      </w:r>
+      <w:r>
+        <w:rPr>
+          <w:rFonts w:eastAsiaTheme="majorEastAsia"/>
+        </w:rPr>
+        <w:t xml:space="preserve"> Charlotte</w:t>
+      </w:r>
+      <w:r>
+        <w:rPr>
+          <w:rFonts w:eastAsiaTheme="majorEastAsia"/>
+        </w:rPr>
+        <w:t xml:space="preserve"> A. </w:t>
+      </w:r>
+      <w:r>
+        <w:rPr>
+          <w:rFonts w:eastAsiaTheme="majorEastAsia"/>
+        </w:rPr>
+        <w:t>Ward</w:t>
+      </w:r>
+      <w:r>
+        <w:rPr>
+          <w:rFonts w:eastAsiaTheme="majorEastAsia"/>
+          <w:vertAlign w:val="superscript"/>
+        </w:rPr>
+        <w:t>1,2</w:t>
+      </w:r>
+      <w:r>
+        <w:rPr>
+          <w:rFonts w:eastAsiaTheme="majorEastAsia"/>
+        </w:rPr>
+        <w:t>*</w:t>
+      </w:r>
+      <w:r>
+        <w:rPr>
+          <w:rFonts w:eastAsiaTheme="majorEastAsia"/>
+        </w:rPr>
+        <w:t>, Reilly</w:t>
+      </w:r>
+      <w:r>
+        <w:rPr>
+          <w:rFonts w:eastAsiaTheme="majorEastAsia"/>
+        </w:rPr>
+        <w:t xml:space="preserve"> F. </w:t>
+      </w:r>
+      <w:r>
+        <w:rPr>
+          <w:rFonts w:eastAsiaTheme="majorEastAsia"/>
+        </w:rPr>
+        <w:t>O’Connor</w:t>
+      </w:r>
+      <w:r>
+        <w:rPr>
+          <w:rFonts w:eastAsiaTheme="majorEastAsia"/>
+          <w:vertAlign w:val="superscript"/>
+        </w:rPr>
+        <w:t>1</w:t>
+      </w:r>
+      <w:r>
+        <w:rPr>
+          <w:rFonts w:eastAsiaTheme="majorEastAsia"/>
+        </w:rPr>
+        <w:t>, Tim</w:t>
+      </w:r>
+      <w:r>
+        <w:rPr>
+          <w:rFonts w:eastAsiaTheme="majorEastAsia"/>
+        </w:rPr>
+        <w:t>othy</w:t>
+      </w:r>
+      <w:r>
+        <w:rPr>
+          <w:rFonts w:eastAsiaTheme="majorEastAsia"/>
+        </w:rPr>
+        <w:t xml:space="preserve"> Fernandes</w:t>
+      </w:r>
+      <w:r>
+        <w:rPr>
+          <w:rFonts w:eastAsiaTheme="majorEastAsia"/>
+          <w:vertAlign w:val="superscript"/>
+        </w:rPr>
+        <w:t>1,2</w:t>
+      </w:r>
+      <w:r>
+        <w:rPr>
+          <w:rFonts w:eastAsiaTheme="majorEastAsia"/>
+        </w:rPr>
+        <w:t xml:space="preserve">, Kevin </w:t>
+      </w:r>
+      <w:r>
+        <w:rPr>
+          <w:rFonts w:eastAsiaTheme="majorEastAsia"/>
+        </w:rPr>
+        <w:t xml:space="preserve">S. </w:t>
+      </w:r>
+      <w:r>
+        <w:rPr>
+          <w:rFonts w:eastAsiaTheme="majorEastAsia"/>
+        </w:rPr>
+        <w:t>McCann</w:t>
+      </w:r>
+      <w:r>
+        <w:rPr>
+          <w:rFonts w:eastAsiaTheme="majorEastAsia"/>
+          <w:vertAlign w:val="superscript"/>
+        </w:rPr>
+        <w:t>1,2</w:t>
+      </w:r>
+      <w:r>
+        <w:rPr>
+          <w:rFonts w:eastAsiaTheme="majorEastAsia"/>
+        </w:rPr>
+        <w:t xml:space="preserve">, Mark </w:t>
+      </w:r>
+      <w:r>
+        <w:rPr>
+          <w:rFonts w:eastAsiaTheme="majorEastAsia"/>
+        </w:rPr>
+        <w:t xml:space="preserve">S. </w:t>
+      </w:r>
+      <w:r>
+        <w:rPr>
+          <w:rFonts w:eastAsiaTheme="majorEastAsia"/>
+        </w:rPr>
+        <w:t>Ridgway</w:t>
+      </w:r>
+      <w:r>
+        <w:rPr>
+          <w:rFonts w:eastAsiaTheme="majorEastAsia"/>
+          <w:vertAlign w:val="superscript"/>
+        </w:rPr>
+        <w:t>3</w:t>
+      </w:r>
+      <w:r>
+        <w:rPr>
+          <w:rFonts w:eastAsiaTheme="majorEastAsia"/>
+        </w:rPr>
+        <w:t xml:space="preserve">, Bailey </w:t>
+      </w:r>
+      <w:r>
+        <w:rPr>
+          <w:rFonts w:eastAsiaTheme="majorEastAsia"/>
+        </w:rPr>
+        <w:t xml:space="preserve">C. </w:t>
+      </w:r>
+      <w:r>
+        <w:rPr>
+          <w:rFonts w:eastAsiaTheme="majorEastAsia"/>
+        </w:rPr>
+        <w:t>McMeans</w:t>
+      </w:r>
+      <w:r>
+        <w:rPr>
+          <w:rFonts w:eastAsiaTheme="majorEastAsia"/>
+          <w:vertAlign w:val="superscript"/>
+        </w:rPr>
+        <w:t>4</w:t>
+      </w:r>
+      <w:r>
+        <w:rPr>
+          <w:rFonts w:eastAsiaTheme="majorEastAsia"/>
+        </w:rPr>
+        <w:t xml:space="preserve">, Tyler </w:t>
+      </w:r>
+      <w:r>
+        <w:rPr>
+          <w:rFonts w:eastAsiaTheme="majorEastAsia"/>
+        </w:rPr>
+        <w:t xml:space="preserve">D. </w:t>
+      </w:r>
+      <w:r>
+        <w:rPr>
+          <w:rFonts w:eastAsiaTheme="majorEastAsia"/>
+        </w:rPr>
+        <w:t>Tunney</w:t>
+      </w:r>
+      <w:r>
+        <w:rPr>
+          <w:rFonts w:eastAsiaTheme="majorEastAsia"/>
+          <w:vertAlign w:val="superscript"/>
+        </w:rPr>
+        <w:t>5,1</w:t>
+      </w:r>
+      <w:r>
+        <w:rPr>
+          <w:rFonts w:eastAsiaTheme="majorEastAsia"/>
+        </w:rPr>
+        <w:t xml:space="preserve"> </w:t>
+      </w:r>
+    </w:p>
+    <w:p>
+      <w:pPr>
+        <w:rPr>
           <w:lang w:val="en-US" w:eastAsia="en-CA"/>
         </w:rPr>
       </w:pPr>
@@ -51,6 +287,34 @@
     <w:p>
       <w:pPr>
         <w:rPr>
+          <w:b/>
+          <w:bCs/>
+          <w:lang w:val="en-US" w:eastAsia="en-CA"/>
+        </w:rPr>
+      </w:pPr>
+      <w:r>
+        <w:rPr>
+          <w:b/>
+          <w:bCs/>
+          <w:lang w:val="en-US" w:eastAsia="en-CA"/>
+        </w:rPr>
+        <w:t>Tables</w:t>
+      </w:r>
+    </w:p>
+    <w:p>
+      <w:pPr>
+        <w:rPr>
+          <w:b/>
+          <w:bCs/>
+          <w:sz w:val="20"/>
+          <w:szCs w:val="20"/>
+          <w:lang w:val="en-US" w:eastAsia="en-CA"/>
+        </w:rPr>
+      </w:pPr>
+    </w:p>
+    <w:p>
+      <w:pPr>
+        <w:rPr>
           <w:lang w:val="en-US" w:eastAsia="en-CA"/>
         </w:rPr>
       </w:pPr>
@@ -80,16 +344,15 @@
     <w:tbl>
       <w:tblPr>
         <w:tblStyle w:val="TableGrid"/>
-        <w:tblW w:w="0" w:type="auto"/>
+        <w:tblW w:w="9634" w:type="dxa"/>
         <w:tblLook w:val="04A0" w:firstRow="1" w:lastRow="0" w:firstColumn="1" w:lastColumn="0" w:noHBand="0" w:noVBand="1"/>
       </w:tblPr>
       <w:tblGrid>
         <w:gridCol w:w="1150"/>
         <w:gridCol w:w="1646"/>
-        <w:gridCol w:w="1372"/>
-        <w:gridCol w:w="1842"/>
-        <w:gridCol w:w="2074"/>
-        <w:gridCol w:w="1266"/>
+        <w:gridCol w:w="1735"/>
+        <w:gridCol w:w="2127"/>
+        <w:gridCol w:w="2976"/>
       </w:tblGrid>
       <w:tr>
         <w:trPr>
@@ -97,7 +360,7 @@
         </w:trPr>
         <w:tc>
           <w:tcPr>
-            <w:tcW w:w="988" w:type="dxa"/>
+            <w:tcW w:w="1150" w:type="dxa"/>
             <w:hideMark/>
           </w:tcPr>
           <w:p>
@@ -106,8 +369,8 @@
                 <w:rFonts w:ascii="Arial" w:hAnsi="Arial" w:cs="Arial"/>
                 <w:b/>
                 <w:bCs/>
-                <w:sz w:val="20"/>
-                <w:szCs w:val="20"/>
+                <w:sz w:val="18"/>
+                <w:szCs w:val="18"/>
                 <w:lang w:eastAsia="en-CA"/>
               </w:rPr>
             </w:pPr>
@@ -116,8 +379,8 @@
                 <w:rFonts w:ascii="Arial" w:hAnsi="Arial" w:cs="Arial"/>
                 <w:b/>
                 <w:bCs/>
-                <w:sz w:val="20"/>
-                <w:szCs w:val="20"/>
+                <w:sz w:val="18"/>
+                <w:szCs w:val="18"/>
                 <w:lang w:eastAsia="en-CA"/>
               </w:rPr>
               <w:t>Author &amp; Year</w:t>
@@ -126,7 +389,7 @@
         </w:tc>
         <w:tc>
           <w:tcPr>
-            <w:tcW w:w="1684" w:type="dxa"/>
+            <w:tcW w:w="1646" w:type="dxa"/>
             <w:hideMark/>
           </w:tcPr>
           <w:p>
@@ -135,8 +398,8 @@
                 <w:rFonts w:ascii="Arial" w:hAnsi="Arial" w:cs="Arial"/>
                 <w:b/>
                 <w:bCs/>
-                <w:sz w:val="20"/>
-                <w:szCs w:val="20"/>
+                <w:sz w:val="18"/>
+                <w:szCs w:val="18"/>
                 <w:lang w:eastAsia="en-CA"/>
               </w:rPr>
             </w:pPr>
@@ -145,8 +408,8 @@
                 <w:rFonts w:ascii="Arial" w:hAnsi="Arial" w:cs="Arial"/>
                 <w:b/>
                 <w:bCs/>
-                <w:sz w:val="20"/>
-                <w:szCs w:val="20"/>
+                <w:sz w:val="18"/>
+                <w:szCs w:val="18"/>
                 <w:lang w:eastAsia="en-CA"/>
               </w:rPr>
               <w:t>Species</w:t>
@@ -155,7 +418,7 @@
         </w:tc>
         <w:tc>
           <w:tcPr>
-            <w:tcW w:w="1151" w:type="dxa"/>
+            <w:tcW w:w="1735" w:type="dxa"/>
             <w:hideMark/>
           </w:tcPr>
           <w:p>
@@ -164,8 +427,8 @@
                 <w:rFonts w:ascii="Arial" w:hAnsi="Arial" w:cs="Arial"/>
                 <w:b/>
                 <w:bCs/>
-                <w:sz w:val="20"/>
-                <w:szCs w:val="20"/>
+                <w:sz w:val="18"/>
+                <w:szCs w:val="18"/>
                 <w:lang w:eastAsia="en-CA"/>
               </w:rPr>
             </w:pPr>
@@ -174,8 +437,8 @@
                 <w:rFonts w:ascii="Arial" w:hAnsi="Arial" w:cs="Arial"/>
                 <w:b/>
                 <w:bCs/>
-                <w:sz w:val="20"/>
-                <w:szCs w:val="20"/>
+                <w:sz w:val="18"/>
+                <w:szCs w:val="18"/>
                 <w:lang w:eastAsia="en-CA"/>
               </w:rPr>
               <w:t>Trophic Level / Age Class</w:t>
@@ -184,7 +447,7 @@
         </w:tc>
         <w:tc>
           <w:tcPr>
-            <w:tcW w:w="1984" w:type="dxa"/>
+            <w:tcW w:w="2127" w:type="dxa"/>
             <w:hideMark/>
           </w:tcPr>
           <w:p>
@@ -193,8 +456,8 @@
                 <w:rFonts w:ascii="Arial" w:hAnsi="Arial" w:cs="Arial"/>
                 <w:b/>
                 <w:bCs/>
-                <w:sz w:val="20"/>
-                <w:szCs w:val="20"/>
+                <w:sz w:val="18"/>
+                <w:szCs w:val="18"/>
                 <w:lang w:eastAsia="en-CA"/>
               </w:rPr>
             </w:pPr>
@@ -203,8 +466,8 @@
                 <w:rFonts w:ascii="Arial" w:hAnsi="Arial" w:cs="Arial"/>
                 <w:b/>
                 <w:bCs/>
-                <w:sz w:val="20"/>
-                <w:szCs w:val="20"/>
+                <w:sz w:val="18"/>
+                <w:szCs w:val="18"/>
                 <w:lang w:eastAsia="en-CA"/>
               </w:rPr>
               <w:t>Direction of Movement</w:t>
@@ -213,7 +476,7 @@
         </w:tc>
         <w:tc>
           <w:tcPr>
-            <w:tcW w:w="2268" w:type="dxa"/>
+            <w:tcW w:w="2976" w:type="dxa"/>
             <w:hideMark/>
           </w:tcPr>
           <w:p>
@@ -222,8 +485,8 @@
                 <w:rFonts w:ascii="Arial" w:hAnsi="Arial" w:cs="Arial"/>
                 <w:b/>
                 <w:bCs/>
-                <w:sz w:val="20"/>
-                <w:szCs w:val="20"/>
+                <w:sz w:val="18"/>
+                <w:szCs w:val="18"/>
                 <w:lang w:eastAsia="en-CA"/>
               </w:rPr>
             </w:pPr>
@@ -232,40 +495,11 @@
                 <w:rFonts w:ascii="Arial" w:hAnsi="Arial" w:cs="Arial"/>
                 <w:b/>
                 <w:bCs/>
-                <w:sz w:val="20"/>
-                <w:szCs w:val="20"/>
+                <w:sz w:val="18"/>
+                <w:szCs w:val="18"/>
                 <w:lang w:eastAsia="en-CA"/>
               </w:rPr>
               <w:t>Hypothesized Driver</w:t>
-            </w:r>
-          </w:p>
-        </w:tc>
-        <w:tc>
-          <w:tcPr>
-            <w:tcW w:w="1275" w:type="dxa"/>
-            <w:hideMark/>
-          </w:tcPr>
-          <w:p>
-            <w:pPr>
-              <w:rPr>
-                <w:rFonts w:ascii="Arial" w:hAnsi="Arial" w:cs="Arial"/>
-                <w:b/>
-                <w:bCs/>
-                <w:sz w:val="20"/>
-                <w:szCs w:val="20"/>
-                <w:lang w:eastAsia="en-CA"/>
-              </w:rPr>
-            </w:pPr>
-            <w:r>
-              <w:rPr>
-                <w:rFonts w:ascii="Arial" w:hAnsi="Arial" w:cs="Arial"/>
-                <w:b/>
-                <w:bCs/>
-                <w:sz w:val="20"/>
-                <w:szCs w:val="20"/>
-                <w:lang w:eastAsia="en-CA"/>
-              </w:rPr>
-              <w:t>Time Scale</w:t>
             </w:r>
           </w:p>
         </w:tc>
@@ -276,48 +510,59 @@
         </w:trPr>
         <w:tc>
           <w:tcPr>
-            <w:tcW w:w="988" w:type="dxa"/>
-            <w:hideMark/>
-          </w:tcPr>
-          <w:p>
-            <w:pPr>
-              <w:rPr>
-                <w:rFonts w:ascii="Arial" w:hAnsi="Arial" w:cs="Arial"/>
-                <w:sz w:val="20"/>
-                <w:szCs w:val="20"/>
-                <w:lang w:eastAsia="en-CA"/>
-              </w:rPr>
-            </w:pPr>
-            <w:r>
-              <w:rPr>
-                <w:rFonts w:ascii="Arial" w:hAnsi="Arial" w:cs="Arial"/>
-                <w:sz w:val="20"/>
-                <w:szCs w:val="20"/>
-                <w:lang w:eastAsia="en-CA"/>
-              </w:rPr>
-              <w:t>Brönmark et al. 2008</w:t>
-            </w:r>
-          </w:p>
-        </w:tc>
-        <w:tc>
-          <w:tcPr>
-            <w:tcW w:w="1684" w:type="dxa"/>
-            <w:hideMark/>
-          </w:tcPr>
-          <w:p>
-            <w:pPr>
-              <w:rPr>
-                <w:rFonts w:ascii="Arial" w:hAnsi="Arial" w:cs="Arial"/>
-                <w:sz w:val="20"/>
-                <w:szCs w:val="20"/>
-                <w:lang w:eastAsia="en-CA"/>
-              </w:rPr>
-            </w:pPr>
-            <w:r>
-              <w:rPr>
-                <w:rFonts w:ascii="Arial" w:hAnsi="Arial" w:cs="Arial"/>
-                <w:sz w:val="20"/>
-                <w:szCs w:val="20"/>
+            <w:tcW w:w="1150" w:type="dxa"/>
+            <w:hideMark/>
+          </w:tcPr>
+          <w:p>
+            <w:pPr>
+              <w:rPr>
+                <w:rFonts w:ascii="Arial" w:hAnsi="Arial" w:cs="Arial"/>
+                <w:sz w:val="18"/>
+                <w:szCs w:val="18"/>
+                <w:lang w:eastAsia="en-CA"/>
+              </w:rPr>
+            </w:pPr>
+            <w:proofErr w:type="spellStart"/>
+            <w:r>
+              <w:rPr>
+                <w:rFonts w:ascii="Arial" w:hAnsi="Arial" w:cs="Arial"/>
+                <w:sz w:val="18"/>
+                <w:szCs w:val="18"/>
+                <w:lang w:eastAsia="en-CA"/>
+              </w:rPr>
+              <w:t>Brönmark</w:t>
+            </w:r>
+            <w:proofErr w:type="spellEnd"/>
+            <w:r>
+              <w:rPr>
+                <w:rFonts w:ascii="Arial" w:hAnsi="Arial" w:cs="Arial"/>
+                <w:sz w:val="18"/>
+                <w:szCs w:val="18"/>
+                <w:lang w:eastAsia="en-CA"/>
+              </w:rPr>
+              <w:t xml:space="preserve"> et al. 2008</w:t>
+            </w:r>
+          </w:p>
+        </w:tc>
+        <w:tc>
+          <w:tcPr>
+            <w:tcW w:w="1646" w:type="dxa"/>
+            <w:hideMark/>
+          </w:tcPr>
+          <w:p>
+            <w:pPr>
+              <w:rPr>
+                <w:rFonts w:ascii="Arial" w:hAnsi="Arial" w:cs="Arial"/>
+                <w:sz w:val="18"/>
+                <w:szCs w:val="18"/>
+                <w:lang w:eastAsia="en-CA"/>
+              </w:rPr>
+            </w:pPr>
+            <w:r>
+              <w:rPr>
+                <w:rFonts w:ascii="Arial" w:hAnsi="Arial" w:cs="Arial"/>
+                <w:sz w:val="18"/>
+                <w:szCs w:val="18"/>
                 <w:lang w:eastAsia="en-CA"/>
               </w:rPr>
               <w:t>Roach (Rutilus rutilus)</w:t>
@@ -326,23 +571,23 @@
         </w:tc>
         <w:tc>
           <w:tcPr>
-            <w:tcW w:w="1151" w:type="dxa"/>
-            <w:hideMark/>
-          </w:tcPr>
-          <w:p>
-            <w:pPr>
-              <w:rPr>
-                <w:rFonts w:ascii="Arial" w:hAnsi="Arial" w:cs="Arial"/>
-                <w:sz w:val="20"/>
-                <w:szCs w:val="20"/>
-                <w:lang w:eastAsia="en-CA"/>
-              </w:rPr>
-            </w:pPr>
-            <w:r>
-              <w:rPr>
-                <w:rFonts w:ascii="Arial" w:hAnsi="Arial" w:cs="Arial"/>
-                <w:sz w:val="20"/>
-                <w:szCs w:val="20"/>
+            <w:tcW w:w="1735" w:type="dxa"/>
+            <w:hideMark/>
+          </w:tcPr>
+          <w:p>
+            <w:pPr>
+              <w:rPr>
+                <w:rFonts w:ascii="Arial" w:hAnsi="Arial" w:cs="Arial"/>
+                <w:sz w:val="18"/>
+                <w:szCs w:val="18"/>
+                <w:lang w:eastAsia="en-CA"/>
+              </w:rPr>
+            </w:pPr>
+            <w:r>
+              <w:rPr>
+                <w:rFonts w:ascii="Arial" w:hAnsi="Arial" w:cs="Arial"/>
+                <w:sz w:val="18"/>
+                <w:szCs w:val="18"/>
                 <w:lang w:eastAsia="en-CA"/>
               </w:rPr>
               <w:t>Primary consumer; Adult</w:t>
@@ -351,23 +596,23 @@
         </w:tc>
         <w:tc>
           <w:tcPr>
-            <w:tcW w:w="1984" w:type="dxa"/>
-            <w:hideMark/>
-          </w:tcPr>
-          <w:p>
-            <w:pPr>
-              <w:rPr>
-                <w:rFonts w:ascii="Arial" w:hAnsi="Arial" w:cs="Arial"/>
-                <w:sz w:val="20"/>
-                <w:szCs w:val="20"/>
-                <w:lang w:eastAsia="en-CA"/>
-              </w:rPr>
-            </w:pPr>
-            <w:r>
-              <w:rPr>
-                <w:rFonts w:ascii="Arial" w:hAnsi="Arial" w:cs="Arial"/>
-                <w:sz w:val="20"/>
-                <w:szCs w:val="20"/>
+            <w:tcW w:w="2127" w:type="dxa"/>
+            <w:hideMark/>
+          </w:tcPr>
+          <w:p>
+            <w:pPr>
+              <w:rPr>
+                <w:rFonts w:ascii="Arial" w:hAnsi="Arial" w:cs="Arial"/>
+                <w:sz w:val="18"/>
+                <w:szCs w:val="18"/>
+                <w:lang w:eastAsia="en-CA"/>
+              </w:rPr>
+            </w:pPr>
+            <w:r>
+              <w:rPr>
+                <w:rFonts w:ascii="Arial" w:hAnsi="Arial" w:cs="Arial"/>
+                <w:sz w:val="18"/>
+                <w:szCs w:val="18"/>
                 <w:lang w:eastAsia="en-CA"/>
               </w:rPr>
               <w:t>Directional</w:t>
@@ -375,17 +620,37 @@
             <w:r>
               <w:rPr>
                 <w:rFonts w:ascii="Arial" w:hAnsi="Arial" w:cs="Arial"/>
-                <w:sz w:val="20"/>
-                <w:szCs w:val="20"/>
-                <w:lang w:eastAsia="en-CA"/>
-              </w:rPr>
-              <w:t xml:space="preserve"> (lake→stream </w:t>
-            </w:r>
-            <w:r>
-              <w:rPr>
-                <w:rFonts w:ascii="Arial" w:hAnsi="Arial" w:cs="Arial"/>
-                <w:sz w:val="20"/>
-                <w:szCs w:val="20"/>
+                <w:sz w:val="18"/>
+                <w:szCs w:val="18"/>
+                <w:lang w:eastAsia="en-CA"/>
+              </w:rPr>
+              <w:t xml:space="preserve"> (</w:t>
+            </w:r>
+            <w:proofErr w:type="spellStart"/>
+            <w:r>
+              <w:rPr>
+                <w:rFonts w:ascii="Arial" w:hAnsi="Arial" w:cs="Arial"/>
+                <w:sz w:val="18"/>
+                <w:szCs w:val="18"/>
+                <w:lang w:eastAsia="en-CA"/>
+              </w:rPr>
+              <w:t>lake→stream</w:t>
+            </w:r>
+            <w:proofErr w:type="spellEnd"/>
+            <w:r>
+              <w:rPr>
+                <w:rFonts w:ascii="Arial" w:hAnsi="Arial" w:cs="Arial"/>
+                <w:sz w:val="18"/>
+                <w:szCs w:val="18"/>
+                <w:lang w:eastAsia="en-CA"/>
+              </w:rPr>
+              <w:t xml:space="preserve"> </w:t>
+            </w:r>
+            <w:r>
+              <w:rPr>
+                <w:rFonts w:ascii="Arial" w:hAnsi="Arial" w:cs="Arial"/>
+                <w:sz w:val="18"/>
+                <w:szCs w:val="18"/>
                 <w:lang w:eastAsia="en-CA"/>
               </w:rPr>
               <w:t>for overwintering</w:t>
@@ -393,8 +658,8 @@
             <w:r>
               <w:rPr>
                 <w:rFonts w:ascii="Arial" w:hAnsi="Arial" w:cs="Arial"/>
-                <w:sz w:val="20"/>
-                <w:szCs w:val="20"/>
+                <w:sz w:val="18"/>
+                <w:szCs w:val="18"/>
                 <w:lang w:eastAsia="en-CA"/>
               </w:rPr>
               <w:t>, return to lake</w:t>
@@ -402,8 +667,8 @@
             <w:r>
               <w:rPr>
                 <w:rFonts w:ascii="Arial" w:hAnsi="Arial" w:cs="Arial"/>
-                <w:sz w:val="20"/>
-                <w:szCs w:val="20"/>
+                <w:sz w:val="18"/>
+                <w:szCs w:val="18"/>
                 <w:lang w:eastAsia="en-CA"/>
               </w:rPr>
               <w:t xml:space="preserve"> in spring</w:t>
@@ -411,8 +676,8 @@
             <w:r>
               <w:rPr>
                 <w:rFonts w:ascii="Arial" w:hAnsi="Arial" w:cs="Arial"/>
-                <w:sz w:val="20"/>
-                <w:szCs w:val="20"/>
+                <w:sz w:val="18"/>
+                <w:szCs w:val="18"/>
                 <w:lang w:eastAsia="en-CA"/>
               </w:rPr>
               <w:t>)</w:t>
@@ -421,23 +686,23 @@
         </w:tc>
         <w:tc>
           <w:tcPr>
-            <w:tcW w:w="2268" w:type="dxa"/>
-            <w:hideMark/>
-          </w:tcPr>
-          <w:p>
-            <w:pPr>
-              <w:rPr>
-                <w:rFonts w:ascii="Arial" w:hAnsi="Arial" w:cs="Arial"/>
-                <w:sz w:val="20"/>
-                <w:szCs w:val="20"/>
-                <w:lang w:eastAsia="en-CA"/>
-              </w:rPr>
-            </w:pPr>
-            <w:r>
-              <w:rPr>
-                <w:rFonts w:ascii="Arial" w:hAnsi="Arial" w:cs="Arial"/>
-                <w:sz w:val="20"/>
-                <w:szCs w:val="20"/>
+            <w:tcW w:w="2976" w:type="dxa"/>
+            <w:hideMark/>
+          </w:tcPr>
+          <w:p>
+            <w:pPr>
+              <w:rPr>
+                <w:rFonts w:ascii="Arial" w:hAnsi="Arial" w:cs="Arial"/>
+                <w:sz w:val="18"/>
+                <w:szCs w:val="18"/>
+                <w:lang w:eastAsia="en-CA"/>
+              </w:rPr>
+            </w:pPr>
+            <w:r>
+              <w:rPr>
+                <w:rFonts w:ascii="Arial" w:hAnsi="Arial" w:cs="Arial"/>
+                <w:sz w:val="18"/>
+                <w:szCs w:val="18"/>
                 <w:lang w:eastAsia="en-CA"/>
               </w:rPr>
               <w:t>Predat</w:t>
@@ -445,8 +710,8 @@
             <w:r>
               <w:rPr>
                 <w:rFonts w:ascii="Arial" w:hAnsi="Arial" w:cs="Arial"/>
-                <w:sz w:val="20"/>
-                <w:szCs w:val="20"/>
+                <w:sz w:val="18"/>
+                <w:szCs w:val="18"/>
                 <w:lang w:eastAsia="en-CA"/>
               </w:rPr>
               <w:t>or</w:t>
@@ -454,36 +719,33 @@
             <w:r>
               <w:rPr>
                 <w:rFonts w:ascii="Arial" w:hAnsi="Arial" w:cs="Arial"/>
-                <w:sz w:val="20"/>
-                <w:szCs w:val="20"/>
-                <w:lang w:eastAsia="en-CA"/>
-              </w:rPr>
-              <w:t xml:space="preserve"> avoidance (reducing growth:predation trade-off in lake in winter)</w:t>
-            </w:r>
-          </w:p>
-        </w:tc>
-        <w:tc>
-          <w:tcPr>
-            <w:tcW w:w="1275" w:type="dxa"/>
-            <w:hideMark/>
-          </w:tcPr>
-          <w:p>
-            <w:pPr>
-              <w:rPr>
-                <w:rFonts w:ascii="Arial" w:hAnsi="Arial" w:cs="Arial"/>
-                <w:sz w:val="20"/>
-                <w:szCs w:val="20"/>
-                <w:lang w:eastAsia="en-CA"/>
-              </w:rPr>
-            </w:pPr>
-            <w:r>
-              <w:rPr>
-                <w:rFonts w:ascii="Arial" w:hAnsi="Arial" w:cs="Arial"/>
-                <w:sz w:val="20"/>
-                <w:szCs w:val="20"/>
-                <w:lang w:eastAsia="en-CA"/>
-              </w:rPr>
-              <w:t>Seasonal</w:t>
+                <w:sz w:val="18"/>
+                <w:szCs w:val="18"/>
+                <w:lang w:eastAsia="en-CA"/>
+              </w:rPr>
+              <w:t xml:space="preserve"> avoidance (reducing </w:t>
+            </w:r>
+            <w:proofErr w:type="spellStart"/>
+            <w:proofErr w:type="gramStart"/>
+            <w:r>
+              <w:rPr>
+                <w:rFonts w:ascii="Arial" w:hAnsi="Arial" w:cs="Arial"/>
+                <w:sz w:val="18"/>
+                <w:szCs w:val="18"/>
+                <w:lang w:eastAsia="en-CA"/>
+              </w:rPr>
+              <w:t>growth:predation</w:t>
+            </w:r>
+            <w:proofErr w:type="spellEnd"/>
+            <w:proofErr w:type="gramEnd"/>
+            <w:r>
+              <w:rPr>
+                <w:rFonts w:ascii="Arial" w:hAnsi="Arial" w:cs="Arial"/>
+                <w:sz w:val="18"/>
+                <w:szCs w:val="18"/>
+                <w:lang w:eastAsia="en-CA"/>
+              </w:rPr>
+              <w:t xml:space="preserve"> trade-off in lake in winter)</w:t>
             </w:r>
           </w:p>
         </w:tc>
@@ -494,23 +756,23 @@
         </w:trPr>
         <w:tc>
           <w:tcPr>
-            <w:tcW w:w="988" w:type="dxa"/>
-            <w:hideMark/>
-          </w:tcPr>
-          <w:p>
-            <w:pPr>
-              <w:rPr>
-                <w:rFonts w:ascii="Arial" w:hAnsi="Arial" w:cs="Arial"/>
-                <w:sz w:val="20"/>
-                <w:szCs w:val="20"/>
-                <w:lang w:eastAsia="en-CA"/>
-              </w:rPr>
-            </w:pPr>
-            <w:r>
-              <w:rPr>
-                <w:rFonts w:ascii="Arial" w:hAnsi="Arial" w:cs="Arial"/>
-                <w:sz w:val="20"/>
-                <w:szCs w:val="20"/>
+            <w:tcW w:w="1150" w:type="dxa"/>
+            <w:hideMark/>
+          </w:tcPr>
+          <w:p>
+            <w:pPr>
+              <w:rPr>
+                <w:rFonts w:ascii="Arial" w:hAnsi="Arial" w:cs="Arial"/>
+                <w:sz w:val="18"/>
+                <w:szCs w:val="18"/>
+                <w:lang w:eastAsia="en-CA"/>
+              </w:rPr>
+            </w:pPr>
+            <w:r>
+              <w:rPr>
+                <w:rFonts w:ascii="Arial" w:hAnsi="Arial" w:cs="Arial"/>
+                <w:sz w:val="18"/>
+                <w:szCs w:val="18"/>
                 <w:lang w:eastAsia="en-CA"/>
               </w:rPr>
               <w:t>Swanson et al. 2021</w:t>
@@ -519,48 +781,88 @@
         </w:tc>
         <w:tc>
           <w:tcPr>
-            <w:tcW w:w="1684" w:type="dxa"/>
-            <w:hideMark/>
-          </w:tcPr>
-          <w:p>
-            <w:pPr>
-              <w:rPr>
-                <w:rFonts w:ascii="Arial" w:hAnsi="Arial" w:cs="Arial"/>
-                <w:sz w:val="20"/>
-                <w:szCs w:val="20"/>
-                <w:lang w:eastAsia="en-CA"/>
-              </w:rPr>
-            </w:pPr>
-            <w:r>
-              <w:rPr>
-                <w:rFonts w:ascii="Arial" w:hAnsi="Arial" w:cs="Arial"/>
-                <w:sz w:val="20"/>
-                <w:szCs w:val="20"/>
-                <w:lang w:eastAsia="en-CA"/>
-              </w:rPr>
-              <w:t>White sucker (Catostomus commersonii); longnose sucker (Catostomus catostomus)</w:t>
-            </w:r>
-          </w:p>
-        </w:tc>
-        <w:tc>
-          <w:tcPr>
-            <w:tcW w:w="1151" w:type="dxa"/>
-            <w:hideMark/>
-          </w:tcPr>
-          <w:p>
-            <w:pPr>
-              <w:rPr>
-                <w:rFonts w:ascii="Arial" w:hAnsi="Arial" w:cs="Arial"/>
-                <w:sz w:val="20"/>
-                <w:szCs w:val="20"/>
-                <w:lang w:eastAsia="en-CA"/>
-              </w:rPr>
-            </w:pPr>
-            <w:r>
-              <w:rPr>
-                <w:rFonts w:ascii="Arial" w:hAnsi="Arial" w:cs="Arial"/>
-                <w:sz w:val="20"/>
-                <w:szCs w:val="20"/>
+            <w:tcW w:w="1646" w:type="dxa"/>
+            <w:hideMark/>
+          </w:tcPr>
+          <w:p>
+            <w:pPr>
+              <w:rPr>
+                <w:rFonts w:ascii="Arial" w:hAnsi="Arial" w:cs="Arial"/>
+                <w:sz w:val="18"/>
+                <w:szCs w:val="18"/>
+                <w:lang w:eastAsia="en-CA"/>
+              </w:rPr>
+            </w:pPr>
+            <w:r>
+              <w:rPr>
+                <w:rFonts w:ascii="Arial" w:hAnsi="Arial" w:cs="Arial"/>
+                <w:sz w:val="18"/>
+                <w:szCs w:val="18"/>
+                <w:lang w:eastAsia="en-CA"/>
+              </w:rPr>
+              <w:t xml:space="preserve">White sucker (Catostomus </w:t>
+            </w:r>
+            <w:proofErr w:type="spellStart"/>
+            <w:r>
+              <w:rPr>
+                <w:rFonts w:ascii="Arial" w:hAnsi="Arial" w:cs="Arial"/>
+                <w:sz w:val="18"/>
+                <w:szCs w:val="18"/>
+                <w:lang w:eastAsia="en-CA"/>
+              </w:rPr>
+              <w:t>commersonii</w:t>
+            </w:r>
+            <w:proofErr w:type="spellEnd"/>
+            <w:r>
+              <w:rPr>
+                <w:rFonts w:ascii="Arial" w:hAnsi="Arial" w:cs="Arial"/>
+                <w:sz w:val="18"/>
+                <w:szCs w:val="18"/>
+                <w:lang w:eastAsia="en-CA"/>
+              </w:rPr>
+              <w:t xml:space="preserve">); longnose sucker (Catostomus </w:t>
+            </w:r>
+            <w:proofErr w:type="spellStart"/>
+            <w:r>
+              <w:rPr>
+                <w:rFonts w:ascii="Arial" w:hAnsi="Arial" w:cs="Arial"/>
+                <w:sz w:val="18"/>
+                <w:szCs w:val="18"/>
+                <w:lang w:eastAsia="en-CA"/>
+              </w:rPr>
+              <w:t>catostomus</w:t>
+            </w:r>
+            <w:proofErr w:type="spellEnd"/>
+            <w:r>
+              <w:rPr>
+                <w:rFonts w:ascii="Arial" w:hAnsi="Arial" w:cs="Arial"/>
+                <w:sz w:val="18"/>
+                <w:szCs w:val="18"/>
+                <w:lang w:eastAsia="en-CA"/>
+              </w:rPr>
+              <w:t>)</w:t>
+            </w:r>
+          </w:p>
+        </w:tc>
+        <w:tc>
+          <w:tcPr>
+            <w:tcW w:w="1735" w:type="dxa"/>
+            <w:hideMark/>
+          </w:tcPr>
+          <w:p>
+            <w:pPr>
+              <w:rPr>
+                <w:rFonts w:ascii="Arial" w:hAnsi="Arial" w:cs="Arial"/>
+                <w:sz w:val="18"/>
+                <w:szCs w:val="18"/>
+                <w:lang w:eastAsia="en-CA"/>
+              </w:rPr>
+            </w:pPr>
+            <w:r>
+              <w:rPr>
+                <w:rFonts w:ascii="Arial" w:hAnsi="Arial" w:cs="Arial"/>
+                <w:sz w:val="18"/>
+                <w:szCs w:val="18"/>
                 <w:lang w:eastAsia="en-CA"/>
               </w:rPr>
               <w:t>Secondary consumer; Adult</w:t>
@@ -569,85 +871,71 @@
         </w:tc>
         <w:tc>
           <w:tcPr>
-            <w:tcW w:w="1984" w:type="dxa"/>
-            <w:hideMark/>
-          </w:tcPr>
-          <w:p>
-            <w:pPr>
-              <w:rPr>
-                <w:rFonts w:ascii="Arial" w:hAnsi="Arial" w:cs="Arial"/>
-                <w:sz w:val="20"/>
-                <w:szCs w:val="20"/>
-                <w:lang w:eastAsia="en-CA"/>
-              </w:rPr>
-            </w:pPr>
-            <w:r>
-              <w:rPr>
-                <w:rFonts w:ascii="Arial" w:hAnsi="Arial" w:cs="Arial"/>
-                <w:sz w:val="20"/>
-                <w:szCs w:val="20"/>
-                <w:lang w:eastAsia="en-CA"/>
-              </w:rPr>
-              <w:t>Directional</w:t>
-            </w:r>
-            <w:r>
-              <w:rPr>
-                <w:rFonts w:ascii="Arial" w:hAnsi="Arial" w:cs="Arial"/>
-                <w:sz w:val="20"/>
-                <w:szCs w:val="20"/>
-                <w:lang w:eastAsia="en-CA"/>
-              </w:rPr>
-              <w:t xml:space="preserve"> (lake→stream for spawning, return to lake)</w:t>
-            </w:r>
-          </w:p>
-        </w:tc>
-        <w:tc>
-          <w:tcPr>
-            <w:tcW w:w="2268" w:type="dxa"/>
-            <w:hideMark/>
-          </w:tcPr>
-          <w:p>
-            <w:pPr>
-              <w:rPr>
-                <w:rFonts w:ascii="Arial" w:hAnsi="Arial" w:cs="Arial"/>
-                <w:sz w:val="20"/>
-                <w:szCs w:val="20"/>
-                <w:lang w:eastAsia="en-CA"/>
-              </w:rPr>
-            </w:pPr>
-            <w:r>
-              <w:rPr>
-                <w:rFonts w:ascii="Arial" w:hAnsi="Arial" w:cs="Arial"/>
-                <w:sz w:val="20"/>
-                <w:szCs w:val="20"/>
+            <w:tcW w:w="2127" w:type="dxa"/>
+            <w:hideMark/>
+          </w:tcPr>
+          <w:p>
+            <w:pPr>
+              <w:rPr>
+                <w:rFonts w:ascii="Arial" w:hAnsi="Arial" w:cs="Arial"/>
+                <w:sz w:val="18"/>
+                <w:szCs w:val="18"/>
+                <w:lang w:eastAsia="en-CA"/>
+              </w:rPr>
+            </w:pPr>
+            <w:r>
+              <w:rPr>
+                <w:rFonts w:ascii="Arial" w:hAnsi="Arial" w:cs="Arial"/>
+                <w:sz w:val="18"/>
+                <w:szCs w:val="18"/>
+                <w:lang w:eastAsia="en-CA"/>
+              </w:rPr>
+              <w:t>Directional (</w:t>
+            </w:r>
+            <w:proofErr w:type="spellStart"/>
+            <w:r>
+              <w:rPr>
+                <w:rFonts w:ascii="Arial" w:hAnsi="Arial" w:cs="Arial"/>
+                <w:sz w:val="18"/>
+                <w:szCs w:val="18"/>
+                <w:lang w:eastAsia="en-CA"/>
+              </w:rPr>
+              <w:t>lake→stream</w:t>
+            </w:r>
+            <w:proofErr w:type="spellEnd"/>
+            <w:r>
+              <w:rPr>
+                <w:rFonts w:ascii="Arial" w:hAnsi="Arial" w:cs="Arial"/>
+                <w:sz w:val="18"/>
+                <w:szCs w:val="18"/>
+                <w:lang w:eastAsia="en-CA"/>
+              </w:rPr>
+              <w:t xml:space="preserve"> for spawning, return to lake)</w:t>
+            </w:r>
+          </w:p>
+        </w:tc>
+        <w:tc>
+          <w:tcPr>
+            <w:tcW w:w="2976" w:type="dxa"/>
+            <w:hideMark/>
+          </w:tcPr>
+          <w:p>
+            <w:pPr>
+              <w:rPr>
+                <w:rFonts w:ascii="Arial" w:hAnsi="Arial" w:cs="Arial"/>
+                <w:sz w:val="18"/>
+                <w:szCs w:val="18"/>
+                <w:lang w:eastAsia="en-CA"/>
+              </w:rPr>
+            </w:pPr>
+            <w:r>
+              <w:rPr>
+                <w:rFonts w:ascii="Arial" w:hAnsi="Arial" w:cs="Arial"/>
+                <w:sz w:val="18"/>
+                <w:szCs w:val="18"/>
                 <w:lang w:eastAsia="en-CA"/>
               </w:rPr>
               <w:t>Reproduction (spawning); cued by water temperature, discharge, and time of day</w:t>
-            </w:r>
-          </w:p>
-        </w:tc>
-        <w:tc>
-          <w:tcPr>
-            <w:tcW w:w="1275" w:type="dxa"/>
-            <w:hideMark/>
-          </w:tcPr>
-          <w:p>
-            <w:pPr>
-              <w:rPr>
-                <w:rFonts w:ascii="Arial" w:hAnsi="Arial" w:cs="Arial"/>
-                <w:sz w:val="20"/>
-                <w:szCs w:val="20"/>
-                <w:lang w:eastAsia="en-CA"/>
-              </w:rPr>
-            </w:pPr>
-            <w:r>
-              <w:rPr>
-                <w:rFonts w:ascii="Arial" w:hAnsi="Arial" w:cs="Arial"/>
-                <w:sz w:val="20"/>
-                <w:szCs w:val="20"/>
-                <w:lang w:eastAsia="en-CA"/>
-              </w:rPr>
-              <w:t>Seasonal</w:t>
             </w:r>
           </w:p>
         </w:tc>
@@ -658,23 +946,23 @@
         </w:trPr>
         <w:tc>
           <w:tcPr>
-            <w:tcW w:w="988" w:type="dxa"/>
-            <w:hideMark/>
-          </w:tcPr>
-          <w:p>
-            <w:pPr>
-              <w:rPr>
-                <w:rFonts w:ascii="Arial" w:hAnsi="Arial" w:cs="Arial"/>
-                <w:sz w:val="20"/>
-                <w:szCs w:val="20"/>
-                <w:lang w:eastAsia="en-CA"/>
-              </w:rPr>
-            </w:pPr>
-            <w:r>
-              <w:rPr>
-                <w:rFonts w:ascii="Arial" w:hAnsi="Arial" w:cs="Arial"/>
-                <w:sz w:val="20"/>
-                <w:szCs w:val="20"/>
+            <w:tcW w:w="1150" w:type="dxa"/>
+            <w:hideMark/>
+          </w:tcPr>
+          <w:p>
+            <w:pPr>
+              <w:rPr>
+                <w:rFonts w:ascii="Arial" w:hAnsi="Arial" w:cs="Arial"/>
+                <w:sz w:val="18"/>
+                <w:szCs w:val="18"/>
+                <w:lang w:eastAsia="en-CA"/>
+              </w:rPr>
+            </w:pPr>
+            <w:r>
+              <w:rPr>
+                <w:rFonts w:ascii="Arial" w:hAnsi="Arial" w:cs="Arial"/>
+                <w:sz w:val="18"/>
+                <w:szCs w:val="18"/>
                 <w:lang w:eastAsia="en-CA"/>
               </w:rPr>
               <w:t>Magnuson et al. 1985</w:t>
@@ -683,23 +971,23 @@
         </w:tc>
         <w:tc>
           <w:tcPr>
-            <w:tcW w:w="1684" w:type="dxa"/>
-            <w:hideMark/>
-          </w:tcPr>
-          <w:p>
-            <w:pPr>
-              <w:rPr>
-                <w:rFonts w:ascii="Arial" w:hAnsi="Arial" w:cs="Arial"/>
-                <w:sz w:val="20"/>
-                <w:szCs w:val="20"/>
-                <w:lang w:eastAsia="en-CA"/>
-              </w:rPr>
-            </w:pPr>
-            <w:r>
-              <w:rPr>
-                <w:rFonts w:ascii="Arial" w:hAnsi="Arial" w:cs="Arial"/>
-                <w:sz w:val="20"/>
-                <w:szCs w:val="20"/>
+            <w:tcW w:w="1646" w:type="dxa"/>
+            <w:hideMark/>
+          </w:tcPr>
+          <w:p>
+            <w:pPr>
+              <w:rPr>
+                <w:rFonts w:ascii="Arial" w:hAnsi="Arial" w:cs="Arial"/>
+                <w:sz w:val="18"/>
+                <w:szCs w:val="18"/>
+                <w:lang w:eastAsia="en-CA"/>
+              </w:rPr>
+            </w:pPr>
+            <w:r>
+              <w:rPr>
+                <w:rFonts w:ascii="Arial" w:hAnsi="Arial" w:cs="Arial"/>
+                <w:sz w:val="18"/>
+                <w:szCs w:val="18"/>
                 <w:lang w:eastAsia="en-CA"/>
               </w:rPr>
               <w:t>Multiple cyprinids and percids (8 species)</w:t>
@@ -708,23 +996,23 @@
         </w:tc>
         <w:tc>
           <w:tcPr>
-            <w:tcW w:w="1151" w:type="dxa"/>
-            <w:hideMark/>
-          </w:tcPr>
-          <w:p>
-            <w:pPr>
-              <w:rPr>
-                <w:rFonts w:ascii="Arial" w:hAnsi="Arial" w:cs="Arial"/>
-                <w:sz w:val="20"/>
-                <w:szCs w:val="20"/>
-                <w:lang w:eastAsia="en-CA"/>
-              </w:rPr>
-            </w:pPr>
-            <w:r>
-              <w:rPr>
-                <w:rFonts w:ascii="Arial" w:hAnsi="Arial" w:cs="Arial"/>
-                <w:sz w:val="20"/>
-                <w:szCs w:val="20"/>
+            <w:tcW w:w="1735" w:type="dxa"/>
+            <w:hideMark/>
+          </w:tcPr>
+          <w:p>
+            <w:pPr>
+              <w:rPr>
+                <w:rFonts w:ascii="Arial" w:hAnsi="Arial" w:cs="Arial"/>
+                <w:sz w:val="18"/>
+                <w:szCs w:val="18"/>
+                <w:lang w:eastAsia="en-CA"/>
+              </w:rPr>
+            </w:pPr>
+            <w:r>
+              <w:rPr>
+                <w:rFonts w:ascii="Arial" w:hAnsi="Arial" w:cs="Arial"/>
+                <w:sz w:val="18"/>
+                <w:szCs w:val="18"/>
                 <w:lang w:eastAsia="en-CA"/>
               </w:rPr>
               <w:t>Primary–secondary consumer; YOY (and adult, treated separately)</w:t>
@@ -733,41 +1021,72 @@
         </w:tc>
         <w:tc>
           <w:tcPr>
-            <w:tcW w:w="1984" w:type="dxa"/>
-            <w:hideMark/>
-          </w:tcPr>
-          <w:p>
-            <w:pPr>
-              <w:rPr>
-                <w:rFonts w:ascii="Arial" w:hAnsi="Arial" w:cs="Arial"/>
-                <w:sz w:val="20"/>
-                <w:szCs w:val="20"/>
-                <w:lang w:eastAsia="en-CA"/>
-              </w:rPr>
-            </w:pPr>
-            <w:r>
-              <w:rPr>
-                <w:rFonts w:ascii="Arial" w:hAnsi="Arial" w:cs="Arial"/>
-                <w:sz w:val="20"/>
-                <w:szCs w:val="20"/>
-                <w:lang w:eastAsia="en-CA"/>
-              </w:rPr>
-              <w:t>Directional</w:t>
-            </w:r>
-            <w:r>
-              <w:rPr>
-                <w:rFonts w:ascii="Arial" w:hAnsi="Arial" w:cs="Arial"/>
-                <w:sz w:val="20"/>
-                <w:szCs w:val="20"/>
-                <w:lang w:eastAsia="en-CA"/>
-              </w:rPr>
-              <w:t xml:space="preserve"> (lake→stream in fall/winter; stream→lake in spring) for YOY; within-lake vertical </w:t>
-            </w:r>
-            <w:r>
-              <w:rPr>
-                <w:rFonts w:ascii="Arial" w:hAnsi="Arial" w:cs="Arial"/>
-                <w:sz w:val="20"/>
-                <w:szCs w:val="20"/>
+            <w:tcW w:w="2127" w:type="dxa"/>
+            <w:hideMark/>
+          </w:tcPr>
+          <w:p>
+            <w:pPr>
+              <w:rPr>
+                <w:rFonts w:ascii="Arial" w:hAnsi="Arial" w:cs="Arial"/>
+                <w:sz w:val="18"/>
+                <w:szCs w:val="18"/>
+                <w:lang w:eastAsia="en-CA"/>
+              </w:rPr>
+            </w:pPr>
+            <w:r>
+              <w:rPr>
+                <w:rFonts w:ascii="Arial" w:hAnsi="Arial" w:cs="Arial"/>
+                <w:sz w:val="18"/>
+                <w:szCs w:val="18"/>
+                <w:lang w:eastAsia="en-CA"/>
+              </w:rPr>
+              <w:t>Directional (</w:t>
+            </w:r>
+            <w:proofErr w:type="spellStart"/>
+            <w:r>
+              <w:rPr>
+                <w:rFonts w:ascii="Arial" w:hAnsi="Arial" w:cs="Arial"/>
+                <w:sz w:val="18"/>
+                <w:szCs w:val="18"/>
+                <w:lang w:eastAsia="en-CA"/>
+              </w:rPr>
+              <w:t>lake→stream</w:t>
+            </w:r>
+            <w:proofErr w:type="spellEnd"/>
+            <w:r>
+              <w:rPr>
+                <w:rFonts w:ascii="Arial" w:hAnsi="Arial" w:cs="Arial"/>
+                <w:sz w:val="18"/>
+                <w:szCs w:val="18"/>
+                <w:lang w:eastAsia="en-CA"/>
+              </w:rPr>
+              <w:t xml:space="preserve"> in fall/winter; </w:t>
+            </w:r>
+            <w:proofErr w:type="spellStart"/>
+            <w:r>
+              <w:rPr>
+                <w:rFonts w:ascii="Arial" w:hAnsi="Arial" w:cs="Arial"/>
+                <w:sz w:val="18"/>
+                <w:szCs w:val="18"/>
+                <w:lang w:eastAsia="en-CA"/>
+              </w:rPr>
+              <w:t>stream→lake</w:t>
+            </w:r>
+            <w:proofErr w:type="spellEnd"/>
+            <w:r>
+              <w:rPr>
+                <w:rFonts w:ascii="Arial" w:hAnsi="Arial" w:cs="Arial"/>
+                <w:sz w:val="18"/>
+                <w:szCs w:val="18"/>
+                <w:lang w:eastAsia="en-CA"/>
+              </w:rPr>
+              <w:t xml:space="preserve"> in spring) for YOY; within-lake vertical </w:t>
+            </w:r>
+            <w:r>
+              <w:rPr>
+                <w:rFonts w:ascii="Arial" w:hAnsi="Arial" w:cs="Arial"/>
+                <w:sz w:val="18"/>
+                <w:szCs w:val="18"/>
                 <w:lang w:eastAsia="en-CA"/>
               </w:rPr>
               <w:t xml:space="preserve">movements </w:t>
@@ -775,8 +1094,8 @@
             <w:r>
               <w:rPr>
                 <w:rFonts w:ascii="Arial" w:hAnsi="Arial" w:cs="Arial"/>
-                <w:sz w:val="20"/>
-                <w:szCs w:val="20"/>
+                <w:sz w:val="18"/>
+                <w:szCs w:val="18"/>
                 <w:lang w:eastAsia="en-CA"/>
               </w:rPr>
               <w:t>for adults</w:t>
@@ -785,51 +1104,26 @@
         </w:tc>
         <w:tc>
           <w:tcPr>
-            <w:tcW w:w="2268" w:type="dxa"/>
-            <w:hideMark/>
-          </w:tcPr>
-          <w:p>
-            <w:pPr>
-              <w:rPr>
-                <w:rFonts w:ascii="Arial" w:hAnsi="Arial" w:cs="Arial"/>
-                <w:sz w:val="20"/>
-                <w:szCs w:val="20"/>
-                <w:lang w:eastAsia="en-CA"/>
-              </w:rPr>
-            </w:pPr>
-            <w:r>
-              <w:rPr>
-                <w:rFonts w:ascii="Arial" w:hAnsi="Arial" w:cs="Arial"/>
-                <w:sz w:val="20"/>
-                <w:szCs w:val="20"/>
+            <w:tcW w:w="2976" w:type="dxa"/>
+            <w:hideMark/>
+          </w:tcPr>
+          <w:p>
+            <w:pPr>
+              <w:rPr>
+                <w:rFonts w:ascii="Arial" w:hAnsi="Arial" w:cs="Arial"/>
+                <w:sz w:val="18"/>
+                <w:szCs w:val="18"/>
+                <w:lang w:eastAsia="en-CA"/>
+              </w:rPr>
+            </w:pPr>
+            <w:r>
+              <w:rPr>
+                <w:rFonts w:ascii="Arial" w:hAnsi="Arial" w:cs="Arial"/>
+                <w:sz w:val="18"/>
+                <w:szCs w:val="18"/>
                 <w:lang w:eastAsia="en-CA"/>
               </w:rPr>
               <w:t>Hypoxia avoidance (winterkill avoidance); cued by ice formation or darkness (not oxygen stress itself)</w:t>
-            </w:r>
-          </w:p>
-        </w:tc>
-        <w:tc>
-          <w:tcPr>
-            <w:tcW w:w="1275" w:type="dxa"/>
-            <w:hideMark/>
-          </w:tcPr>
-          <w:p>
-            <w:pPr>
-              <w:rPr>
-                <w:rFonts w:ascii="Arial" w:hAnsi="Arial" w:cs="Arial"/>
-                <w:sz w:val="20"/>
-                <w:szCs w:val="20"/>
-                <w:lang w:eastAsia="en-CA"/>
-              </w:rPr>
-            </w:pPr>
-            <w:r>
-              <w:rPr>
-                <w:rFonts w:ascii="Arial" w:hAnsi="Arial" w:cs="Arial"/>
-                <w:sz w:val="20"/>
-                <w:szCs w:val="20"/>
-                <w:lang w:eastAsia="en-CA"/>
-              </w:rPr>
-              <w:t>Seasonal</w:t>
             </w:r>
           </w:p>
         </w:tc>
@@ -840,73 +1134,115 @@
         </w:trPr>
         <w:tc>
           <w:tcPr>
-            <w:tcW w:w="988" w:type="dxa"/>
-            <w:hideMark/>
-          </w:tcPr>
-          <w:p>
-            <w:pPr>
-              <w:rPr>
-                <w:rFonts w:ascii="Arial" w:hAnsi="Arial" w:cs="Arial"/>
-                <w:sz w:val="20"/>
-                <w:szCs w:val="20"/>
-                <w:lang w:eastAsia="en-CA"/>
-              </w:rPr>
-            </w:pPr>
-            <w:r>
-              <w:rPr>
-                <w:rFonts w:ascii="Arial" w:hAnsi="Arial" w:cs="Arial"/>
-                <w:sz w:val="20"/>
-                <w:szCs w:val="20"/>
-                <w:lang w:eastAsia="en-CA"/>
-              </w:rPr>
-              <w:t>Hahlbeck et al. 2022</w:t>
-            </w:r>
-          </w:p>
-        </w:tc>
-        <w:tc>
-          <w:tcPr>
-            <w:tcW w:w="1684" w:type="dxa"/>
-            <w:hideMark/>
-          </w:tcPr>
-          <w:p>
-            <w:pPr>
-              <w:rPr>
-                <w:rFonts w:ascii="Arial" w:hAnsi="Arial" w:cs="Arial"/>
-                <w:sz w:val="20"/>
-                <w:szCs w:val="20"/>
-                <w:lang w:eastAsia="en-CA"/>
-              </w:rPr>
-            </w:pPr>
-            <w:r>
-              <w:rPr>
-                <w:rFonts w:ascii="Arial" w:hAnsi="Arial" w:cs="Arial"/>
-                <w:sz w:val="20"/>
-                <w:szCs w:val="20"/>
-                <w:lang w:eastAsia="en-CA"/>
-              </w:rPr>
-              <w:t>Redband rainbow trout (Oncorhynchus mykiss newberrii)</w:t>
-            </w:r>
-          </w:p>
-        </w:tc>
-        <w:tc>
-          <w:tcPr>
-            <w:tcW w:w="1151" w:type="dxa"/>
-            <w:hideMark/>
-          </w:tcPr>
-          <w:p>
-            <w:pPr>
-              <w:rPr>
-                <w:rFonts w:ascii="Arial" w:hAnsi="Arial" w:cs="Arial"/>
-                <w:sz w:val="20"/>
-                <w:szCs w:val="20"/>
-                <w:lang w:eastAsia="en-CA"/>
-              </w:rPr>
-            </w:pPr>
-            <w:r>
-              <w:rPr>
-                <w:rFonts w:ascii="Arial" w:hAnsi="Arial" w:cs="Arial"/>
-                <w:sz w:val="20"/>
-                <w:szCs w:val="20"/>
+            <w:tcW w:w="1150" w:type="dxa"/>
+            <w:hideMark/>
+          </w:tcPr>
+          <w:p>
+            <w:pPr>
+              <w:rPr>
+                <w:rFonts w:ascii="Arial" w:hAnsi="Arial" w:cs="Arial"/>
+                <w:sz w:val="18"/>
+                <w:szCs w:val="18"/>
+                <w:lang w:eastAsia="en-CA"/>
+              </w:rPr>
+            </w:pPr>
+            <w:proofErr w:type="spellStart"/>
+            <w:r>
+              <w:rPr>
+                <w:rFonts w:ascii="Arial" w:hAnsi="Arial" w:cs="Arial"/>
+                <w:sz w:val="18"/>
+                <w:szCs w:val="18"/>
+                <w:lang w:eastAsia="en-CA"/>
+              </w:rPr>
+              <w:t>Hahlbeck</w:t>
+            </w:r>
+            <w:proofErr w:type="spellEnd"/>
+            <w:r>
+              <w:rPr>
+                <w:rFonts w:ascii="Arial" w:hAnsi="Arial" w:cs="Arial"/>
+                <w:sz w:val="18"/>
+                <w:szCs w:val="18"/>
+                <w:lang w:eastAsia="en-CA"/>
+              </w:rPr>
+              <w:t xml:space="preserve"> et al. 2022</w:t>
+            </w:r>
+          </w:p>
+        </w:tc>
+        <w:tc>
+          <w:tcPr>
+            <w:tcW w:w="1646" w:type="dxa"/>
+            <w:hideMark/>
+          </w:tcPr>
+          <w:p>
+            <w:pPr>
+              <w:rPr>
+                <w:rFonts w:ascii="Arial" w:hAnsi="Arial" w:cs="Arial"/>
+                <w:sz w:val="18"/>
+                <w:szCs w:val="18"/>
+                <w:lang w:eastAsia="en-CA"/>
+              </w:rPr>
+            </w:pPr>
+            <w:proofErr w:type="spellStart"/>
+            <w:r>
+              <w:rPr>
+                <w:rFonts w:ascii="Arial" w:hAnsi="Arial" w:cs="Arial"/>
+                <w:sz w:val="18"/>
+                <w:szCs w:val="18"/>
+                <w:lang w:eastAsia="en-CA"/>
+              </w:rPr>
+              <w:t>Redband</w:t>
+            </w:r>
+            <w:proofErr w:type="spellEnd"/>
+            <w:r>
+              <w:rPr>
+                <w:rFonts w:ascii="Arial" w:hAnsi="Arial" w:cs="Arial"/>
+                <w:sz w:val="18"/>
+                <w:szCs w:val="18"/>
+                <w:lang w:eastAsia="en-CA"/>
+              </w:rPr>
+              <w:t xml:space="preserve"> rainbow trout (Oncorhynchus mykiss </w:t>
+            </w:r>
+            <w:proofErr w:type="spellStart"/>
+            <w:r>
+              <w:rPr>
+                <w:rFonts w:ascii="Arial" w:hAnsi="Arial" w:cs="Arial"/>
+                <w:sz w:val="18"/>
+                <w:szCs w:val="18"/>
+                <w:lang w:eastAsia="en-CA"/>
+              </w:rPr>
+              <w:t>newberrii</w:t>
+            </w:r>
+            <w:proofErr w:type="spellEnd"/>
+            <w:r>
+              <w:rPr>
+                <w:rFonts w:ascii="Arial" w:hAnsi="Arial" w:cs="Arial"/>
+                <w:sz w:val="18"/>
+                <w:szCs w:val="18"/>
+                <w:lang w:eastAsia="en-CA"/>
+              </w:rPr>
+              <w:t>)</w:t>
+            </w:r>
+          </w:p>
+        </w:tc>
+        <w:tc>
+          <w:tcPr>
+            <w:tcW w:w="1735" w:type="dxa"/>
+            <w:hideMark/>
+          </w:tcPr>
+          <w:p>
+            <w:pPr>
+              <w:rPr>
+                <w:rFonts w:ascii="Arial" w:hAnsi="Arial" w:cs="Arial"/>
+                <w:sz w:val="18"/>
+                <w:szCs w:val="18"/>
+                <w:lang w:eastAsia="en-CA"/>
+              </w:rPr>
+            </w:pPr>
+            <w:r>
+              <w:rPr>
+                <w:rFonts w:ascii="Arial" w:hAnsi="Arial" w:cs="Arial"/>
+                <w:sz w:val="18"/>
+                <w:szCs w:val="18"/>
                 <w:lang w:eastAsia="en-CA"/>
               </w:rPr>
               <w:t>Tertiary consumer; Adult</w:t>
@@ -915,76 +1251,89 @@
         </w:tc>
         <w:tc>
           <w:tcPr>
-            <w:tcW w:w="1984" w:type="dxa"/>
-            <w:hideMark/>
-          </w:tcPr>
-          <w:p>
-            <w:pPr>
-              <w:rPr>
-                <w:rFonts w:ascii="Arial" w:hAnsi="Arial" w:cs="Arial"/>
-                <w:sz w:val="20"/>
-                <w:szCs w:val="20"/>
-                <w:lang w:eastAsia="en-CA"/>
-              </w:rPr>
-            </w:pPr>
-            <w:r>
-              <w:rPr>
-                <w:rFonts w:ascii="Arial" w:hAnsi="Arial" w:cs="Arial"/>
-                <w:sz w:val="20"/>
-                <w:szCs w:val="20"/>
-                <w:lang w:eastAsia="en-CA"/>
-              </w:rPr>
-              <w:t>Bidirectional (biannual: tributary↔lake)</w:t>
-            </w:r>
-          </w:p>
-        </w:tc>
-        <w:tc>
-          <w:tcPr>
-            <w:tcW w:w="2268" w:type="dxa"/>
-            <w:hideMark/>
-          </w:tcPr>
-          <w:p>
-            <w:pPr>
-              <w:rPr>
-                <w:rFonts w:ascii="Arial" w:hAnsi="Arial" w:cs="Arial"/>
-                <w:sz w:val="20"/>
-                <w:szCs w:val="20"/>
-                <w:lang w:eastAsia="en-CA"/>
-              </w:rPr>
-            </w:pPr>
-            <w:r>
-              <w:rPr>
-                <w:rFonts w:ascii="Arial" w:hAnsi="Arial" w:cs="Arial"/>
-                <w:sz w:val="20"/>
-                <w:szCs w:val="20"/>
-                <w:lang w:eastAsia="en-CA"/>
-              </w:rPr>
-              <w:t>Thermal refuge (summer) +  foraging (spring/fall) + reproduction (winter spawning)</w:t>
-            </w:r>
-          </w:p>
-        </w:tc>
-        <w:tc>
-          <w:tcPr>
-            <w:tcW w:w="1275" w:type="dxa"/>
-            <w:hideMark/>
-          </w:tcPr>
-          <w:p>
-            <w:pPr>
-              <w:rPr>
-                <w:rFonts w:ascii="Arial" w:hAnsi="Arial" w:cs="Arial"/>
-                <w:sz w:val="20"/>
-                <w:szCs w:val="20"/>
-                <w:lang w:eastAsia="en-CA"/>
-              </w:rPr>
-            </w:pPr>
-            <w:r>
-              <w:rPr>
-                <w:rFonts w:ascii="Arial" w:hAnsi="Arial" w:cs="Arial"/>
-                <w:sz w:val="20"/>
-                <w:szCs w:val="20"/>
-                <w:lang w:eastAsia="en-CA"/>
-              </w:rPr>
-              <w:t>Seasonal (biannual cycle)</w:t>
+            <w:tcW w:w="2127" w:type="dxa"/>
+            <w:hideMark/>
+          </w:tcPr>
+          <w:p>
+            <w:pPr>
+              <w:rPr>
+                <w:rFonts w:ascii="Arial" w:hAnsi="Arial" w:cs="Arial"/>
+                <w:sz w:val="18"/>
+                <w:szCs w:val="18"/>
+                <w:lang w:eastAsia="en-CA"/>
+              </w:rPr>
+            </w:pPr>
+            <w:r>
+              <w:rPr>
+                <w:rFonts w:ascii="Arial" w:hAnsi="Arial" w:cs="Arial"/>
+                <w:sz w:val="18"/>
+                <w:szCs w:val="18"/>
+                <w:lang w:eastAsia="en-CA"/>
+              </w:rPr>
+              <w:t xml:space="preserve">Bidirectional (biannual: </w:t>
+            </w:r>
+            <w:proofErr w:type="spellStart"/>
+            <w:r>
+              <w:rPr>
+                <w:rFonts w:ascii="Arial" w:hAnsi="Arial" w:cs="Arial"/>
+                <w:sz w:val="18"/>
+                <w:szCs w:val="18"/>
+                <w:lang w:eastAsia="en-CA"/>
+              </w:rPr>
+              <w:t>tributary↔lake</w:t>
+            </w:r>
+            <w:proofErr w:type="spellEnd"/>
+            <w:r>
+              <w:rPr>
+                <w:rFonts w:ascii="Arial" w:hAnsi="Arial" w:cs="Arial"/>
+                <w:sz w:val="18"/>
+                <w:szCs w:val="18"/>
+                <w:lang w:eastAsia="en-CA"/>
+              </w:rPr>
+              <w:t>)</w:t>
+            </w:r>
+          </w:p>
+        </w:tc>
+        <w:tc>
+          <w:tcPr>
+            <w:tcW w:w="2976" w:type="dxa"/>
+            <w:hideMark/>
+          </w:tcPr>
+          <w:p>
+            <w:pPr>
+              <w:rPr>
+                <w:rFonts w:ascii="Arial" w:hAnsi="Arial" w:cs="Arial"/>
+                <w:sz w:val="18"/>
+                <w:szCs w:val="18"/>
+                <w:lang w:eastAsia="en-CA"/>
+              </w:rPr>
+            </w:pPr>
+            <w:r>
+              <w:rPr>
+                <w:rFonts w:ascii="Arial" w:hAnsi="Arial" w:cs="Arial"/>
+                <w:sz w:val="18"/>
+                <w:szCs w:val="18"/>
+                <w:lang w:eastAsia="en-CA"/>
+              </w:rPr>
+              <w:t xml:space="preserve">Thermal refuge (summer) </w:t>
+            </w:r>
+            <w:r>
+              <w:rPr>
+                <w:rFonts w:ascii="Arial" w:hAnsi="Arial" w:cs="Arial"/>
+                <w:sz w:val="18"/>
+                <w:szCs w:val="18"/>
+                <w:lang w:eastAsia="en-CA"/>
+              </w:rPr>
+              <w:t>+ foraging</w:t>
+            </w:r>
+            <w:r>
+              <w:rPr>
+                <w:rFonts w:ascii="Arial" w:hAnsi="Arial" w:cs="Arial"/>
+                <w:sz w:val="18"/>
+                <w:szCs w:val="18"/>
+                <w:lang w:eastAsia="en-CA"/>
+              </w:rPr>
+              <w:t xml:space="preserve"> (spring/fall) + reproduction (winter spawning)</w:t>
             </w:r>
           </w:p>
         </w:tc>
@@ -995,23 +1344,23 @@
         </w:trPr>
         <w:tc>
           <w:tcPr>
-            <w:tcW w:w="988" w:type="dxa"/>
-            <w:hideMark/>
-          </w:tcPr>
-          <w:p>
-            <w:pPr>
-              <w:rPr>
-                <w:rFonts w:ascii="Arial" w:hAnsi="Arial" w:cs="Arial"/>
-                <w:sz w:val="20"/>
-                <w:szCs w:val="20"/>
-                <w:lang w:eastAsia="en-CA"/>
-              </w:rPr>
-            </w:pPr>
-            <w:r>
-              <w:rPr>
-                <w:rFonts w:ascii="Arial" w:hAnsi="Arial" w:cs="Arial"/>
-                <w:sz w:val="20"/>
-                <w:szCs w:val="20"/>
+            <w:tcW w:w="1150" w:type="dxa"/>
+            <w:hideMark/>
+          </w:tcPr>
+          <w:p>
+            <w:pPr>
+              <w:rPr>
+                <w:rFonts w:ascii="Arial" w:hAnsi="Arial" w:cs="Arial"/>
+                <w:sz w:val="18"/>
+                <w:szCs w:val="18"/>
+                <w:lang w:eastAsia="en-CA"/>
+              </w:rPr>
+            </w:pPr>
+            <w:r>
+              <w:rPr>
+                <w:rFonts w:ascii="Arial" w:hAnsi="Arial" w:cs="Arial"/>
+                <w:sz w:val="18"/>
+                <w:szCs w:val="18"/>
                 <w:lang w:eastAsia="en-CA"/>
               </w:rPr>
               <w:t>Colborne et al. 2019</w:t>
@@ -1020,48 +1369,68 @@
         </w:tc>
         <w:tc>
           <w:tcPr>
-            <w:tcW w:w="1684" w:type="dxa"/>
-            <w:hideMark/>
-          </w:tcPr>
-          <w:p>
-            <w:pPr>
-              <w:rPr>
-                <w:rFonts w:ascii="Arial" w:hAnsi="Arial" w:cs="Arial"/>
-                <w:sz w:val="20"/>
-                <w:szCs w:val="20"/>
-                <w:lang w:eastAsia="en-CA"/>
-              </w:rPr>
-            </w:pPr>
-            <w:r>
-              <w:rPr>
-                <w:rFonts w:ascii="Arial" w:hAnsi="Arial" w:cs="Arial"/>
-                <w:sz w:val="20"/>
-                <w:szCs w:val="20"/>
-                <w:lang w:eastAsia="en-CA"/>
-              </w:rPr>
-              <w:t>Lake sturgeon (Acipenser fulvescens)</w:t>
-            </w:r>
-          </w:p>
-        </w:tc>
-        <w:tc>
-          <w:tcPr>
-            <w:tcW w:w="1151" w:type="dxa"/>
-            <w:hideMark/>
-          </w:tcPr>
-          <w:p>
-            <w:pPr>
-              <w:rPr>
-                <w:rFonts w:ascii="Arial" w:hAnsi="Arial" w:cs="Arial"/>
-                <w:sz w:val="20"/>
-                <w:szCs w:val="20"/>
-                <w:lang w:eastAsia="en-CA"/>
-              </w:rPr>
-            </w:pPr>
-            <w:r>
-              <w:rPr>
-                <w:rFonts w:ascii="Arial" w:hAnsi="Arial" w:cs="Arial"/>
-                <w:sz w:val="20"/>
-                <w:szCs w:val="20"/>
+            <w:tcW w:w="1646" w:type="dxa"/>
+            <w:hideMark/>
+          </w:tcPr>
+          <w:p>
+            <w:pPr>
+              <w:rPr>
+                <w:rFonts w:ascii="Arial" w:hAnsi="Arial" w:cs="Arial"/>
+                <w:sz w:val="18"/>
+                <w:szCs w:val="18"/>
+                <w:lang w:eastAsia="en-CA"/>
+              </w:rPr>
+            </w:pPr>
+            <w:r>
+              <w:rPr>
+                <w:rFonts w:ascii="Arial" w:hAnsi="Arial" w:cs="Arial"/>
+                <w:sz w:val="18"/>
+                <w:szCs w:val="18"/>
+                <w:lang w:eastAsia="en-CA"/>
+              </w:rPr>
+              <w:t xml:space="preserve">Lake sturgeon (Acipenser </w:t>
+            </w:r>
+            <w:proofErr w:type="spellStart"/>
+            <w:r>
+              <w:rPr>
+                <w:rFonts w:ascii="Arial" w:hAnsi="Arial" w:cs="Arial"/>
+                <w:sz w:val="18"/>
+                <w:szCs w:val="18"/>
+                <w:lang w:eastAsia="en-CA"/>
+              </w:rPr>
+              <w:t>fulvescens</w:t>
+            </w:r>
+            <w:proofErr w:type="spellEnd"/>
+            <w:r>
+              <w:rPr>
+                <w:rFonts w:ascii="Arial" w:hAnsi="Arial" w:cs="Arial"/>
+                <w:sz w:val="18"/>
+                <w:szCs w:val="18"/>
+                <w:lang w:eastAsia="en-CA"/>
+              </w:rPr>
+              <w:t>)</w:t>
+            </w:r>
+          </w:p>
+        </w:tc>
+        <w:tc>
+          <w:tcPr>
+            <w:tcW w:w="1735" w:type="dxa"/>
+            <w:hideMark/>
+          </w:tcPr>
+          <w:p>
+            <w:pPr>
+              <w:rPr>
+                <w:rFonts w:ascii="Arial" w:hAnsi="Arial" w:cs="Arial"/>
+                <w:sz w:val="18"/>
+                <w:szCs w:val="18"/>
+                <w:lang w:eastAsia="en-CA"/>
+              </w:rPr>
+            </w:pPr>
+            <w:r>
+              <w:rPr>
+                <w:rFonts w:ascii="Arial" w:hAnsi="Arial" w:cs="Arial"/>
+                <w:sz w:val="18"/>
+                <w:szCs w:val="18"/>
                 <w:lang w:eastAsia="en-CA"/>
               </w:rPr>
               <w:t>Secondary consumer; Adult</w:t>
@@ -1070,76 +1439,71 @@
         </w:tc>
         <w:tc>
           <w:tcPr>
-            <w:tcW w:w="1984" w:type="dxa"/>
-            <w:hideMark/>
-          </w:tcPr>
-          <w:p>
-            <w:pPr>
-              <w:rPr>
-                <w:rFonts w:ascii="Arial" w:hAnsi="Arial" w:cs="Arial"/>
-                <w:sz w:val="20"/>
-                <w:szCs w:val="20"/>
-                <w:lang w:eastAsia="en-CA"/>
-              </w:rPr>
-            </w:pPr>
-            <w:r>
-              <w:rPr>
-                <w:rFonts w:ascii="Arial" w:hAnsi="Arial" w:cs="Arial"/>
-                <w:sz w:val="20"/>
-                <w:szCs w:val="20"/>
-                <w:lang w:eastAsia="en-CA"/>
-              </w:rPr>
-              <w:t>Bidirectional (river↔lake; 5 distinct individual patterns)</w:t>
-            </w:r>
-          </w:p>
-        </w:tc>
-        <w:tc>
-          <w:tcPr>
-            <w:tcW w:w="2268" w:type="dxa"/>
-            <w:hideMark/>
-          </w:tcPr>
-          <w:p>
-            <w:pPr>
-              <w:rPr>
-                <w:rFonts w:ascii="Arial" w:hAnsi="Arial" w:cs="Arial"/>
-                <w:sz w:val="20"/>
-                <w:szCs w:val="20"/>
-                <w:lang w:eastAsia="en-CA"/>
-              </w:rPr>
-            </w:pPr>
-            <w:r>
-              <w:rPr>
-                <w:rFonts w:ascii="Arial" w:hAnsi="Arial" w:cs="Arial"/>
-                <w:sz w:val="20"/>
-                <w:szCs w:val="20"/>
+            <w:tcW w:w="2127" w:type="dxa"/>
+            <w:hideMark/>
+          </w:tcPr>
+          <w:p>
+            <w:pPr>
+              <w:rPr>
+                <w:rFonts w:ascii="Arial" w:hAnsi="Arial" w:cs="Arial"/>
+                <w:sz w:val="18"/>
+                <w:szCs w:val="18"/>
+                <w:lang w:eastAsia="en-CA"/>
+              </w:rPr>
+            </w:pPr>
+            <w:r>
+              <w:rPr>
+                <w:rFonts w:ascii="Arial" w:hAnsi="Arial" w:cs="Arial"/>
+                <w:sz w:val="18"/>
+                <w:szCs w:val="18"/>
+                <w:lang w:eastAsia="en-CA"/>
+              </w:rPr>
+              <w:t>Bidirectional (</w:t>
+            </w:r>
+            <w:proofErr w:type="spellStart"/>
+            <w:r>
+              <w:rPr>
+                <w:rFonts w:ascii="Arial" w:hAnsi="Arial" w:cs="Arial"/>
+                <w:sz w:val="18"/>
+                <w:szCs w:val="18"/>
+                <w:lang w:eastAsia="en-CA"/>
+              </w:rPr>
+              <w:t>river↔lake</w:t>
+            </w:r>
+            <w:proofErr w:type="spellEnd"/>
+            <w:r>
+              <w:rPr>
+                <w:rFonts w:ascii="Arial" w:hAnsi="Arial" w:cs="Arial"/>
+                <w:sz w:val="18"/>
+                <w:szCs w:val="18"/>
+                <w:lang w:eastAsia="en-CA"/>
+              </w:rPr>
+              <w:t>; 5 distinct individual patterns)</w:t>
+            </w:r>
+          </w:p>
+        </w:tc>
+        <w:tc>
+          <w:tcPr>
+            <w:tcW w:w="2976" w:type="dxa"/>
+            <w:hideMark/>
+          </w:tcPr>
+          <w:p>
+            <w:pPr>
+              <w:rPr>
+                <w:rFonts w:ascii="Arial" w:hAnsi="Arial" w:cs="Arial"/>
+                <w:sz w:val="18"/>
+                <w:szCs w:val="18"/>
+                <w:lang w:eastAsia="en-CA"/>
+              </w:rPr>
+            </w:pPr>
+            <w:r>
+              <w:rPr>
+                <w:rFonts w:ascii="Arial" w:hAnsi="Arial" w:cs="Arial"/>
+                <w:sz w:val="18"/>
+                <w:szCs w:val="18"/>
                 <w:lang w:eastAsia="en-CA"/>
               </w:rPr>
               <w:t>Multiple: reproduction (spawning), foraging, and overwintering refuge; high individual variation</w:t>
-            </w:r>
-          </w:p>
-        </w:tc>
-        <w:tc>
-          <w:tcPr>
-            <w:tcW w:w="1275" w:type="dxa"/>
-            <w:hideMark/>
-          </w:tcPr>
-          <w:p>
-            <w:pPr>
-              <w:rPr>
-                <w:rFonts w:ascii="Arial" w:hAnsi="Arial" w:cs="Arial"/>
-                <w:sz w:val="20"/>
-                <w:szCs w:val="20"/>
-                <w:lang w:eastAsia="en-CA"/>
-              </w:rPr>
-            </w:pPr>
-            <w:r>
-              <w:rPr>
-                <w:rFonts w:ascii="Arial" w:hAnsi="Arial" w:cs="Arial"/>
-                <w:sz w:val="20"/>
-                <w:szCs w:val="20"/>
-                <w:lang w:eastAsia="en-CA"/>
-              </w:rPr>
-              <w:t>Seasonal</w:t>
             </w:r>
           </w:p>
         </w:tc>
@@ -1150,23 +1514,23 @@
         </w:trPr>
         <w:tc>
           <w:tcPr>
-            <w:tcW w:w="988" w:type="dxa"/>
-            <w:hideMark/>
-          </w:tcPr>
-          <w:p>
-            <w:pPr>
-              <w:rPr>
-                <w:rFonts w:ascii="Arial" w:hAnsi="Arial" w:cs="Arial"/>
-                <w:sz w:val="20"/>
-                <w:szCs w:val="20"/>
-                <w:lang w:eastAsia="en-CA"/>
-              </w:rPr>
-            </w:pPr>
-            <w:r>
-              <w:rPr>
-                <w:rFonts w:ascii="Arial" w:hAnsi="Arial" w:cs="Arial"/>
-                <w:sz w:val="20"/>
-                <w:szCs w:val="20"/>
+            <w:tcW w:w="1150" w:type="dxa"/>
+            <w:hideMark/>
+          </w:tcPr>
+          <w:p>
+            <w:pPr>
+              <w:rPr>
+                <w:rFonts w:ascii="Arial" w:hAnsi="Arial" w:cs="Arial"/>
+                <w:sz w:val="18"/>
+                <w:szCs w:val="18"/>
+                <w:lang w:eastAsia="en-CA"/>
+              </w:rPr>
+            </w:pPr>
+            <w:r>
+              <w:rPr>
+                <w:rFonts w:ascii="Arial" w:hAnsi="Arial" w:cs="Arial"/>
+                <w:sz w:val="18"/>
+                <w:szCs w:val="18"/>
                 <w:lang w:eastAsia="en-CA"/>
               </w:rPr>
               <w:t>Jones et al. 2016</w:t>
@@ -1175,48 +1539,88 @@
         </w:tc>
         <w:tc>
           <w:tcPr>
-            <w:tcW w:w="1684" w:type="dxa"/>
-            <w:hideMark/>
-          </w:tcPr>
-          <w:p>
-            <w:pPr>
-              <w:rPr>
-                <w:rFonts w:ascii="Arial" w:hAnsi="Arial" w:cs="Arial"/>
-                <w:sz w:val="20"/>
-                <w:szCs w:val="20"/>
-                <w:lang w:eastAsia="en-CA"/>
-              </w:rPr>
-            </w:pPr>
-            <w:r>
-              <w:rPr>
-                <w:rFonts w:ascii="Arial" w:hAnsi="Arial" w:cs="Arial"/>
-                <w:sz w:val="20"/>
-                <w:szCs w:val="20"/>
-                <w:lang w:eastAsia="en-CA"/>
-              </w:rPr>
-              <w:t>Longnose sucker (Catostomus catostomus); white sucker (Catostomus commersonii)</w:t>
-            </w:r>
-          </w:p>
-        </w:tc>
-        <w:tc>
-          <w:tcPr>
-            <w:tcW w:w="1151" w:type="dxa"/>
-            <w:hideMark/>
-          </w:tcPr>
-          <w:p>
-            <w:pPr>
-              <w:rPr>
-                <w:rFonts w:ascii="Arial" w:hAnsi="Arial" w:cs="Arial"/>
-                <w:sz w:val="20"/>
-                <w:szCs w:val="20"/>
-                <w:lang w:eastAsia="en-CA"/>
-              </w:rPr>
-            </w:pPr>
-            <w:r>
-              <w:rPr>
-                <w:rFonts w:ascii="Arial" w:hAnsi="Arial" w:cs="Arial"/>
-                <w:sz w:val="20"/>
-                <w:szCs w:val="20"/>
+            <w:tcW w:w="1646" w:type="dxa"/>
+            <w:hideMark/>
+          </w:tcPr>
+          <w:p>
+            <w:pPr>
+              <w:rPr>
+                <w:rFonts w:ascii="Arial" w:hAnsi="Arial" w:cs="Arial"/>
+                <w:sz w:val="18"/>
+                <w:szCs w:val="18"/>
+                <w:lang w:eastAsia="en-CA"/>
+              </w:rPr>
+            </w:pPr>
+            <w:r>
+              <w:rPr>
+                <w:rFonts w:ascii="Arial" w:hAnsi="Arial" w:cs="Arial"/>
+                <w:sz w:val="18"/>
+                <w:szCs w:val="18"/>
+                <w:lang w:eastAsia="en-CA"/>
+              </w:rPr>
+              <w:t xml:space="preserve">Longnose sucker (Catostomus </w:t>
+            </w:r>
+            <w:proofErr w:type="spellStart"/>
+            <w:r>
+              <w:rPr>
+                <w:rFonts w:ascii="Arial" w:hAnsi="Arial" w:cs="Arial"/>
+                <w:sz w:val="18"/>
+                <w:szCs w:val="18"/>
+                <w:lang w:eastAsia="en-CA"/>
+              </w:rPr>
+              <w:t>catostomus</w:t>
+            </w:r>
+            <w:proofErr w:type="spellEnd"/>
+            <w:r>
+              <w:rPr>
+                <w:rFonts w:ascii="Arial" w:hAnsi="Arial" w:cs="Arial"/>
+                <w:sz w:val="18"/>
+                <w:szCs w:val="18"/>
+                <w:lang w:eastAsia="en-CA"/>
+              </w:rPr>
+              <w:t xml:space="preserve">); white sucker (Catostomus </w:t>
+            </w:r>
+            <w:proofErr w:type="spellStart"/>
+            <w:r>
+              <w:rPr>
+                <w:rFonts w:ascii="Arial" w:hAnsi="Arial" w:cs="Arial"/>
+                <w:sz w:val="18"/>
+                <w:szCs w:val="18"/>
+                <w:lang w:eastAsia="en-CA"/>
+              </w:rPr>
+              <w:t>commersonii</w:t>
+            </w:r>
+            <w:proofErr w:type="spellEnd"/>
+            <w:r>
+              <w:rPr>
+                <w:rFonts w:ascii="Arial" w:hAnsi="Arial" w:cs="Arial"/>
+                <w:sz w:val="18"/>
+                <w:szCs w:val="18"/>
+                <w:lang w:eastAsia="en-CA"/>
+              </w:rPr>
+              <w:t>)</w:t>
+            </w:r>
+          </w:p>
+        </w:tc>
+        <w:tc>
+          <w:tcPr>
+            <w:tcW w:w="1735" w:type="dxa"/>
+            <w:hideMark/>
+          </w:tcPr>
+          <w:p>
+            <w:pPr>
+              <w:rPr>
+                <w:rFonts w:ascii="Arial" w:hAnsi="Arial" w:cs="Arial"/>
+                <w:sz w:val="18"/>
+                <w:szCs w:val="18"/>
+                <w:lang w:eastAsia="en-CA"/>
+              </w:rPr>
+            </w:pPr>
+            <w:r>
+              <w:rPr>
+                <w:rFonts w:ascii="Arial" w:hAnsi="Arial" w:cs="Arial"/>
+                <w:sz w:val="18"/>
+                <w:szCs w:val="18"/>
                 <w:lang w:eastAsia="en-CA"/>
               </w:rPr>
               <w:t>Secondary consumer; Adult</w:t>
@@ -1225,23 +1629,23 @@
         </w:tc>
         <w:tc>
           <w:tcPr>
-            <w:tcW w:w="1984" w:type="dxa"/>
-            <w:hideMark/>
-          </w:tcPr>
-          <w:p>
-            <w:pPr>
-              <w:rPr>
-                <w:rFonts w:ascii="Arial" w:hAnsi="Arial" w:cs="Arial"/>
-                <w:sz w:val="20"/>
-                <w:szCs w:val="20"/>
-                <w:lang w:eastAsia="en-CA"/>
-              </w:rPr>
-            </w:pPr>
-            <w:r>
-              <w:rPr>
-                <w:rFonts w:ascii="Arial" w:hAnsi="Arial" w:cs="Arial"/>
-                <w:sz w:val="20"/>
-                <w:szCs w:val="20"/>
+            <w:tcW w:w="2127" w:type="dxa"/>
+            <w:hideMark/>
+          </w:tcPr>
+          <w:p>
+            <w:pPr>
+              <w:rPr>
+                <w:rFonts w:ascii="Arial" w:hAnsi="Arial" w:cs="Arial"/>
+                <w:sz w:val="18"/>
+                <w:szCs w:val="18"/>
+                <w:lang w:eastAsia="en-CA"/>
+              </w:rPr>
+            </w:pPr>
+            <w:r>
+              <w:rPr>
+                <w:rFonts w:ascii="Arial" w:hAnsi="Arial" w:cs="Arial"/>
+                <w:sz w:val="18"/>
+                <w:szCs w:val="18"/>
                 <w:lang w:eastAsia="en-CA"/>
               </w:rPr>
               <w:t>Directional</w:t>
@@ -1249,61 +1653,56 @@
             <w:r>
               <w:rPr>
                 <w:rFonts w:ascii="Arial" w:hAnsi="Arial" w:cs="Arial"/>
-                <w:sz w:val="20"/>
-                <w:szCs w:val="20"/>
-                <w:lang w:eastAsia="en-CA"/>
-              </w:rPr>
-              <w:t xml:space="preserve"> (lake→stream for spawning, return to lake)</w:t>
-            </w:r>
-          </w:p>
-        </w:tc>
-        <w:tc>
-          <w:tcPr>
-            <w:tcW w:w="2268" w:type="dxa"/>
-            <w:hideMark/>
-          </w:tcPr>
-          <w:p>
-            <w:pPr>
-              <w:rPr>
-                <w:rFonts w:ascii="Arial" w:hAnsi="Arial" w:cs="Arial"/>
-                <w:sz w:val="20"/>
-                <w:szCs w:val="20"/>
-                <w:lang w:eastAsia="en-CA"/>
-              </w:rPr>
-            </w:pPr>
-            <w:r>
-              <w:rPr>
-                <w:rFonts w:ascii="Arial" w:hAnsi="Arial" w:cs="Arial"/>
-                <w:sz w:val="20"/>
-                <w:szCs w:val="20"/>
+                <w:sz w:val="18"/>
+                <w:szCs w:val="18"/>
+                <w:lang w:eastAsia="en-CA"/>
+              </w:rPr>
+              <w:t xml:space="preserve"> (</w:t>
+            </w:r>
+            <w:proofErr w:type="spellStart"/>
+            <w:r>
+              <w:rPr>
+                <w:rFonts w:ascii="Arial" w:hAnsi="Arial" w:cs="Arial"/>
+                <w:sz w:val="18"/>
+                <w:szCs w:val="18"/>
+                <w:lang w:eastAsia="en-CA"/>
+              </w:rPr>
+              <w:t>lake→stream</w:t>
+            </w:r>
+            <w:proofErr w:type="spellEnd"/>
+            <w:r>
+              <w:rPr>
+                <w:rFonts w:ascii="Arial" w:hAnsi="Arial" w:cs="Arial"/>
+                <w:sz w:val="18"/>
+                <w:szCs w:val="18"/>
+                <w:lang w:eastAsia="en-CA"/>
+              </w:rPr>
+              <w:t xml:space="preserve"> for spawning, return to lake)</w:t>
+            </w:r>
+          </w:p>
+        </w:tc>
+        <w:tc>
+          <w:tcPr>
+            <w:tcW w:w="2976" w:type="dxa"/>
+            <w:hideMark/>
+          </w:tcPr>
+          <w:p>
+            <w:pPr>
+              <w:rPr>
+                <w:rFonts w:ascii="Arial" w:hAnsi="Arial" w:cs="Arial"/>
+                <w:sz w:val="18"/>
+                <w:szCs w:val="18"/>
+                <w:lang w:eastAsia="en-CA"/>
+              </w:rPr>
+            </w:pPr>
+            <w:r>
+              <w:rPr>
+                <w:rFonts w:ascii="Arial" w:hAnsi="Arial" w:cs="Arial"/>
+                <w:sz w:val="18"/>
+                <w:szCs w:val="18"/>
                 <w:lang w:eastAsia="en-CA"/>
               </w:rPr>
               <w:t>Reproduction (spawning); nutrient subsidy transfer from lake to oligotrophic stream</w:t>
-            </w:r>
-          </w:p>
-        </w:tc>
-        <w:tc>
-          <w:tcPr>
-            <w:tcW w:w="1275" w:type="dxa"/>
-            <w:hideMark/>
-          </w:tcPr>
-          <w:p>
-            <w:pPr>
-              <w:rPr>
-                <w:rFonts w:ascii="Arial" w:hAnsi="Arial" w:cs="Arial"/>
-                <w:sz w:val="20"/>
-                <w:szCs w:val="20"/>
-                <w:lang w:eastAsia="en-CA"/>
-              </w:rPr>
-            </w:pPr>
-            <w:r>
-              <w:rPr>
-                <w:rFonts w:ascii="Arial" w:hAnsi="Arial" w:cs="Arial"/>
-                <w:sz w:val="20"/>
-                <w:szCs w:val="20"/>
-                <w:lang w:eastAsia="en-CA"/>
-              </w:rPr>
-              <w:t>Seasonal</w:t>
             </w:r>
           </w:p>
         </w:tc>
@@ -1314,118 +1713,186 @@
         </w:trPr>
         <w:tc>
           <w:tcPr>
-            <w:tcW w:w="988" w:type="dxa"/>
-            <w:hideMark/>
-          </w:tcPr>
-          <w:p>
-            <w:pPr>
-              <w:rPr>
-                <w:rFonts w:ascii="Arial" w:hAnsi="Arial" w:cs="Arial"/>
-                <w:sz w:val="20"/>
-                <w:szCs w:val="20"/>
-                <w:lang w:eastAsia="en-CA"/>
-              </w:rPr>
-            </w:pPr>
-            <w:r>
-              <w:rPr>
-                <w:rFonts w:ascii="Arial" w:hAnsi="Arial" w:cs="Arial"/>
-                <w:sz w:val="20"/>
-                <w:szCs w:val="20"/>
-                <w:lang w:eastAsia="en-CA"/>
-              </w:rPr>
-              <w:t>He &amp; Kitchell 1990</w:t>
-            </w:r>
-          </w:p>
-        </w:tc>
-        <w:tc>
-          <w:tcPr>
-            <w:tcW w:w="1684" w:type="dxa"/>
-            <w:hideMark/>
-          </w:tcPr>
-          <w:p>
-            <w:pPr>
-              <w:rPr>
-                <w:rFonts w:ascii="Arial" w:hAnsi="Arial" w:cs="Arial"/>
-                <w:sz w:val="20"/>
-                <w:szCs w:val="20"/>
-                <w:lang w:eastAsia="en-CA"/>
-              </w:rPr>
-            </w:pPr>
-            <w:r>
-              <w:rPr>
-                <w:rFonts w:ascii="Arial" w:hAnsi="Arial" w:cs="Arial"/>
-                <w:sz w:val="20"/>
-                <w:szCs w:val="20"/>
-                <w:lang w:eastAsia="en-CA"/>
-              </w:rPr>
-              <w:t xml:space="preserve">Multiple small-bodied cyprinids (6+ species); northern pike (Esox lucius) as </w:t>
-            </w:r>
-            <w:r>
-              <w:rPr>
-                <w:rFonts w:ascii="Arial" w:hAnsi="Arial" w:cs="Arial"/>
-                <w:sz w:val="20"/>
-                <w:szCs w:val="20"/>
-                <w:lang w:eastAsia="en-CA"/>
-              </w:rPr>
-              <w:lastRenderedPageBreak/>
-              <w:t>experimental predator</w:t>
-            </w:r>
-          </w:p>
-        </w:tc>
-        <w:tc>
-          <w:tcPr>
-            <w:tcW w:w="1151" w:type="dxa"/>
-            <w:hideMark/>
-          </w:tcPr>
-          <w:p>
-            <w:pPr>
-              <w:rPr>
-                <w:rFonts w:ascii="Arial" w:hAnsi="Arial" w:cs="Arial"/>
-                <w:sz w:val="20"/>
-                <w:szCs w:val="20"/>
-                <w:lang w:eastAsia="en-CA"/>
-              </w:rPr>
-            </w:pPr>
-            <w:r>
-              <w:rPr>
-                <w:rFonts w:ascii="Arial" w:hAnsi="Arial" w:cs="Arial"/>
-                <w:sz w:val="20"/>
-                <w:szCs w:val="20"/>
-                <w:lang w:eastAsia="en-CA"/>
-              </w:rPr>
-              <w:lastRenderedPageBreak/>
+            <w:tcW w:w="1150" w:type="dxa"/>
+            <w:hideMark/>
+          </w:tcPr>
+          <w:p>
+            <w:pPr>
+              <w:rPr>
+                <w:rFonts w:ascii="Arial" w:hAnsi="Arial" w:cs="Arial"/>
+                <w:sz w:val="18"/>
+                <w:szCs w:val="18"/>
+                <w:lang w:eastAsia="en-CA"/>
+              </w:rPr>
+            </w:pPr>
+            <w:r>
+              <w:rPr>
+                <w:rFonts w:ascii="Arial" w:hAnsi="Arial" w:cs="Arial"/>
+                <w:sz w:val="18"/>
+                <w:szCs w:val="18"/>
+                <w:lang w:eastAsia="en-CA"/>
+              </w:rPr>
+              <w:t xml:space="preserve">He &amp; </w:t>
+            </w:r>
+            <w:proofErr w:type="spellStart"/>
+            <w:r>
+              <w:rPr>
+                <w:rFonts w:ascii="Arial" w:hAnsi="Arial" w:cs="Arial"/>
+                <w:sz w:val="18"/>
+                <w:szCs w:val="18"/>
+                <w:lang w:eastAsia="en-CA"/>
+              </w:rPr>
+              <w:t>Kitchell</w:t>
+            </w:r>
+            <w:proofErr w:type="spellEnd"/>
+            <w:r>
+              <w:rPr>
+                <w:rFonts w:ascii="Arial" w:hAnsi="Arial" w:cs="Arial"/>
+                <w:sz w:val="18"/>
+                <w:szCs w:val="18"/>
+                <w:lang w:eastAsia="en-CA"/>
+              </w:rPr>
+              <w:t xml:space="preserve"> 1990</w:t>
+            </w:r>
+          </w:p>
+        </w:tc>
+        <w:tc>
+          <w:tcPr>
+            <w:tcW w:w="1646" w:type="dxa"/>
+            <w:hideMark/>
+          </w:tcPr>
+          <w:p>
+            <w:pPr>
+              <w:rPr>
+                <w:rFonts w:ascii="Arial" w:hAnsi="Arial" w:cs="Arial"/>
+                <w:sz w:val="18"/>
+                <w:szCs w:val="18"/>
+                <w:lang w:eastAsia="en-CA"/>
+              </w:rPr>
+            </w:pPr>
+            <w:r>
+              <w:rPr>
+                <w:rFonts w:ascii="Arial" w:hAnsi="Arial" w:cs="Arial"/>
+                <w:sz w:val="18"/>
+                <w:szCs w:val="18"/>
+                <w:lang w:eastAsia="en-CA"/>
+              </w:rPr>
+              <w:t xml:space="preserve">Multiple small-bodied cyprinids (6+ species); northern pike (Esox </w:t>
+            </w:r>
+            <w:proofErr w:type="spellStart"/>
+            <w:r>
+              <w:rPr>
+                <w:rFonts w:ascii="Arial" w:hAnsi="Arial" w:cs="Arial"/>
+                <w:sz w:val="18"/>
+                <w:szCs w:val="18"/>
+                <w:lang w:eastAsia="en-CA"/>
+              </w:rPr>
+              <w:t>lucius</w:t>
+            </w:r>
+            <w:proofErr w:type="spellEnd"/>
+            <w:r>
+              <w:rPr>
+                <w:rFonts w:ascii="Arial" w:hAnsi="Arial" w:cs="Arial"/>
+                <w:sz w:val="18"/>
+                <w:szCs w:val="18"/>
+                <w:lang w:eastAsia="en-CA"/>
+              </w:rPr>
+              <w:t>) as experimental predator</w:t>
+            </w:r>
+          </w:p>
+        </w:tc>
+        <w:tc>
+          <w:tcPr>
+            <w:tcW w:w="1735" w:type="dxa"/>
+            <w:hideMark/>
+          </w:tcPr>
+          <w:p>
+            <w:pPr>
+              <w:rPr>
+                <w:rFonts w:ascii="Arial" w:hAnsi="Arial" w:cs="Arial"/>
+                <w:sz w:val="18"/>
+                <w:szCs w:val="18"/>
+                <w:lang w:eastAsia="en-CA"/>
+              </w:rPr>
+            </w:pPr>
+            <w:r>
+              <w:rPr>
+                <w:rFonts w:ascii="Arial" w:hAnsi="Arial" w:cs="Arial"/>
+                <w:sz w:val="18"/>
+                <w:szCs w:val="18"/>
+                <w:lang w:eastAsia="en-CA"/>
+              </w:rPr>
               <w:t>Primary consumer; Mixed (adults and juveniles)</w:t>
             </w:r>
           </w:p>
         </w:tc>
         <w:tc>
           <w:tcPr>
-            <w:tcW w:w="1984" w:type="dxa"/>
-            <w:hideMark/>
-          </w:tcPr>
-          <w:p>
-            <w:pPr>
-              <w:rPr>
-                <w:rFonts w:ascii="Arial" w:hAnsi="Arial" w:cs="Arial"/>
-                <w:sz w:val="20"/>
-                <w:szCs w:val="20"/>
-                <w:lang w:eastAsia="en-CA"/>
-              </w:rPr>
-            </w:pPr>
-            <w:r>
-              <w:rPr>
-                <w:rFonts w:ascii="Arial" w:hAnsi="Arial" w:cs="Arial"/>
-                <w:sz w:val="20"/>
-                <w:szCs w:val="20"/>
-                <w:lang w:eastAsia="en-CA"/>
-              </w:rPr>
-              <w:t>Directional</w:t>
-            </w:r>
-            <w:r>
-              <w:rPr>
-                <w:rFonts w:ascii="Arial" w:hAnsi="Arial" w:cs="Arial"/>
-                <w:sz w:val="20"/>
-                <w:szCs w:val="20"/>
+            <w:tcW w:w="2127" w:type="dxa"/>
+            <w:hideMark/>
+          </w:tcPr>
+          <w:p>
+            <w:pPr>
+              <w:rPr>
+                <w:rFonts w:ascii="Arial" w:hAnsi="Arial" w:cs="Arial"/>
+                <w:sz w:val="18"/>
+                <w:szCs w:val="18"/>
+                <w:lang w:eastAsia="en-CA"/>
+              </w:rPr>
+            </w:pPr>
+            <w:r>
+              <w:rPr>
+                <w:rFonts w:ascii="Arial" w:hAnsi="Arial" w:cs="Arial"/>
+                <w:sz w:val="18"/>
+                <w:szCs w:val="18"/>
+                <w:lang w:eastAsia="en-CA"/>
+              </w:rPr>
+              <w:t xml:space="preserve">Directional </w:t>
+            </w:r>
+            <w:r>
+              <w:rPr>
+                <w:rFonts w:ascii="Arial" w:hAnsi="Arial" w:cs="Arial"/>
+                <w:sz w:val="18"/>
+                <w:szCs w:val="18"/>
+                <w:lang w:eastAsia="en-CA"/>
+              </w:rPr>
+              <w:t>(</w:t>
+            </w:r>
+            <w:proofErr w:type="spellStart"/>
+            <w:r>
+              <w:rPr>
+                <w:rFonts w:ascii="Arial" w:hAnsi="Arial" w:cs="Arial"/>
+                <w:sz w:val="18"/>
+                <w:szCs w:val="18"/>
+                <w:lang w:eastAsia="en-CA"/>
+              </w:rPr>
+              <w:t>l</w:t>
+            </w:r>
+            <w:r>
+              <w:rPr>
+                <w:rFonts w:ascii="Arial" w:hAnsi="Arial" w:cs="Arial"/>
+                <w:sz w:val="18"/>
+                <w:szCs w:val="18"/>
+                <w:lang w:eastAsia="en-CA"/>
+              </w:rPr>
+              <w:t>ake→</w:t>
+            </w:r>
+            <w:proofErr w:type="gramStart"/>
+            <w:r>
+              <w:rPr>
+                <w:rFonts w:ascii="Arial" w:hAnsi="Arial" w:cs="Arial"/>
+                <w:sz w:val="18"/>
+                <w:szCs w:val="18"/>
+                <w:lang w:eastAsia="en-CA"/>
+              </w:rPr>
+              <w:t>stream</w:t>
+            </w:r>
+            <w:proofErr w:type="spellEnd"/>
+            <w:r>
+              <w:rPr>
+                <w:rFonts w:ascii="Arial" w:hAnsi="Arial" w:cs="Arial"/>
+                <w:sz w:val="18"/>
+                <w:szCs w:val="18"/>
                 <w:lang w:eastAsia="en-CA"/>
               </w:rPr>
               <w:t xml:space="preserve"> </w:t>
@@ -1433,35 +1900,27 @@
             <w:r>
               <w:rPr>
                 <w:rFonts w:ascii="Arial" w:hAnsi="Arial" w:cs="Arial"/>
-                <w:sz w:val="20"/>
-                <w:szCs w:val="20"/>
-                <w:lang w:eastAsia="en-CA"/>
-              </w:rPr>
-              <w:t>(l</w:t>
-            </w:r>
-            <w:r>
-              <w:rPr>
-                <w:rFonts w:ascii="Arial" w:hAnsi="Arial" w:cs="Arial"/>
-                <w:sz w:val="20"/>
-                <w:szCs w:val="20"/>
-                <w:lang w:eastAsia="en-CA"/>
-              </w:rPr>
-              <w:t xml:space="preserve">ake→stream </w:t>
-            </w:r>
-            <w:r>
-              <w:rPr>
-                <w:rFonts w:ascii="Arial" w:hAnsi="Arial" w:cs="Arial"/>
-                <w:sz w:val="20"/>
-                <w:szCs w:val="20"/>
-                <w:lang w:eastAsia="en-CA"/>
-              </w:rPr>
-              <w:t xml:space="preserve">; </w:t>
-            </w:r>
-            <w:r>
-              <w:rPr>
-                <w:rFonts w:ascii="Arial" w:hAnsi="Arial" w:cs="Arial"/>
-                <w:sz w:val="20"/>
-                <w:szCs w:val="20"/>
+                <w:sz w:val="18"/>
+                <w:szCs w:val="18"/>
+                <w:lang w:eastAsia="en-CA"/>
+              </w:rPr>
+              <w:t>;</w:t>
+            </w:r>
+            <w:proofErr w:type="gramEnd"/>
+            <w:r>
+              <w:rPr>
+                <w:rFonts w:ascii="Arial" w:hAnsi="Arial" w:cs="Arial"/>
+                <w:sz w:val="18"/>
+                <w:szCs w:val="18"/>
+                <w:lang w:eastAsia="en-CA"/>
+              </w:rPr>
+              <w:t xml:space="preserve"> </w:t>
+            </w:r>
+            <w:r>
+              <w:rPr>
+                <w:rFonts w:ascii="Arial" w:hAnsi="Arial" w:cs="Arial"/>
+                <w:sz w:val="18"/>
+                <w:szCs w:val="18"/>
                 <w:lang w:eastAsia="en-CA"/>
               </w:rPr>
               <w:t>predation-driven emigration</w:t>
@@ -1469,8 +1928,8 @@
             <w:r>
               <w:rPr>
                 <w:rFonts w:ascii="Arial" w:hAnsi="Arial" w:cs="Arial"/>
-                <w:sz w:val="20"/>
-                <w:szCs w:val="20"/>
+                <w:sz w:val="18"/>
+                <w:szCs w:val="18"/>
                 <w:lang w:eastAsia="en-CA"/>
               </w:rPr>
               <w:t>)</w:t>
@@ -1479,61 +1938,46 @@
         </w:tc>
         <w:tc>
           <w:tcPr>
-            <w:tcW w:w="2268" w:type="dxa"/>
-            <w:hideMark/>
-          </w:tcPr>
-          <w:p>
-            <w:pPr>
-              <w:rPr>
-                <w:rFonts w:ascii="Arial" w:hAnsi="Arial" w:cs="Arial"/>
-                <w:sz w:val="20"/>
-                <w:szCs w:val="20"/>
-                <w:lang w:eastAsia="en-CA"/>
-              </w:rPr>
-            </w:pPr>
-            <w:r>
-              <w:rPr>
-                <w:rFonts w:ascii="Arial" w:hAnsi="Arial" w:cs="Arial"/>
-                <w:sz w:val="20"/>
-                <w:szCs w:val="20"/>
-                <w:lang w:eastAsia="en-CA"/>
-              </w:rPr>
-              <w:t>Predation avoidance (experimental); also hypoxia avoidance (seasonal)</w:t>
-            </w:r>
-          </w:p>
-        </w:tc>
-        <w:tc>
-          <w:tcPr>
-            <w:tcW w:w="1275" w:type="dxa"/>
-            <w:hideMark/>
-          </w:tcPr>
-          <w:p>
-            <w:pPr>
-              <w:rPr>
-                <w:rFonts w:ascii="Arial" w:hAnsi="Arial" w:cs="Arial"/>
-                <w:sz w:val="20"/>
-                <w:szCs w:val="20"/>
-                <w:lang w:eastAsia="en-CA"/>
-              </w:rPr>
-            </w:pPr>
-            <w:r>
-              <w:rPr>
-                <w:rFonts w:ascii="Arial" w:hAnsi="Arial" w:cs="Arial"/>
-                <w:sz w:val="20"/>
-                <w:szCs w:val="20"/>
-                <w:lang w:eastAsia="en-CA"/>
-              </w:rPr>
-              <w:t xml:space="preserve">Exiting the lake once to avoid predators; potential seasonal movements </w:t>
-            </w:r>
-            <w:r>
-              <w:rPr>
-                <w:rFonts w:ascii="Arial" w:hAnsi="Arial" w:cs="Arial"/>
-                <w:sz w:val="20"/>
-                <w:szCs w:val="20"/>
-                <w:lang w:eastAsia="en-CA"/>
-              </w:rPr>
-              <w:lastRenderedPageBreak/>
-              <w:t>out of lake to avoid hypoxia</w:t>
+            <w:tcW w:w="2976" w:type="dxa"/>
+            <w:hideMark/>
+          </w:tcPr>
+          <w:p>
+            <w:pPr>
+              <w:rPr>
+                <w:rFonts w:ascii="Arial" w:hAnsi="Arial" w:cs="Arial"/>
+                <w:sz w:val="18"/>
+                <w:szCs w:val="18"/>
+                <w:lang w:eastAsia="en-CA"/>
+              </w:rPr>
+            </w:pPr>
+            <w:r>
+              <w:rPr>
+                <w:rFonts w:ascii="Arial" w:hAnsi="Arial" w:cs="Arial"/>
+                <w:sz w:val="18"/>
+                <w:szCs w:val="18"/>
+                <w:lang w:eastAsia="en-CA"/>
+              </w:rPr>
+              <w:t xml:space="preserve">Predation avoidance (experimental); </w:t>
+            </w:r>
+            <w:proofErr w:type="gramStart"/>
+            <w:r>
+              <w:rPr>
+                <w:rFonts w:ascii="Arial" w:hAnsi="Arial" w:cs="Arial"/>
+                <w:sz w:val="18"/>
+                <w:szCs w:val="18"/>
+                <w:lang w:eastAsia="en-CA"/>
+              </w:rPr>
+              <w:t>also</w:t>
+            </w:r>
+            <w:proofErr w:type="gramEnd"/>
+            <w:r>
+              <w:rPr>
+                <w:rFonts w:ascii="Arial" w:hAnsi="Arial" w:cs="Arial"/>
+                <w:sz w:val="18"/>
+                <w:szCs w:val="18"/>
+                <w:lang w:eastAsia="en-CA"/>
+              </w:rPr>
+              <w:t xml:space="preserve"> hypoxia avoidance (seasonal)</w:t>
             </w:r>
           </w:p>
         </w:tc>
@@ -1544,49 +1988,48 @@
         </w:trPr>
         <w:tc>
           <w:tcPr>
-            <w:tcW w:w="988" w:type="dxa"/>
-            <w:hideMark/>
-          </w:tcPr>
-          <w:p>
-            <w:pPr>
-              <w:rPr>
-                <w:rFonts w:ascii="Arial" w:hAnsi="Arial" w:cs="Arial"/>
-                <w:sz w:val="20"/>
-                <w:szCs w:val="20"/>
-                <w:lang w:eastAsia="en-CA"/>
-              </w:rPr>
-            </w:pPr>
-            <w:r>
-              <w:rPr>
-                <w:rFonts w:ascii="Arial" w:hAnsi="Arial" w:cs="Arial"/>
-                <w:sz w:val="20"/>
-                <w:szCs w:val="20"/>
-                <w:lang w:eastAsia="en-CA"/>
-              </w:rPr>
-              <w:lastRenderedPageBreak/>
+            <w:tcW w:w="1150" w:type="dxa"/>
+            <w:hideMark/>
+          </w:tcPr>
+          <w:p>
+            <w:pPr>
+              <w:rPr>
+                <w:rFonts w:ascii="Arial" w:hAnsi="Arial" w:cs="Arial"/>
+                <w:sz w:val="18"/>
+                <w:szCs w:val="18"/>
+                <w:lang w:eastAsia="en-CA"/>
+              </w:rPr>
+            </w:pPr>
+            <w:r>
+              <w:rPr>
+                <w:rFonts w:ascii="Arial" w:hAnsi="Arial" w:cs="Arial"/>
+                <w:sz w:val="18"/>
+                <w:szCs w:val="18"/>
+                <w:lang w:eastAsia="en-CA"/>
+              </w:rPr>
               <w:t>Curry et al. 1997</w:t>
             </w:r>
           </w:p>
         </w:tc>
         <w:tc>
           <w:tcPr>
-            <w:tcW w:w="1684" w:type="dxa"/>
-            <w:hideMark/>
-          </w:tcPr>
-          <w:p>
-            <w:pPr>
-              <w:rPr>
-                <w:rFonts w:ascii="Arial" w:hAnsi="Arial" w:cs="Arial"/>
-                <w:sz w:val="20"/>
-                <w:szCs w:val="20"/>
-                <w:lang w:eastAsia="en-CA"/>
-              </w:rPr>
-            </w:pPr>
-            <w:r>
-              <w:rPr>
-                <w:rFonts w:ascii="Arial" w:hAnsi="Arial" w:cs="Arial"/>
-                <w:sz w:val="20"/>
-                <w:szCs w:val="20"/>
+            <w:tcW w:w="1646" w:type="dxa"/>
+            <w:hideMark/>
+          </w:tcPr>
+          <w:p>
+            <w:pPr>
+              <w:rPr>
+                <w:rFonts w:ascii="Arial" w:hAnsi="Arial" w:cs="Arial"/>
+                <w:sz w:val="18"/>
+                <w:szCs w:val="18"/>
+                <w:lang w:eastAsia="en-CA"/>
+              </w:rPr>
+            </w:pPr>
+            <w:r>
+              <w:rPr>
+                <w:rFonts w:ascii="Arial" w:hAnsi="Arial" w:cs="Arial"/>
+                <w:sz w:val="18"/>
+                <w:szCs w:val="18"/>
                 <w:lang w:eastAsia="en-CA"/>
               </w:rPr>
               <w:t>Brook trout (Salvelinus fontinalis)</w:t>
@@ -1595,84 +2038,79 @@
         </w:tc>
         <w:tc>
           <w:tcPr>
-            <w:tcW w:w="1151" w:type="dxa"/>
-            <w:hideMark/>
-          </w:tcPr>
-          <w:p>
-            <w:pPr>
-              <w:rPr>
-                <w:rFonts w:ascii="Arial" w:hAnsi="Arial" w:cs="Arial"/>
-                <w:sz w:val="20"/>
-                <w:szCs w:val="20"/>
-                <w:lang w:eastAsia="en-CA"/>
-              </w:rPr>
-            </w:pPr>
-            <w:r>
-              <w:rPr>
-                <w:rFonts w:ascii="Arial" w:hAnsi="Arial" w:cs="Arial"/>
-                <w:sz w:val="20"/>
-                <w:szCs w:val="20"/>
-                <w:lang w:eastAsia="en-CA"/>
-              </w:rPr>
-              <w:t>Secondary  consumer; Juvenile (YOY / age-0)</w:t>
-            </w:r>
-          </w:p>
-        </w:tc>
-        <w:tc>
-          <w:tcPr>
-            <w:tcW w:w="1984" w:type="dxa"/>
-            <w:hideMark/>
-          </w:tcPr>
-          <w:p>
-            <w:pPr>
-              <w:rPr>
-                <w:rFonts w:ascii="Arial" w:hAnsi="Arial" w:cs="Arial"/>
-                <w:sz w:val="20"/>
-                <w:szCs w:val="20"/>
-                <w:lang w:eastAsia="en-CA"/>
-              </w:rPr>
-            </w:pPr>
-            <w:r>
-              <w:rPr>
-                <w:rFonts w:ascii="Arial" w:hAnsi="Arial" w:cs="Arial"/>
-                <w:sz w:val="20"/>
-                <w:szCs w:val="20"/>
-                <w:lang w:eastAsia="en-CA"/>
-              </w:rPr>
-              <w:t>Directional</w:t>
-            </w:r>
-            <w:r>
-              <w:rPr>
-                <w:rFonts w:ascii="Arial" w:hAnsi="Arial" w:cs="Arial"/>
-                <w:sz w:val="20"/>
-                <w:szCs w:val="20"/>
-                <w:lang w:eastAsia="en-CA"/>
-              </w:rPr>
-              <w:t xml:space="preserve"> </w:t>
-            </w:r>
-            <w:r>
-              <w:rPr>
-                <w:rFonts w:ascii="Arial" w:hAnsi="Arial" w:cs="Arial"/>
-                <w:sz w:val="20"/>
-                <w:szCs w:val="20"/>
-                <w:lang w:eastAsia="en-CA"/>
-              </w:rPr>
-              <w:t>(l</w:t>
-            </w:r>
-            <w:r>
-              <w:rPr>
-                <w:rFonts w:ascii="Arial" w:hAnsi="Arial" w:cs="Arial"/>
-                <w:sz w:val="20"/>
-                <w:szCs w:val="20"/>
-                <w:lang w:eastAsia="en-CA"/>
-              </w:rPr>
-              <w:t>ake→stream</w:t>
-            </w:r>
-            <w:r>
-              <w:rPr>
-                <w:rFonts w:ascii="Arial" w:hAnsi="Arial" w:cs="Arial"/>
-                <w:sz w:val="20"/>
-                <w:szCs w:val="20"/>
+            <w:tcW w:w="1735" w:type="dxa"/>
+            <w:hideMark/>
+          </w:tcPr>
+          <w:p>
+            <w:pPr>
+              <w:rPr>
+                <w:rFonts w:ascii="Arial" w:hAnsi="Arial" w:cs="Arial"/>
+                <w:sz w:val="18"/>
+                <w:szCs w:val="18"/>
+                <w:lang w:eastAsia="en-CA"/>
+              </w:rPr>
+            </w:pPr>
+            <w:proofErr w:type="gramStart"/>
+            <w:r>
+              <w:rPr>
+                <w:rFonts w:ascii="Arial" w:hAnsi="Arial" w:cs="Arial"/>
+                <w:sz w:val="18"/>
+                <w:szCs w:val="18"/>
+                <w:lang w:eastAsia="en-CA"/>
+              </w:rPr>
+              <w:t>Secondary  consumer</w:t>
+            </w:r>
+            <w:proofErr w:type="gramEnd"/>
+            <w:r>
+              <w:rPr>
+                <w:rFonts w:ascii="Arial" w:hAnsi="Arial" w:cs="Arial"/>
+                <w:sz w:val="18"/>
+                <w:szCs w:val="18"/>
+                <w:lang w:eastAsia="en-CA"/>
+              </w:rPr>
+              <w:t>; Juvenile (YOY / age-0)</w:t>
+            </w:r>
+          </w:p>
+        </w:tc>
+        <w:tc>
+          <w:tcPr>
+            <w:tcW w:w="2127" w:type="dxa"/>
+            <w:hideMark/>
+          </w:tcPr>
+          <w:p>
+            <w:pPr>
+              <w:rPr>
+                <w:rFonts w:ascii="Arial" w:hAnsi="Arial" w:cs="Arial"/>
+                <w:sz w:val="18"/>
+                <w:szCs w:val="18"/>
+                <w:lang w:eastAsia="en-CA"/>
+              </w:rPr>
+            </w:pPr>
+            <w:r>
+              <w:rPr>
+                <w:rFonts w:ascii="Arial" w:hAnsi="Arial" w:cs="Arial"/>
+                <w:sz w:val="18"/>
+                <w:szCs w:val="18"/>
+                <w:lang w:eastAsia="en-CA"/>
+              </w:rPr>
+              <w:t>Directional (</w:t>
+            </w:r>
+            <w:proofErr w:type="spellStart"/>
+            <w:r>
+              <w:rPr>
+                <w:rFonts w:ascii="Arial" w:hAnsi="Arial" w:cs="Arial"/>
+                <w:sz w:val="18"/>
+                <w:szCs w:val="18"/>
+                <w:lang w:eastAsia="en-CA"/>
+              </w:rPr>
+              <w:t>lake→stream</w:t>
+            </w:r>
+            <w:proofErr w:type="spellEnd"/>
+            <w:r>
+              <w:rPr>
+                <w:rFonts w:ascii="Arial" w:hAnsi="Arial" w:cs="Arial"/>
+                <w:sz w:val="18"/>
+                <w:szCs w:val="18"/>
                 <w:lang w:eastAsia="en-CA"/>
               </w:rPr>
               <w:t xml:space="preserve"> during warmer periods, return to lake in cooler periods</w:t>
@@ -1680,8 +2118,8 @@
             <w:r>
               <w:rPr>
                 <w:rFonts w:ascii="Arial" w:hAnsi="Arial" w:cs="Arial"/>
-                <w:sz w:val="20"/>
-                <w:szCs w:val="20"/>
+                <w:sz w:val="18"/>
+                <w:szCs w:val="18"/>
                 <w:lang w:eastAsia="en-CA"/>
               </w:rPr>
               <w:t>)</w:t>
@@ -1690,51 +2128,26 @@
         </w:tc>
         <w:tc>
           <w:tcPr>
-            <w:tcW w:w="2268" w:type="dxa"/>
-            <w:hideMark/>
-          </w:tcPr>
-          <w:p>
-            <w:pPr>
-              <w:rPr>
-                <w:rFonts w:ascii="Arial" w:hAnsi="Arial" w:cs="Arial"/>
-                <w:sz w:val="20"/>
-                <w:szCs w:val="20"/>
-                <w:lang w:eastAsia="en-CA"/>
-              </w:rPr>
-            </w:pPr>
-            <w:r>
-              <w:rPr>
-                <w:rFonts w:ascii="Arial" w:hAnsi="Arial" w:cs="Arial"/>
-                <w:sz w:val="20"/>
-                <w:szCs w:val="20"/>
+            <w:tcW w:w="2976" w:type="dxa"/>
+            <w:hideMark/>
+          </w:tcPr>
+          <w:p>
+            <w:pPr>
+              <w:rPr>
+                <w:rFonts w:ascii="Arial" w:hAnsi="Arial" w:cs="Arial"/>
+                <w:sz w:val="18"/>
+                <w:szCs w:val="18"/>
+                <w:lang w:eastAsia="en-CA"/>
+              </w:rPr>
+            </w:pPr>
+            <w:r>
+              <w:rPr>
+                <w:rFonts w:ascii="Arial" w:hAnsi="Arial" w:cs="Arial"/>
+                <w:sz w:val="18"/>
+                <w:szCs w:val="18"/>
                 <w:lang w:eastAsia="en-CA"/>
               </w:rPr>
               <w:t>Thermal refuge (lake littoral temperatures approach lethal levels for YOY in summer; streams cold via groundwater)</w:t>
-            </w:r>
-          </w:p>
-        </w:tc>
-        <w:tc>
-          <w:tcPr>
-            <w:tcW w:w="1275" w:type="dxa"/>
-            <w:hideMark/>
-          </w:tcPr>
-          <w:p>
-            <w:pPr>
-              <w:rPr>
-                <w:rFonts w:ascii="Arial" w:hAnsi="Arial" w:cs="Arial"/>
-                <w:sz w:val="20"/>
-                <w:szCs w:val="20"/>
-                <w:lang w:eastAsia="en-CA"/>
-              </w:rPr>
-            </w:pPr>
-            <w:r>
-              <w:rPr>
-                <w:rFonts w:ascii="Arial" w:hAnsi="Arial" w:cs="Arial"/>
-                <w:sz w:val="20"/>
-                <w:szCs w:val="20"/>
-                <w:lang w:eastAsia="en-CA"/>
-              </w:rPr>
-              <w:t>Seasonal</w:t>
             </w:r>
           </w:p>
         </w:tc>
@@ -1745,23 +2158,23 @@
         </w:trPr>
         <w:tc>
           <w:tcPr>
-            <w:tcW w:w="988" w:type="dxa"/>
-            <w:hideMark/>
-          </w:tcPr>
-          <w:p>
-            <w:pPr>
-              <w:rPr>
-                <w:rFonts w:ascii="Arial" w:hAnsi="Arial" w:cs="Arial"/>
-                <w:sz w:val="20"/>
-                <w:szCs w:val="20"/>
-                <w:lang w:eastAsia="en-CA"/>
-              </w:rPr>
-            </w:pPr>
-            <w:r>
-              <w:rPr>
-                <w:rFonts w:ascii="Arial" w:hAnsi="Arial" w:cs="Arial"/>
-                <w:sz w:val="20"/>
-                <w:szCs w:val="20"/>
+            <w:tcW w:w="1150" w:type="dxa"/>
+            <w:hideMark/>
+          </w:tcPr>
+          <w:p>
+            <w:pPr>
+              <w:rPr>
+                <w:rFonts w:ascii="Arial" w:hAnsi="Arial" w:cs="Arial"/>
+                <w:sz w:val="18"/>
+                <w:szCs w:val="18"/>
+                <w:lang w:eastAsia="en-CA"/>
+              </w:rPr>
+            </w:pPr>
+            <w:r>
+              <w:rPr>
+                <w:rFonts w:ascii="Arial" w:hAnsi="Arial" w:cs="Arial"/>
+                <w:sz w:val="18"/>
+                <w:szCs w:val="18"/>
                 <w:lang w:eastAsia="en-CA"/>
               </w:rPr>
               <w:t>Campbell et al. 2019</w:t>
@@ -1770,82 +2183,162 @@
         </w:tc>
         <w:tc>
           <w:tcPr>
-            <w:tcW w:w="1684" w:type="dxa"/>
-            <w:hideMark/>
-          </w:tcPr>
-          <w:p>
-            <w:pPr>
-              <w:rPr>
-                <w:rFonts w:ascii="Arial" w:hAnsi="Arial" w:cs="Arial"/>
-                <w:sz w:val="20"/>
-                <w:szCs w:val="20"/>
-                <w:lang w:eastAsia="en-CA"/>
-              </w:rPr>
-            </w:pPr>
-            <w:r>
-              <w:rPr>
-                <w:rFonts w:ascii="Arial" w:hAnsi="Arial" w:cs="Arial"/>
-                <w:sz w:val="20"/>
-                <w:szCs w:val="20"/>
-                <w:lang w:eastAsia="en-CA"/>
-              </w:rPr>
-              <w:t>Lahontan cutthroat trout (Oncorhynchus clarkii henshawi)</w:t>
-            </w:r>
-          </w:p>
-        </w:tc>
-        <w:tc>
-          <w:tcPr>
-            <w:tcW w:w="1151" w:type="dxa"/>
-            <w:hideMark/>
-          </w:tcPr>
-          <w:p>
-            <w:pPr>
-              <w:rPr>
-                <w:rFonts w:ascii="Arial" w:hAnsi="Arial" w:cs="Arial"/>
-                <w:sz w:val="20"/>
-                <w:szCs w:val="20"/>
-                <w:lang w:eastAsia="en-CA"/>
-              </w:rPr>
-            </w:pPr>
-            <w:r>
-              <w:rPr>
-                <w:rFonts w:ascii="Arial" w:hAnsi="Arial" w:cs="Arial"/>
-                <w:sz w:val="20"/>
-                <w:szCs w:val="20"/>
-                <w:lang w:eastAsia="en-CA"/>
-              </w:rPr>
+            <w:tcW w:w="1646" w:type="dxa"/>
+            <w:hideMark/>
+          </w:tcPr>
+          <w:p>
+            <w:pPr>
+              <w:rPr>
+                <w:rFonts w:ascii="Arial" w:hAnsi="Arial" w:cs="Arial"/>
+                <w:sz w:val="18"/>
+                <w:szCs w:val="18"/>
+                <w:lang w:eastAsia="en-CA"/>
+              </w:rPr>
+            </w:pPr>
+            <w:r>
+              <w:rPr>
+                <w:rFonts w:ascii="Arial" w:hAnsi="Arial" w:cs="Arial"/>
+                <w:sz w:val="18"/>
+                <w:szCs w:val="18"/>
+                <w:lang w:eastAsia="en-CA"/>
+              </w:rPr>
+              <w:t xml:space="preserve">Lahontan cutthroat trout </w:t>
+            </w:r>
+            <w:r>
+              <w:rPr>
+                <w:rFonts w:ascii="Arial" w:hAnsi="Arial" w:cs="Arial"/>
+                <w:sz w:val="18"/>
+                <w:szCs w:val="18"/>
+                <w:lang w:eastAsia="en-CA"/>
+              </w:rPr>
+              <w:lastRenderedPageBreak/>
+              <w:t xml:space="preserve">(Oncorhynchus </w:t>
+            </w:r>
+            <w:proofErr w:type="spellStart"/>
+            <w:r>
+              <w:rPr>
+                <w:rFonts w:ascii="Arial" w:hAnsi="Arial" w:cs="Arial"/>
+                <w:sz w:val="18"/>
+                <w:szCs w:val="18"/>
+                <w:lang w:eastAsia="en-CA"/>
+              </w:rPr>
+              <w:t>clarkii</w:t>
+            </w:r>
+            <w:proofErr w:type="spellEnd"/>
+            <w:r>
+              <w:rPr>
+                <w:rFonts w:ascii="Arial" w:hAnsi="Arial" w:cs="Arial"/>
+                <w:sz w:val="18"/>
+                <w:szCs w:val="18"/>
+                <w:lang w:eastAsia="en-CA"/>
+              </w:rPr>
+              <w:t xml:space="preserve"> </w:t>
+            </w:r>
+            <w:proofErr w:type="spellStart"/>
+            <w:r>
+              <w:rPr>
+                <w:rFonts w:ascii="Arial" w:hAnsi="Arial" w:cs="Arial"/>
+                <w:sz w:val="18"/>
+                <w:szCs w:val="18"/>
+                <w:lang w:eastAsia="en-CA"/>
+              </w:rPr>
+              <w:t>henshawi</w:t>
+            </w:r>
+            <w:proofErr w:type="spellEnd"/>
+            <w:r>
+              <w:rPr>
+                <w:rFonts w:ascii="Arial" w:hAnsi="Arial" w:cs="Arial"/>
+                <w:sz w:val="18"/>
+                <w:szCs w:val="18"/>
+                <w:lang w:eastAsia="en-CA"/>
+              </w:rPr>
+              <w:t>)</w:t>
+            </w:r>
+          </w:p>
+        </w:tc>
+        <w:tc>
+          <w:tcPr>
+            <w:tcW w:w="1735" w:type="dxa"/>
+            <w:hideMark/>
+          </w:tcPr>
+          <w:p>
+            <w:pPr>
+              <w:rPr>
+                <w:rFonts w:ascii="Arial" w:hAnsi="Arial" w:cs="Arial"/>
+                <w:sz w:val="18"/>
+                <w:szCs w:val="18"/>
+                <w:lang w:eastAsia="en-CA"/>
+              </w:rPr>
+            </w:pPr>
+            <w:r>
+              <w:rPr>
+                <w:rFonts w:ascii="Arial" w:hAnsi="Arial" w:cs="Arial"/>
+                <w:sz w:val="18"/>
+                <w:szCs w:val="18"/>
+                <w:lang w:eastAsia="en-CA"/>
+              </w:rPr>
+              <w:lastRenderedPageBreak/>
               <w:t>Tertiary consumer; age-0 and age-1+ juveniles</w:t>
             </w:r>
           </w:p>
         </w:tc>
         <w:tc>
           <w:tcPr>
-            <w:tcW w:w="1984" w:type="dxa"/>
-            <w:hideMark/>
-          </w:tcPr>
-          <w:p>
-            <w:pPr>
-              <w:rPr>
-                <w:rFonts w:ascii="Arial" w:hAnsi="Arial" w:cs="Arial"/>
-                <w:sz w:val="20"/>
-                <w:szCs w:val="20"/>
-                <w:lang w:eastAsia="en-CA"/>
-              </w:rPr>
-            </w:pPr>
-            <w:r>
-              <w:rPr>
-                <w:rFonts w:ascii="Arial" w:hAnsi="Arial" w:cs="Arial"/>
-                <w:sz w:val="20"/>
-                <w:szCs w:val="20"/>
-                <w:lang w:eastAsia="en-CA"/>
-              </w:rPr>
-              <w:t>Directional</w:t>
-            </w:r>
-            <w:r>
-              <w:rPr>
-                <w:rFonts w:ascii="Arial" w:hAnsi="Arial" w:cs="Arial"/>
-                <w:sz w:val="20"/>
-                <w:szCs w:val="20"/>
+            <w:tcW w:w="2127" w:type="dxa"/>
+            <w:hideMark/>
+          </w:tcPr>
+          <w:p>
+            <w:pPr>
+              <w:rPr>
+                <w:rFonts w:ascii="Arial" w:hAnsi="Arial" w:cs="Arial"/>
+                <w:sz w:val="18"/>
+                <w:szCs w:val="18"/>
+                <w:lang w:eastAsia="en-CA"/>
+              </w:rPr>
+            </w:pPr>
+            <w:r>
+              <w:rPr>
+                <w:rFonts w:ascii="Arial" w:hAnsi="Arial" w:cs="Arial"/>
+                <w:sz w:val="18"/>
+                <w:szCs w:val="18"/>
+                <w:lang w:eastAsia="en-CA"/>
+              </w:rPr>
+              <w:t>Directional (</w:t>
+            </w:r>
+            <w:proofErr w:type="spellStart"/>
+            <w:r>
+              <w:rPr>
+                <w:rFonts w:ascii="Arial" w:hAnsi="Arial" w:cs="Arial"/>
+                <w:sz w:val="18"/>
+                <w:szCs w:val="18"/>
+                <w:lang w:eastAsia="en-CA"/>
+              </w:rPr>
+              <w:t>stream</w:t>
+            </w:r>
+            <w:r>
+              <w:rPr>
+                <w:rFonts w:ascii="Arial" w:hAnsi="Arial" w:cs="Arial"/>
+                <w:sz w:val="18"/>
+                <w:szCs w:val="18"/>
+                <w:lang w:eastAsia="en-CA"/>
+              </w:rPr>
+              <w:t>→</w:t>
+            </w:r>
+            <w:r>
+              <w:rPr>
+                <w:rFonts w:ascii="Arial" w:hAnsi="Arial" w:cs="Arial"/>
+                <w:sz w:val="18"/>
+                <w:szCs w:val="18"/>
+                <w:lang w:eastAsia="en-CA"/>
+              </w:rPr>
+              <w:t>lake</w:t>
+            </w:r>
+            <w:proofErr w:type="spellEnd"/>
+            <w:r>
+              <w:rPr>
+                <w:rFonts w:ascii="Arial" w:hAnsi="Arial" w:cs="Arial"/>
+                <w:sz w:val="18"/>
+                <w:szCs w:val="18"/>
                 <w:lang w:eastAsia="en-CA"/>
               </w:rPr>
               <w:t xml:space="preserve"> </w:t>
@@ -1853,44 +2346,73 @@
             <w:r>
               <w:rPr>
                 <w:rFonts w:ascii="Arial" w:hAnsi="Arial" w:cs="Arial"/>
-                <w:sz w:val="20"/>
-                <w:szCs w:val="20"/>
-                <w:lang w:eastAsia="en-CA"/>
-              </w:rPr>
-              <w:t>(</w:t>
-            </w:r>
-            <w:r>
-              <w:rPr>
-                <w:rFonts w:ascii="Arial" w:hAnsi="Arial" w:cs="Arial"/>
-                <w:sz w:val="20"/>
-                <w:szCs w:val="20"/>
-                <w:lang w:eastAsia="en-CA"/>
-              </w:rPr>
-              <w:t>stream</w:t>
-            </w:r>
-            <w:r>
-              <w:rPr>
-                <w:rFonts w:ascii="Arial" w:hAnsi="Arial" w:cs="Arial"/>
-                <w:sz w:val="20"/>
-                <w:szCs w:val="20"/>
-                <w:lang w:eastAsia="en-CA"/>
-              </w:rPr>
-              <w:t>→</w:t>
-            </w:r>
-            <w:r>
-              <w:rPr>
-                <w:rFonts w:ascii="Arial" w:hAnsi="Arial" w:cs="Arial"/>
-                <w:sz w:val="20"/>
-                <w:szCs w:val="20"/>
-                <w:lang w:eastAsia="en-CA"/>
-              </w:rPr>
-              <w:t>lake</w:t>
-            </w:r>
-            <w:r>
-              <w:rPr>
-                <w:rFonts w:ascii="Arial" w:hAnsi="Arial" w:cs="Arial"/>
-                <w:sz w:val="20"/>
-                <w:szCs w:val="20"/>
+                <w:sz w:val="18"/>
+                <w:szCs w:val="18"/>
+                <w:lang w:eastAsia="en-CA"/>
+              </w:rPr>
+              <w:t xml:space="preserve">for juveniles during </w:t>
+            </w:r>
+            <w:r>
+              <w:rPr>
+                <w:rFonts w:ascii="Arial" w:hAnsi="Arial" w:cs="Arial"/>
+                <w:sz w:val="18"/>
+                <w:szCs w:val="18"/>
+                <w:lang w:eastAsia="en-CA"/>
+              </w:rPr>
+              <w:lastRenderedPageBreak/>
+              <w:t>spawning period of adults)</w:t>
+            </w:r>
+          </w:p>
+        </w:tc>
+        <w:tc>
+          <w:tcPr>
+            <w:tcW w:w="2976" w:type="dxa"/>
+            <w:hideMark/>
+          </w:tcPr>
+          <w:p>
+            <w:pPr>
+              <w:rPr>
+                <w:rFonts w:ascii="Arial" w:hAnsi="Arial" w:cs="Arial"/>
+                <w:sz w:val="18"/>
+                <w:szCs w:val="18"/>
+                <w:lang w:eastAsia="en-CA"/>
+              </w:rPr>
+            </w:pPr>
+            <w:r>
+              <w:rPr>
+                <w:rFonts w:ascii="Arial" w:hAnsi="Arial" w:cs="Arial"/>
+                <w:sz w:val="18"/>
+                <w:szCs w:val="18"/>
+                <w:lang w:eastAsia="en-CA"/>
+              </w:rPr>
+              <w:lastRenderedPageBreak/>
+              <w:t xml:space="preserve">Seeking refuge from spawning adults </w:t>
+            </w:r>
+            <w:proofErr w:type="gramStart"/>
+            <w:r>
+              <w:rPr>
+                <w:rFonts w:ascii="Arial" w:hAnsi="Arial" w:cs="Arial"/>
+                <w:sz w:val="18"/>
+                <w:szCs w:val="18"/>
+                <w:lang w:eastAsia="en-CA"/>
+              </w:rPr>
+              <w:t xml:space="preserve">and </w:t>
+            </w:r>
+            <w:r>
+              <w:rPr>
+                <w:rFonts w:ascii="Arial" w:hAnsi="Arial" w:cs="Arial"/>
+                <w:sz w:val="18"/>
+                <w:szCs w:val="18"/>
+                <w:lang w:eastAsia="en-CA"/>
+              </w:rPr>
+              <w:t xml:space="preserve"> foraging</w:t>
+            </w:r>
+            <w:proofErr w:type="gramEnd"/>
+            <w:r>
+              <w:rPr>
+                <w:rFonts w:ascii="Arial" w:hAnsi="Arial" w:cs="Arial"/>
+                <w:sz w:val="18"/>
+                <w:szCs w:val="18"/>
                 <w:lang w:eastAsia="en-CA"/>
               </w:rPr>
               <w:t xml:space="preserve"> </w:t>
@@ -1898,97 +2420,11 @@
             <w:r>
               <w:rPr>
                 <w:rFonts w:ascii="Arial" w:hAnsi="Arial" w:cs="Arial"/>
-                <w:sz w:val="20"/>
-                <w:szCs w:val="20"/>
-                <w:lang w:eastAsia="en-CA"/>
-              </w:rPr>
-              <w:t>for juveniles</w:t>
-            </w:r>
-            <w:r>
-              <w:rPr>
-                <w:rFonts w:ascii="Arial" w:hAnsi="Arial" w:cs="Arial"/>
-                <w:sz w:val="20"/>
-                <w:szCs w:val="20"/>
-                <w:lang w:eastAsia="en-CA"/>
-              </w:rPr>
-              <w:t xml:space="preserve"> during spawning period of adults</w:t>
-            </w:r>
-            <w:r>
-              <w:rPr>
-                <w:rFonts w:ascii="Arial" w:hAnsi="Arial" w:cs="Arial"/>
-                <w:sz w:val="20"/>
-                <w:szCs w:val="20"/>
-                <w:lang w:eastAsia="en-CA"/>
-              </w:rPr>
-              <w:t>)</w:t>
-            </w:r>
-          </w:p>
-        </w:tc>
-        <w:tc>
-          <w:tcPr>
-            <w:tcW w:w="2268" w:type="dxa"/>
-            <w:hideMark/>
-          </w:tcPr>
-          <w:p>
-            <w:pPr>
-              <w:rPr>
-                <w:rFonts w:ascii="Arial" w:hAnsi="Arial" w:cs="Arial"/>
-                <w:sz w:val="20"/>
-                <w:szCs w:val="20"/>
-                <w:lang w:eastAsia="en-CA"/>
-              </w:rPr>
-            </w:pPr>
-            <w:r>
-              <w:rPr>
-                <w:rFonts w:ascii="Arial" w:hAnsi="Arial" w:cs="Arial"/>
-                <w:sz w:val="20"/>
-                <w:szCs w:val="20"/>
-                <w:lang w:eastAsia="en-CA"/>
-              </w:rPr>
-              <w:t xml:space="preserve">Seeking refuge from spawning adults and </w:t>
-            </w:r>
-            <w:r>
-              <w:rPr>
-                <w:rFonts w:ascii="Arial" w:hAnsi="Arial" w:cs="Arial"/>
-                <w:sz w:val="20"/>
-                <w:szCs w:val="20"/>
-                <w:lang w:eastAsia="en-CA"/>
-              </w:rPr>
-              <w:t xml:space="preserve"> foraging </w:t>
-            </w:r>
-            <w:r>
-              <w:rPr>
-                <w:rFonts w:ascii="Arial" w:hAnsi="Arial" w:cs="Arial"/>
-                <w:sz w:val="20"/>
-                <w:szCs w:val="20"/>
+                <w:sz w:val="18"/>
+                <w:szCs w:val="18"/>
                 <w:lang w:eastAsia="en-CA"/>
               </w:rPr>
               <w:t>opportunities in alternate lake habitat</w:t>
-            </w:r>
-          </w:p>
-        </w:tc>
-        <w:tc>
-          <w:tcPr>
-            <w:tcW w:w="1275" w:type="dxa"/>
-            <w:hideMark/>
-          </w:tcPr>
-          <w:p>
-            <w:pPr>
-              <w:rPr>
-                <w:rFonts w:ascii="Arial" w:hAnsi="Arial" w:cs="Arial"/>
-                <w:sz w:val="20"/>
-                <w:szCs w:val="20"/>
-                <w:lang w:eastAsia="en-CA"/>
-              </w:rPr>
-            </w:pPr>
-            <w:r>
-              <w:rPr>
-                <w:rFonts w:ascii="Arial" w:hAnsi="Arial" w:cs="Arial"/>
-                <w:sz w:val="20"/>
-                <w:szCs w:val="20"/>
-                <w:lang w:eastAsia="en-CA"/>
-              </w:rPr>
-              <w:t>Seasonal</w:t>
             </w:r>
           </w:p>
         </w:tc>
@@ -1999,48 +2435,59 @@
         </w:trPr>
         <w:tc>
           <w:tcPr>
-            <w:tcW w:w="988" w:type="dxa"/>
-            <w:hideMark/>
-          </w:tcPr>
-          <w:p>
-            <w:pPr>
-              <w:rPr>
-                <w:rFonts w:ascii="Arial" w:hAnsi="Arial" w:cs="Arial"/>
-                <w:sz w:val="20"/>
-                <w:szCs w:val="20"/>
-                <w:lang w:eastAsia="en-CA"/>
-              </w:rPr>
-            </w:pPr>
-            <w:r>
-              <w:rPr>
-                <w:rFonts w:ascii="Arial" w:hAnsi="Arial" w:cs="Arial"/>
-                <w:sz w:val="20"/>
-                <w:szCs w:val="20"/>
-                <w:lang w:eastAsia="en-CA"/>
-              </w:rPr>
-              <w:t>Dolinsek et al. 2014</w:t>
-            </w:r>
-          </w:p>
-        </w:tc>
-        <w:tc>
-          <w:tcPr>
-            <w:tcW w:w="1684" w:type="dxa"/>
-            <w:hideMark/>
-          </w:tcPr>
-          <w:p>
-            <w:pPr>
-              <w:rPr>
-                <w:rFonts w:ascii="Arial" w:hAnsi="Arial" w:cs="Arial"/>
-                <w:sz w:val="20"/>
-                <w:szCs w:val="20"/>
-                <w:lang w:eastAsia="en-CA"/>
-              </w:rPr>
-            </w:pPr>
-            <w:r>
-              <w:rPr>
-                <w:rFonts w:ascii="Arial" w:hAnsi="Arial" w:cs="Arial"/>
-                <w:sz w:val="20"/>
-                <w:szCs w:val="20"/>
+            <w:tcW w:w="1150" w:type="dxa"/>
+            <w:hideMark/>
+          </w:tcPr>
+          <w:p>
+            <w:pPr>
+              <w:rPr>
+                <w:rFonts w:ascii="Arial" w:hAnsi="Arial" w:cs="Arial"/>
+                <w:sz w:val="18"/>
+                <w:szCs w:val="18"/>
+                <w:lang w:eastAsia="en-CA"/>
+              </w:rPr>
+            </w:pPr>
+            <w:proofErr w:type="spellStart"/>
+            <w:r>
+              <w:rPr>
+                <w:rFonts w:ascii="Arial" w:hAnsi="Arial" w:cs="Arial"/>
+                <w:sz w:val="18"/>
+                <w:szCs w:val="18"/>
+                <w:lang w:eastAsia="en-CA"/>
+              </w:rPr>
+              <w:t>Dolinsek</w:t>
+            </w:r>
+            <w:proofErr w:type="spellEnd"/>
+            <w:r>
+              <w:rPr>
+                <w:rFonts w:ascii="Arial" w:hAnsi="Arial" w:cs="Arial"/>
+                <w:sz w:val="18"/>
+                <w:szCs w:val="18"/>
+                <w:lang w:eastAsia="en-CA"/>
+              </w:rPr>
+              <w:t xml:space="preserve"> et al. 2014</w:t>
+            </w:r>
+          </w:p>
+        </w:tc>
+        <w:tc>
+          <w:tcPr>
+            <w:tcW w:w="1646" w:type="dxa"/>
+            <w:hideMark/>
+          </w:tcPr>
+          <w:p>
+            <w:pPr>
+              <w:rPr>
+                <w:rFonts w:ascii="Arial" w:hAnsi="Arial" w:cs="Arial"/>
+                <w:sz w:val="18"/>
+                <w:szCs w:val="18"/>
+                <w:lang w:eastAsia="en-CA"/>
+              </w:rPr>
+            </w:pPr>
+            <w:r>
+              <w:rPr>
+                <w:rFonts w:ascii="Arial" w:hAnsi="Arial" w:cs="Arial"/>
+                <w:sz w:val="18"/>
+                <w:szCs w:val="18"/>
                 <w:lang w:eastAsia="en-CA"/>
               </w:rPr>
               <w:t>37 species (diverse community; Lake Ontario tributaries)</w:t>
@@ -2049,23 +2496,23 @@
         </w:tc>
         <w:tc>
           <w:tcPr>
-            <w:tcW w:w="1151" w:type="dxa"/>
-            <w:hideMark/>
-          </w:tcPr>
-          <w:p>
-            <w:pPr>
-              <w:rPr>
-                <w:rFonts w:ascii="Arial" w:hAnsi="Arial" w:cs="Arial"/>
-                <w:sz w:val="20"/>
-                <w:szCs w:val="20"/>
-                <w:lang w:eastAsia="en-CA"/>
-              </w:rPr>
-            </w:pPr>
-            <w:r>
-              <w:rPr>
-                <w:rFonts w:ascii="Arial" w:hAnsi="Arial" w:cs="Arial"/>
-                <w:sz w:val="20"/>
-                <w:szCs w:val="20"/>
+            <w:tcW w:w="1735" w:type="dxa"/>
+            <w:hideMark/>
+          </w:tcPr>
+          <w:p>
+            <w:pPr>
+              <w:rPr>
+                <w:rFonts w:ascii="Arial" w:hAnsi="Arial" w:cs="Arial"/>
+                <w:sz w:val="18"/>
+                <w:szCs w:val="18"/>
+                <w:lang w:eastAsia="en-CA"/>
+              </w:rPr>
+            </w:pPr>
+            <w:r>
+              <w:rPr>
+                <w:rFonts w:ascii="Arial" w:hAnsi="Arial" w:cs="Arial"/>
+                <w:sz w:val="18"/>
+                <w:szCs w:val="18"/>
                 <w:lang w:eastAsia="en-CA"/>
               </w:rPr>
               <w:t>Primary–tertiary consumer; All age classes (adults and juveniles)</w:t>
@@ -2074,23 +2521,23 @@
         </w:tc>
         <w:tc>
           <w:tcPr>
-            <w:tcW w:w="1984" w:type="dxa"/>
-            <w:hideMark/>
-          </w:tcPr>
-          <w:p>
-            <w:pPr>
-              <w:rPr>
-                <w:rFonts w:ascii="Arial" w:hAnsi="Arial" w:cs="Arial"/>
-                <w:sz w:val="20"/>
-                <w:szCs w:val="20"/>
-                <w:lang w:eastAsia="en-CA"/>
-              </w:rPr>
-            </w:pPr>
-            <w:r>
-              <w:rPr>
-                <w:rFonts w:ascii="Arial" w:hAnsi="Arial" w:cs="Arial"/>
-                <w:sz w:val="20"/>
-                <w:szCs w:val="20"/>
+            <w:tcW w:w="2127" w:type="dxa"/>
+            <w:hideMark/>
+          </w:tcPr>
+          <w:p>
+            <w:pPr>
+              <w:rPr>
+                <w:rFonts w:ascii="Arial" w:hAnsi="Arial" w:cs="Arial"/>
+                <w:sz w:val="18"/>
+                <w:szCs w:val="18"/>
+                <w:lang w:eastAsia="en-CA"/>
+              </w:rPr>
+            </w:pPr>
+            <w:r>
+              <w:rPr>
+                <w:rFonts w:ascii="Arial" w:hAnsi="Arial" w:cs="Arial"/>
+                <w:sz w:val="18"/>
+                <w:szCs w:val="18"/>
                 <w:lang w:eastAsia="en-CA"/>
               </w:rPr>
               <w:t xml:space="preserve">Bidirectional </w:t>
@@ -2098,70 +2545,56 @@
             <w:r>
               <w:rPr>
                 <w:rFonts w:ascii="Arial" w:hAnsi="Arial" w:cs="Arial"/>
-                <w:sz w:val="20"/>
-                <w:szCs w:val="20"/>
-                <w:lang w:eastAsia="en-CA"/>
-              </w:rPr>
-              <w:t>(lake↔stream)</w:t>
-            </w:r>
-          </w:p>
-        </w:tc>
-        <w:tc>
-          <w:tcPr>
-            <w:tcW w:w="2268" w:type="dxa"/>
-            <w:hideMark/>
-          </w:tcPr>
-          <w:p>
-            <w:pPr>
-              <w:rPr>
-                <w:rFonts w:ascii="Arial" w:hAnsi="Arial" w:cs="Arial"/>
-                <w:sz w:val="20"/>
-                <w:szCs w:val="20"/>
-                <w:lang w:eastAsia="en-CA"/>
-              </w:rPr>
-            </w:pPr>
-            <w:r>
-              <w:rPr>
-                <w:rFonts w:ascii="Arial" w:hAnsi="Arial" w:cs="Arial"/>
-                <w:sz w:val="20"/>
-                <w:szCs w:val="20"/>
+                <w:sz w:val="18"/>
+                <w:szCs w:val="18"/>
+                <w:lang w:eastAsia="en-CA"/>
+              </w:rPr>
+              <w:t>(</w:t>
+            </w:r>
+            <w:proofErr w:type="spellStart"/>
+            <w:r>
+              <w:rPr>
+                <w:rFonts w:ascii="Arial" w:hAnsi="Arial" w:cs="Arial"/>
+                <w:sz w:val="18"/>
+                <w:szCs w:val="18"/>
+                <w:lang w:eastAsia="en-CA"/>
+              </w:rPr>
+              <w:t>lake↔stream</w:t>
+            </w:r>
+            <w:proofErr w:type="spellEnd"/>
+            <w:r>
+              <w:rPr>
+                <w:rFonts w:ascii="Arial" w:hAnsi="Arial" w:cs="Arial"/>
+                <w:sz w:val="18"/>
+                <w:szCs w:val="18"/>
+                <w:lang w:eastAsia="en-CA"/>
+              </w:rPr>
+              <w:t>)</w:t>
+            </w:r>
+          </w:p>
+        </w:tc>
+        <w:tc>
+          <w:tcPr>
+            <w:tcW w:w="2976" w:type="dxa"/>
+            <w:hideMark/>
+          </w:tcPr>
+          <w:p>
+            <w:pPr>
+              <w:rPr>
+                <w:rFonts w:ascii="Arial" w:hAnsi="Arial" w:cs="Arial"/>
+                <w:sz w:val="18"/>
+                <w:szCs w:val="18"/>
+                <w:lang w:eastAsia="en-CA"/>
+              </w:rPr>
+            </w:pPr>
+            <w:r>
+              <w:rPr>
+                <w:rFonts w:ascii="Arial" w:hAnsi="Arial" w:cs="Arial"/>
+                <w:sz w:val="18"/>
+                <w:szCs w:val="18"/>
                 <w:lang w:eastAsia="en-CA"/>
               </w:rPr>
               <w:t>Multiple: reproduction, foraging, predation refuge; not exclusively spawning — includes partial migration and non-reproductive habitat use</w:t>
-            </w:r>
-          </w:p>
-        </w:tc>
-        <w:tc>
-          <w:tcPr>
-            <w:tcW w:w="1275" w:type="dxa"/>
-            <w:hideMark/>
-          </w:tcPr>
-          <w:p>
-            <w:pPr>
-              <w:rPr>
-                <w:rFonts w:ascii="Arial" w:hAnsi="Arial" w:cs="Arial"/>
-                <w:sz w:val="20"/>
-                <w:szCs w:val="20"/>
-                <w:lang w:eastAsia="en-CA"/>
-              </w:rPr>
-            </w:pPr>
-            <w:r>
-              <w:rPr>
-                <w:rFonts w:ascii="Arial" w:hAnsi="Arial" w:cs="Arial"/>
-                <w:sz w:val="20"/>
-                <w:szCs w:val="20"/>
-                <w:lang w:eastAsia="en-CA"/>
-              </w:rPr>
-              <w:t>Seasonal</w:t>
-            </w:r>
-            <w:r>
-              <w:rPr>
-                <w:rFonts w:ascii="Arial" w:hAnsi="Arial" w:cs="Arial"/>
-                <w:sz w:val="20"/>
-                <w:szCs w:val="20"/>
-                <w:lang w:eastAsia="en-CA"/>
-              </w:rPr>
-              <w:t xml:space="preserve"> and intra-seasonal</w:t>
             </w:r>
           </w:p>
         </w:tc>
@@ -2172,23 +2605,23 @@
         </w:trPr>
         <w:tc>
           <w:tcPr>
-            <w:tcW w:w="988" w:type="dxa"/>
-            <w:hideMark/>
-          </w:tcPr>
-          <w:p>
-            <w:pPr>
-              <w:rPr>
-                <w:rFonts w:ascii="Arial" w:hAnsi="Arial" w:cs="Arial"/>
-                <w:sz w:val="20"/>
-                <w:szCs w:val="20"/>
-                <w:lang w:eastAsia="en-CA"/>
-              </w:rPr>
-            </w:pPr>
-            <w:r>
-              <w:rPr>
-                <w:rFonts w:ascii="Arial" w:hAnsi="Arial" w:cs="Arial"/>
-                <w:sz w:val="20"/>
-                <w:szCs w:val="20"/>
+            <w:tcW w:w="1150" w:type="dxa"/>
+            <w:hideMark/>
+          </w:tcPr>
+          <w:p>
+            <w:pPr>
+              <w:rPr>
+                <w:rFonts w:ascii="Arial" w:hAnsi="Arial" w:cs="Arial"/>
+                <w:sz w:val="18"/>
+                <w:szCs w:val="18"/>
+                <w:lang w:eastAsia="en-CA"/>
+              </w:rPr>
+            </w:pPr>
+            <w:r>
+              <w:rPr>
+                <w:rFonts w:ascii="Arial" w:hAnsi="Arial" w:cs="Arial"/>
+                <w:sz w:val="18"/>
+                <w:szCs w:val="18"/>
                 <w:lang w:eastAsia="en-CA"/>
               </w:rPr>
               <w:t>Bentley et al. 2015</w:t>
@@ -2197,48 +2630,68 @@
         </w:tc>
         <w:tc>
           <w:tcPr>
-            <w:tcW w:w="1684" w:type="dxa"/>
-            <w:hideMark/>
-          </w:tcPr>
-          <w:p>
-            <w:pPr>
-              <w:rPr>
-                <w:rFonts w:ascii="Arial" w:hAnsi="Arial" w:cs="Arial"/>
-                <w:sz w:val="20"/>
-                <w:szCs w:val="20"/>
-                <w:lang w:eastAsia="en-CA"/>
-              </w:rPr>
-            </w:pPr>
-            <w:r>
-              <w:rPr>
-                <w:rFonts w:ascii="Arial" w:hAnsi="Arial" w:cs="Arial"/>
-                <w:sz w:val="20"/>
-                <w:szCs w:val="20"/>
-                <w:lang w:eastAsia="en-CA"/>
-              </w:rPr>
-              <w:t>Arctic grayling (Thymallus arcticus); rainbow trout (Oncorhynchus mykiss)</w:t>
-            </w:r>
-          </w:p>
-        </w:tc>
-        <w:tc>
-          <w:tcPr>
-            <w:tcW w:w="1151" w:type="dxa"/>
-            <w:hideMark/>
-          </w:tcPr>
-          <w:p>
-            <w:pPr>
-              <w:rPr>
-                <w:rFonts w:ascii="Arial" w:hAnsi="Arial" w:cs="Arial"/>
-                <w:sz w:val="20"/>
-                <w:szCs w:val="20"/>
-                <w:lang w:eastAsia="en-CA"/>
-              </w:rPr>
-            </w:pPr>
-            <w:r>
-              <w:rPr>
-                <w:rFonts w:ascii="Arial" w:hAnsi="Arial" w:cs="Arial"/>
-                <w:sz w:val="20"/>
-                <w:szCs w:val="20"/>
+            <w:tcW w:w="1646" w:type="dxa"/>
+            <w:hideMark/>
+          </w:tcPr>
+          <w:p>
+            <w:pPr>
+              <w:rPr>
+                <w:rFonts w:ascii="Arial" w:hAnsi="Arial" w:cs="Arial"/>
+                <w:sz w:val="18"/>
+                <w:szCs w:val="18"/>
+                <w:lang w:eastAsia="en-CA"/>
+              </w:rPr>
+            </w:pPr>
+            <w:r>
+              <w:rPr>
+                <w:rFonts w:ascii="Arial" w:hAnsi="Arial" w:cs="Arial"/>
+                <w:sz w:val="18"/>
+                <w:szCs w:val="18"/>
+                <w:lang w:eastAsia="en-CA"/>
+              </w:rPr>
+              <w:t>Arctic grayling (</w:t>
+            </w:r>
+            <w:proofErr w:type="spellStart"/>
+            <w:r>
+              <w:rPr>
+                <w:rFonts w:ascii="Arial" w:hAnsi="Arial" w:cs="Arial"/>
+                <w:sz w:val="18"/>
+                <w:szCs w:val="18"/>
+                <w:lang w:eastAsia="en-CA"/>
+              </w:rPr>
+              <w:t>Thymallus</w:t>
+            </w:r>
+            <w:proofErr w:type="spellEnd"/>
+            <w:r>
+              <w:rPr>
+                <w:rFonts w:ascii="Arial" w:hAnsi="Arial" w:cs="Arial"/>
+                <w:sz w:val="18"/>
+                <w:szCs w:val="18"/>
+                <w:lang w:eastAsia="en-CA"/>
+              </w:rPr>
+              <w:t xml:space="preserve"> arcticus); rainbow trout (Oncorhynchus mykiss)</w:t>
+            </w:r>
+          </w:p>
+        </w:tc>
+        <w:tc>
+          <w:tcPr>
+            <w:tcW w:w="1735" w:type="dxa"/>
+            <w:hideMark/>
+          </w:tcPr>
+          <w:p>
+            <w:pPr>
+              <w:rPr>
+                <w:rFonts w:ascii="Arial" w:hAnsi="Arial" w:cs="Arial"/>
+                <w:sz w:val="18"/>
+                <w:szCs w:val="18"/>
+                <w:lang w:eastAsia="en-CA"/>
+              </w:rPr>
+            </w:pPr>
+            <w:r>
+              <w:rPr>
+                <w:rFonts w:ascii="Arial" w:hAnsi="Arial" w:cs="Arial"/>
+                <w:sz w:val="18"/>
+                <w:szCs w:val="18"/>
                 <w:lang w:eastAsia="en-CA"/>
               </w:rPr>
               <w:t>Secondary consumer; Sub-adult</w:t>
@@ -2247,23 +2700,23 @@
         </w:tc>
         <w:tc>
           <w:tcPr>
-            <w:tcW w:w="1984" w:type="dxa"/>
-            <w:hideMark/>
-          </w:tcPr>
-          <w:p>
-            <w:pPr>
-              <w:rPr>
-                <w:rFonts w:ascii="Arial" w:hAnsi="Arial" w:cs="Arial"/>
-                <w:sz w:val="20"/>
-                <w:szCs w:val="20"/>
-                <w:lang w:eastAsia="en-CA"/>
-              </w:rPr>
-            </w:pPr>
-            <w:r>
-              <w:rPr>
-                <w:rFonts w:ascii="Arial" w:hAnsi="Arial" w:cs="Arial"/>
-                <w:sz w:val="20"/>
-                <w:szCs w:val="20"/>
+            <w:tcW w:w="2127" w:type="dxa"/>
+            <w:hideMark/>
+          </w:tcPr>
+          <w:p>
+            <w:pPr>
+              <w:rPr>
+                <w:rFonts w:ascii="Arial" w:hAnsi="Arial" w:cs="Arial"/>
+                <w:sz w:val="18"/>
+                <w:szCs w:val="18"/>
+                <w:lang w:eastAsia="en-CA"/>
+              </w:rPr>
+            </w:pPr>
+            <w:r>
+              <w:rPr>
+                <w:rFonts w:ascii="Arial" w:hAnsi="Arial" w:cs="Arial"/>
+                <w:sz w:val="18"/>
+                <w:szCs w:val="18"/>
                 <w:lang w:eastAsia="en-CA"/>
               </w:rPr>
               <w:t>Bidirectional (inter-tributary movements using lake as corridor)</w:t>
@@ -2272,51 +2725,26 @@
         </w:tc>
         <w:tc>
           <w:tcPr>
-            <w:tcW w:w="2268" w:type="dxa"/>
-            <w:hideMark/>
-          </w:tcPr>
-          <w:p>
-            <w:pPr>
-              <w:rPr>
-                <w:rFonts w:ascii="Arial" w:hAnsi="Arial" w:cs="Arial"/>
-                <w:sz w:val="20"/>
-                <w:szCs w:val="20"/>
-                <w:lang w:eastAsia="en-CA"/>
-              </w:rPr>
-            </w:pPr>
-            <w:r>
-              <w:rPr>
-                <w:rFonts w:ascii="Arial" w:hAnsi="Arial" w:cs="Arial"/>
-                <w:sz w:val="20"/>
-                <w:szCs w:val="20"/>
+            <w:tcW w:w="2976" w:type="dxa"/>
+            <w:hideMark/>
+          </w:tcPr>
+          <w:p>
+            <w:pPr>
+              <w:rPr>
+                <w:rFonts w:ascii="Arial" w:hAnsi="Arial" w:cs="Arial"/>
+                <w:sz w:val="18"/>
+                <w:szCs w:val="18"/>
+                <w:lang w:eastAsia="en-CA"/>
+              </w:rPr>
+            </w:pPr>
+            <w:r>
+              <w:rPr>
+                <w:rFonts w:ascii="Arial" w:hAnsi="Arial" w:cs="Arial"/>
+                <w:sz w:val="18"/>
+                <w:szCs w:val="18"/>
                 <w:lang w:eastAsia="en-CA"/>
               </w:rPr>
               <w:t>Foraging (prospecting for productive feeding patches; positioning for salmon subsidy)</w:t>
-            </w:r>
-          </w:p>
-        </w:tc>
-        <w:tc>
-          <w:tcPr>
-            <w:tcW w:w="1275" w:type="dxa"/>
-            <w:hideMark/>
-          </w:tcPr>
-          <w:p>
-            <w:pPr>
-              <w:rPr>
-                <w:rFonts w:ascii="Arial" w:hAnsi="Arial" w:cs="Arial"/>
-                <w:sz w:val="20"/>
-                <w:szCs w:val="20"/>
-                <w:lang w:eastAsia="en-CA"/>
-              </w:rPr>
-            </w:pPr>
-            <w:r>
-              <w:rPr>
-                <w:rFonts w:ascii="Arial" w:hAnsi="Arial" w:cs="Arial"/>
-                <w:sz w:val="20"/>
-                <w:szCs w:val="20"/>
-                <w:lang w:eastAsia="en-CA"/>
-              </w:rPr>
-              <w:t>Intra-seasonal</w:t>
             </w:r>
           </w:p>
         </w:tc>
@@ -2327,98 +2755,180 @@
         </w:trPr>
         <w:tc>
           <w:tcPr>
-            <w:tcW w:w="988" w:type="dxa"/>
-            <w:hideMark/>
-          </w:tcPr>
-          <w:p>
-            <w:pPr>
-              <w:rPr>
-                <w:rFonts w:ascii="Arial" w:hAnsi="Arial" w:cs="Arial"/>
-                <w:sz w:val="20"/>
-                <w:szCs w:val="20"/>
-                <w:lang w:eastAsia="en-CA"/>
-              </w:rPr>
-            </w:pPr>
-            <w:r>
-              <w:rPr>
-                <w:rFonts w:ascii="Arial" w:hAnsi="Arial" w:cs="Arial"/>
-                <w:sz w:val="20"/>
-                <w:szCs w:val="20"/>
-                <w:lang w:eastAsia="en-CA"/>
-              </w:rPr>
-              <w:t>Kikko et al. 2024</w:t>
-            </w:r>
-          </w:p>
-        </w:tc>
-        <w:tc>
-          <w:tcPr>
-            <w:tcW w:w="1684" w:type="dxa"/>
-            <w:hideMark/>
-          </w:tcPr>
-          <w:p>
-            <w:pPr>
-              <w:rPr>
-                <w:rFonts w:ascii="Arial" w:hAnsi="Arial" w:cs="Arial"/>
-                <w:sz w:val="20"/>
-                <w:szCs w:val="20"/>
-                <w:lang w:eastAsia="en-CA"/>
-              </w:rPr>
-            </w:pPr>
-            <w:r>
-              <w:rPr>
-                <w:rFonts w:ascii="Arial" w:hAnsi="Arial" w:cs="Arial"/>
-                <w:sz w:val="20"/>
-                <w:szCs w:val="20"/>
-                <w:lang w:eastAsia="en-CA"/>
-              </w:rPr>
-              <w:t>Honmoroko (Gnathopogon caerulescens)</w:t>
-            </w:r>
-          </w:p>
-        </w:tc>
-        <w:tc>
-          <w:tcPr>
-            <w:tcW w:w="1151" w:type="dxa"/>
-            <w:hideMark/>
-          </w:tcPr>
-          <w:p>
-            <w:pPr>
-              <w:rPr>
-                <w:rFonts w:ascii="Arial" w:hAnsi="Arial" w:cs="Arial"/>
-                <w:sz w:val="20"/>
-                <w:szCs w:val="20"/>
-                <w:lang w:eastAsia="en-CA"/>
-              </w:rPr>
-            </w:pPr>
-            <w:r>
-              <w:rPr>
-                <w:rFonts w:ascii="Arial" w:hAnsi="Arial" w:cs="Arial"/>
-                <w:sz w:val="20"/>
-                <w:szCs w:val="20"/>
-                <w:lang w:eastAsia="en-CA"/>
-              </w:rPr>
-              <w:t>Primary consumer (planktivore); All age classes (juvenile through adult)</w:t>
-            </w:r>
-          </w:p>
-        </w:tc>
-        <w:tc>
-          <w:tcPr>
-            <w:tcW w:w="1984" w:type="dxa"/>
-            <w:hideMark/>
-          </w:tcPr>
-          <w:p>
-            <w:pPr>
-              <w:rPr>
-                <w:rFonts w:ascii="Arial" w:hAnsi="Arial" w:cs="Arial"/>
-                <w:sz w:val="20"/>
-                <w:szCs w:val="20"/>
-                <w:lang w:eastAsia="en-CA"/>
-              </w:rPr>
-            </w:pPr>
-            <w:r>
-              <w:rPr>
-                <w:rFonts w:ascii="Arial" w:hAnsi="Arial" w:cs="Arial"/>
-                <w:sz w:val="20"/>
-                <w:szCs w:val="20"/>
+            <w:tcW w:w="1150" w:type="dxa"/>
+            <w:hideMark/>
+          </w:tcPr>
+          <w:p>
+            <w:pPr>
+              <w:rPr>
+                <w:rFonts w:ascii="Arial" w:hAnsi="Arial" w:cs="Arial"/>
+                <w:sz w:val="18"/>
+                <w:szCs w:val="18"/>
+                <w:lang w:eastAsia="en-CA"/>
+              </w:rPr>
+            </w:pPr>
+            <w:proofErr w:type="spellStart"/>
+            <w:r>
+              <w:rPr>
+                <w:rFonts w:ascii="Arial" w:hAnsi="Arial" w:cs="Arial"/>
+                <w:sz w:val="18"/>
+                <w:szCs w:val="18"/>
+                <w:lang w:eastAsia="en-CA"/>
+              </w:rPr>
+              <w:t>Kikko</w:t>
+            </w:r>
+            <w:proofErr w:type="spellEnd"/>
+            <w:r>
+              <w:rPr>
+                <w:rFonts w:ascii="Arial" w:hAnsi="Arial" w:cs="Arial"/>
+                <w:sz w:val="18"/>
+                <w:szCs w:val="18"/>
+                <w:lang w:eastAsia="en-CA"/>
+              </w:rPr>
+              <w:t xml:space="preserve"> et al. 2024</w:t>
+            </w:r>
+          </w:p>
+        </w:tc>
+        <w:tc>
+          <w:tcPr>
+            <w:tcW w:w="1646" w:type="dxa"/>
+            <w:hideMark/>
+          </w:tcPr>
+          <w:p>
+            <w:pPr>
+              <w:rPr>
+                <w:rFonts w:ascii="Arial" w:hAnsi="Arial" w:cs="Arial"/>
+                <w:sz w:val="18"/>
+                <w:szCs w:val="18"/>
+                <w:lang w:eastAsia="en-CA"/>
+              </w:rPr>
+            </w:pPr>
+            <w:proofErr w:type="spellStart"/>
+            <w:r>
+              <w:rPr>
+                <w:rFonts w:ascii="Arial" w:hAnsi="Arial" w:cs="Arial"/>
+                <w:sz w:val="18"/>
+                <w:szCs w:val="18"/>
+                <w:lang w:eastAsia="en-CA"/>
+              </w:rPr>
+              <w:t>Honmoroko</w:t>
+            </w:r>
+            <w:proofErr w:type="spellEnd"/>
+            <w:r>
+              <w:rPr>
+                <w:rFonts w:ascii="Arial" w:hAnsi="Arial" w:cs="Arial"/>
+                <w:sz w:val="18"/>
+                <w:szCs w:val="18"/>
+                <w:lang w:eastAsia="en-CA"/>
+              </w:rPr>
+              <w:t xml:space="preserve"> (</w:t>
+            </w:r>
+            <w:proofErr w:type="spellStart"/>
+            <w:r>
+              <w:rPr>
+                <w:rFonts w:ascii="Arial" w:hAnsi="Arial" w:cs="Arial"/>
+                <w:sz w:val="18"/>
+                <w:szCs w:val="18"/>
+                <w:lang w:eastAsia="en-CA"/>
+              </w:rPr>
+              <w:t>Gnathopogon</w:t>
+            </w:r>
+            <w:proofErr w:type="spellEnd"/>
+            <w:r>
+              <w:rPr>
+                <w:rFonts w:ascii="Arial" w:hAnsi="Arial" w:cs="Arial"/>
+                <w:sz w:val="18"/>
+                <w:szCs w:val="18"/>
+                <w:lang w:eastAsia="en-CA"/>
+              </w:rPr>
+              <w:t xml:space="preserve"> </w:t>
+            </w:r>
+            <w:proofErr w:type="spellStart"/>
+            <w:r>
+              <w:rPr>
+                <w:rFonts w:ascii="Arial" w:hAnsi="Arial" w:cs="Arial"/>
+                <w:sz w:val="18"/>
+                <w:szCs w:val="18"/>
+                <w:lang w:eastAsia="en-CA"/>
+              </w:rPr>
+              <w:t>caerulescens</w:t>
+            </w:r>
+            <w:proofErr w:type="spellEnd"/>
+            <w:r>
+              <w:rPr>
+                <w:rFonts w:ascii="Arial" w:hAnsi="Arial" w:cs="Arial"/>
+                <w:sz w:val="18"/>
+                <w:szCs w:val="18"/>
+                <w:lang w:eastAsia="en-CA"/>
+              </w:rPr>
+              <w:t>)</w:t>
+            </w:r>
+          </w:p>
+        </w:tc>
+        <w:tc>
+          <w:tcPr>
+            <w:tcW w:w="1735" w:type="dxa"/>
+            <w:hideMark/>
+          </w:tcPr>
+          <w:p>
+            <w:pPr>
+              <w:rPr>
+                <w:rFonts w:ascii="Arial" w:hAnsi="Arial" w:cs="Arial"/>
+                <w:sz w:val="18"/>
+                <w:szCs w:val="18"/>
+                <w:lang w:eastAsia="en-CA"/>
+              </w:rPr>
+            </w:pPr>
+            <w:r>
+              <w:rPr>
+                <w:rFonts w:ascii="Arial" w:hAnsi="Arial" w:cs="Arial"/>
+                <w:sz w:val="18"/>
+                <w:szCs w:val="18"/>
+                <w:lang w:eastAsia="en-CA"/>
+              </w:rPr>
+              <w:t>Primary consumer (</w:t>
+            </w:r>
+            <w:proofErr w:type="spellStart"/>
+            <w:r>
+              <w:rPr>
+                <w:rFonts w:ascii="Arial" w:hAnsi="Arial" w:cs="Arial"/>
+                <w:sz w:val="18"/>
+                <w:szCs w:val="18"/>
+                <w:lang w:eastAsia="en-CA"/>
+              </w:rPr>
+              <w:t>planktivore</w:t>
+            </w:r>
+            <w:proofErr w:type="spellEnd"/>
+            <w:r>
+              <w:rPr>
+                <w:rFonts w:ascii="Arial" w:hAnsi="Arial" w:cs="Arial"/>
+                <w:sz w:val="18"/>
+                <w:szCs w:val="18"/>
+                <w:lang w:eastAsia="en-CA"/>
+              </w:rPr>
+              <w:t>); All age classes (juvenile through adult)</w:t>
+            </w:r>
+          </w:p>
+        </w:tc>
+        <w:tc>
+          <w:tcPr>
+            <w:tcW w:w="2127" w:type="dxa"/>
+            <w:hideMark/>
+          </w:tcPr>
+          <w:p>
+            <w:pPr>
+              <w:rPr>
+                <w:rFonts w:ascii="Arial" w:hAnsi="Arial" w:cs="Arial"/>
+                <w:sz w:val="18"/>
+                <w:szCs w:val="18"/>
+                <w:lang w:eastAsia="en-CA"/>
+              </w:rPr>
+            </w:pPr>
+            <w:r>
+              <w:rPr>
+                <w:rFonts w:ascii="Arial" w:hAnsi="Arial" w:cs="Arial"/>
+                <w:sz w:val="18"/>
+                <w:szCs w:val="18"/>
                 <w:lang w:eastAsia="en-CA"/>
               </w:rPr>
               <w:t>Directional</w:t>
@@ -2426,8 +2936,8 @@
             <w:r>
               <w:rPr>
                 <w:rFonts w:ascii="Arial" w:hAnsi="Arial" w:cs="Arial"/>
-                <w:sz w:val="20"/>
-                <w:szCs w:val="20"/>
+                <w:sz w:val="18"/>
+                <w:szCs w:val="18"/>
                 <w:lang w:eastAsia="en-CA"/>
               </w:rPr>
               <w:t xml:space="preserve"> (main lake</w:t>
@@ -2435,17 +2945,44 @@
             <w:r>
               <w:rPr>
                 <w:rFonts w:ascii="Arial" w:hAnsi="Arial" w:cs="Arial"/>
-                <w:sz w:val="20"/>
-                <w:szCs w:val="20"/>
-                <w:lang w:eastAsia="en-CA"/>
-              </w:rPr>
-              <w:t xml:space="preserve"> to lagoons for spawning</w:t>
-            </w:r>
-            <w:r>
-              <w:rPr>
-                <w:rFonts w:ascii="Arial" w:hAnsi="Arial" w:cs="Arial"/>
-                <w:sz w:val="20"/>
-                <w:szCs w:val="20"/>
+                <w:sz w:val="18"/>
+                <w:szCs w:val="18"/>
+                <w:lang w:eastAsia="en-CA"/>
+              </w:rPr>
+              <w:t xml:space="preserve"> </w:t>
+            </w:r>
+            <w:r>
+              <w:rPr>
+                <w:rFonts w:ascii="Arial" w:hAnsi="Arial" w:cs="Arial"/>
+                <w:sz w:val="18"/>
+                <w:szCs w:val="18"/>
+                <w:lang w:eastAsia="en-CA"/>
+              </w:rPr>
+              <w:t>→</w:t>
+            </w:r>
+            <w:r>
+              <w:rPr>
+                <w:rFonts w:ascii="Arial" w:hAnsi="Arial" w:cs="Arial"/>
+                <w:sz w:val="18"/>
+                <w:szCs w:val="18"/>
+                <w:lang w:eastAsia="en-CA"/>
+              </w:rPr>
+              <w:t xml:space="preserve"> </w:t>
+            </w:r>
+            <w:r>
+              <w:rPr>
+                <w:rFonts w:ascii="Arial" w:hAnsi="Arial" w:cs="Arial"/>
+                <w:sz w:val="18"/>
+                <w:szCs w:val="18"/>
+                <w:lang w:eastAsia="en-CA"/>
+              </w:rPr>
+              <w:t>lagoons for spawning</w:t>
+            </w:r>
+            <w:r>
+              <w:rPr>
+                <w:rFonts w:ascii="Arial" w:hAnsi="Arial" w:cs="Arial"/>
+                <w:sz w:val="18"/>
+                <w:szCs w:val="18"/>
                 <w:lang w:eastAsia="en-CA"/>
               </w:rPr>
               <w:t>, with tributaries as corridors)</w:t>
@@ -2454,23 +2991,23 @@
         </w:tc>
         <w:tc>
           <w:tcPr>
-            <w:tcW w:w="2268" w:type="dxa"/>
-            <w:hideMark/>
-          </w:tcPr>
-          <w:p>
-            <w:pPr>
-              <w:rPr>
-                <w:rFonts w:ascii="Arial" w:hAnsi="Arial" w:cs="Arial"/>
-                <w:sz w:val="20"/>
-                <w:szCs w:val="20"/>
-                <w:lang w:eastAsia="en-CA"/>
-              </w:rPr>
-            </w:pPr>
-            <w:r>
-              <w:rPr>
-                <w:rFonts w:ascii="Arial" w:hAnsi="Arial" w:cs="Arial"/>
-                <w:sz w:val="20"/>
-                <w:szCs w:val="20"/>
+            <w:tcW w:w="2976" w:type="dxa"/>
+            <w:hideMark/>
+          </w:tcPr>
+          <w:p>
+            <w:pPr>
+              <w:rPr>
+                <w:rFonts w:ascii="Arial" w:hAnsi="Arial" w:cs="Arial"/>
+                <w:sz w:val="18"/>
+                <w:szCs w:val="18"/>
+                <w:lang w:eastAsia="en-CA"/>
+              </w:rPr>
+            </w:pPr>
+            <w:r>
+              <w:rPr>
+                <w:rFonts w:ascii="Arial" w:hAnsi="Arial" w:cs="Arial"/>
+                <w:sz w:val="18"/>
+                <w:szCs w:val="18"/>
                 <w:lang w:eastAsia="en-CA"/>
               </w:rPr>
               <w:t>Reproduction</w:t>
@@ -2478,8 +3015,8 @@
             <w:r>
               <w:rPr>
                 <w:rFonts w:ascii="Arial" w:hAnsi="Arial" w:cs="Arial"/>
-                <w:sz w:val="20"/>
-                <w:szCs w:val="20"/>
+                <w:sz w:val="18"/>
+                <w:szCs w:val="18"/>
                 <w:lang w:eastAsia="en-CA"/>
               </w:rPr>
               <w:t xml:space="preserve"> (natal homing to spawning lagoon)</w:t>
@@ -2487,8 +3024,8 @@
             <w:r>
               <w:rPr>
                 <w:rFonts w:ascii="Arial" w:hAnsi="Arial" w:cs="Arial"/>
-                <w:sz w:val="20"/>
-                <w:szCs w:val="20"/>
+                <w:sz w:val="18"/>
+                <w:szCs w:val="18"/>
                 <w:lang w:eastAsia="en-CA"/>
               </w:rPr>
               <w:t>; f</w:t>
@@ -2496,36 +3033,11 @@
             <w:r>
               <w:rPr>
                 <w:rFonts w:ascii="Arial" w:hAnsi="Arial" w:cs="Arial"/>
-                <w:sz w:val="20"/>
-                <w:szCs w:val="20"/>
+                <w:sz w:val="18"/>
+                <w:szCs w:val="18"/>
                 <w:lang w:eastAsia="en-CA"/>
               </w:rPr>
               <w:t xml:space="preserve">oraging (availability of zooplankton prey) </w:t>
-            </w:r>
-          </w:p>
-        </w:tc>
-        <w:tc>
-          <w:tcPr>
-            <w:tcW w:w="1275" w:type="dxa"/>
-            <w:hideMark/>
-          </w:tcPr>
-          <w:p>
-            <w:pPr>
-              <w:rPr>
-                <w:rFonts w:ascii="Arial" w:hAnsi="Arial" w:cs="Arial"/>
-                <w:sz w:val="20"/>
-                <w:szCs w:val="20"/>
-                <w:lang w:eastAsia="en-CA"/>
-              </w:rPr>
-            </w:pPr>
-            <w:r>
-              <w:rPr>
-                <w:rFonts w:ascii="Arial" w:hAnsi="Arial" w:cs="Arial"/>
-                <w:sz w:val="20"/>
-                <w:szCs w:val="20"/>
-                <w:lang w:eastAsia="en-CA"/>
-              </w:rPr>
-              <w:t>Seasonal</w:t>
             </w:r>
           </w:p>
         </w:tc>
@@ -2536,23 +3048,23 @@
         </w:trPr>
         <w:tc>
           <w:tcPr>
-            <w:tcW w:w="988" w:type="dxa"/>
-            <w:hideMark/>
-          </w:tcPr>
-          <w:p>
-            <w:pPr>
-              <w:rPr>
-                <w:rFonts w:ascii="Arial" w:hAnsi="Arial" w:cs="Arial"/>
-                <w:sz w:val="20"/>
-                <w:szCs w:val="20"/>
-                <w:lang w:eastAsia="en-CA"/>
-              </w:rPr>
-            </w:pPr>
-            <w:r>
-              <w:rPr>
-                <w:rFonts w:ascii="Arial" w:hAnsi="Arial" w:cs="Arial"/>
-                <w:sz w:val="20"/>
-                <w:szCs w:val="20"/>
+            <w:tcW w:w="1150" w:type="dxa"/>
+            <w:hideMark/>
+          </w:tcPr>
+          <w:p>
+            <w:pPr>
+              <w:rPr>
+                <w:rFonts w:ascii="Arial" w:hAnsi="Arial" w:cs="Arial"/>
+                <w:sz w:val="18"/>
+                <w:szCs w:val="18"/>
+                <w:lang w:eastAsia="en-CA"/>
+              </w:rPr>
+            </w:pPr>
+            <w:r>
+              <w:rPr>
+                <w:rFonts w:ascii="Arial" w:hAnsi="Arial" w:cs="Arial"/>
+                <w:sz w:val="18"/>
+                <w:szCs w:val="18"/>
                 <w:lang w:eastAsia="en-CA"/>
               </w:rPr>
               <w:t>Lindsey &amp; Northcote 1963</w:t>
@@ -2561,48 +3073,99 @@
         </w:tc>
         <w:tc>
           <w:tcPr>
-            <w:tcW w:w="1684" w:type="dxa"/>
-            <w:hideMark/>
-          </w:tcPr>
-          <w:p>
-            <w:pPr>
-              <w:rPr>
-                <w:rFonts w:ascii="Arial" w:hAnsi="Arial" w:cs="Arial"/>
-                <w:sz w:val="20"/>
-                <w:szCs w:val="20"/>
-                <w:lang w:eastAsia="en-CA"/>
-              </w:rPr>
-            </w:pPr>
-            <w:r>
-              <w:rPr>
-                <w:rFonts w:ascii="Arial" w:hAnsi="Arial" w:cs="Arial"/>
-                <w:sz w:val="20"/>
-                <w:szCs w:val="20"/>
-                <w:lang w:eastAsia="en-CA"/>
-              </w:rPr>
-              <w:t>Redside shiner (Richardsonius balteatus)</w:t>
-            </w:r>
-          </w:p>
-        </w:tc>
-        <w:tc>
-          <w:tcPr>
-            <w:tcW w:w="1151" w:type="dxa"/>
-            <w:hideMark/>
-          </w:tcPr>
-          <w:p>
-            <w:pPr>
-              <w:rPr>
-                <w:rFonts w:ascii="Arial" w:hAnsi="Arial" w:cs="Arial"/>
-                <w:sz w:val="20"/>
-                <w:szCs w:val="20"/>
-                <w:lang w:eastAsia="en-CA"/>
-              </w:rPr>
-            </w:pPr>
-            <w:r>
-              <w:rPr>
-                <w:rFonts w:ascii="Arial" w:hAnsi="Arial" w:cs="Arial"/>
-                <w:sz w:val="20"/>
-                <w:szCs w:val="20"/>
+            <w:tcW w:w="1646" w:type="dxa"/>
+            <w:hideMark/>
+          </w:tcPr>
+          <w:p>
+            <w:pPr>
+              <w:rPr>
+                <w:rFonts w:ascii="Arial" w:hAnsi="Arial" w:cs="Arial"/>
+                <w:sz w:val="18"/>
+                <w:szCs w:val="18"/>
+                <w:lang w:eastAsia="en-CA"/>
+              </w:rPr>
+            </w:pPr>
+            <w:proofErr w:type="spellStart"/>
+            <w:r>
+              <w:rPr>
+                <w:rFonts w:ascii="Arial" w:hAnsi="Arial" w:cs="Arial"/>
+                <w:sz w:val="18"/>
+                <w:szCs w:val="18"/>
+                <w:lang w:eastAsia="en-CA"/>
+              </w:rPr>
+              <w:t>Redside</w:t>
+            </w:r>
+            <w:proofErr w:type="spellEnd"/>
+            <w:r>
+              <w:rPr>
+                <w:rFonts w:ascii="Arial" w:hAnsi="Arial" w:cs="Arial"/>
+                <w:sz w:val="18"/>
+                <w:szCs w:val="18"/>
+                <w:lang w:eastAsia="en-CA"/>
+              </w:rPr>
+              <w:t xml:space="preserve"> shiner (</w:t>
+            </w:r>
+            <w:proofErr w:type="spellStart"/>
+            <w:r>
+              <w:rPr>
+                <w:rFonts w:ascii="Arial" w:hAnsi="Arial" w:cs="Arial"/>
+                <w:sz w:val="18"/>
+                <w:szCs w:val="18"/>
+                <w:lang w:eastAsia="en-CA"/>
+              </w:rPr>
+              <w:t>Richardsonius</w:t>
+            </w:r>
+            <w:proofErr w:type="spellEnd"/>
+            <w:r>
+              <w:rPr>
+                <w:rFonts w:ascii="Arial" w:hAnsi="Arial" w:cs="Arial"/>
+                <w:sz w:val="18"/>
+                <w:szCs w:val="18"/>
+                <w:lang w:eastAsia="en-CA"/>
+              </w:rPr>
+              <w:t xml:space="preserve"> </w:t>
+            </w:r>
+            <w:proofErr w:type="spellStart"/>
+            <w:r>
+              <w:rPr>
+                <w:rFonts w:ascii="Arial" w:hAnsi="Arial" w:cs="Arial"/>
+                <w:sz w:val="18"/>
+                <w:szCs w:val="18"/>
+                <w:lang w:eastAsia="en-CA"/>
+              </w:rPr>
+              <w:t>balteatus</w:t>
+            </w:r>
+            <w:proofErr w:type="spellEnd"/>
+            <w:r>
+              <w:rPr>
+                <w:rFonts w:ascii="Arial" w:hAnsi="Arial" w:cs="Arial"/>
+                <w:sz w:val="18"/>
+                <w:szCs w:val="18"/>
+                <w:lang w:eastAsia="en-CA"/>
+              </w:rPr>
+              <w:t>)</w:t>
+            </w:r>
+          </w:p>
+        </w:tc>
+        <w:tc>
+          <w:tcPr>
+            <w:tcW w:w="1735" w:type="dxa"/>
+            <w:hideMark/>
+          </w:tcPr>
+          <w:p>
+            <w:pPr>
+              <w:rPr>
+                <w:rFonts w:ascii="Arial" w:hAnsi="Arial" w:cs="Arial"/>
+                <w:sz w:val="18"/>
+                <w:szCs w:val="18"/>
+                <w:lang w:eastAsia="en-CA"/>
+              </w:rPr>
+            </w:pPr>
+            <w:r>
+              <w:rPr>
+                <w:rFonts w:ascii="Arial" w:hAnsi="Arial" w:cs="Arial"/>
+                <w:sz w:val="18"/>
+                <w:szCs w:val="18"/>
                 <w:lang w:eastAsia="en-CA"/>
               </w:rPr>
               <w:t>Primary–secondary consumer; Adult and larvae/fry (treated separately)</w:t>
@@ -2611,23 +3174,23 @@
         </w:tc>
         <w:tc>
           <w:tcPr>
-            <w:tcW w:w="1984" w:type="dxa"/>
-            <w:hideMark/>
-          </w:tcPr>
-          <w:p>
-            <w:pPr>
-              <w:rPr>
-                <w:rFonts w:ascii="Arial" w:hAnsi="Arial" w:cs="Arial"/>
-                <w:sz w:val="20"/>
-                <w:szCs w:val="20"/>
-                <w:lang w:eastAsia="en-CA"/>
-              </w:rPr>
-            </w:pPr>
-            <w:r>
-              <w:rPr>
-                <w:rFonts w:ascii="Arial" w:hAnsi="Arial" w:cs="Arial"/>
-                <w:sz w:val="20"/>
-                <w:szCs w:val="20"/>
+            <w:tcW w:w="2127" w:type="dxa"/>
+            <w:hideMark/>
+          </w:tcPr>
+          <w:p>
+            <w:pPr>
+              <w:rPr>
+                <w:rFonts w:ascii="Arial" w:hAnsi="Arial" w:cs="Arial"/>
+                <w:sz w:val="18"/>
+                <w:szCs w:val="18"/>
+                <w:lang w:eastAsia="en-CA"/>
+              </w:rPr>
+            </w:pPr>
+            <w:r>
+              <w:rPr>
+                <w:rFonts w:ascii="Arial" w:hAnsi="Arial" w:cs="Arial"/>
+                <w:sz w:val="18"/>
+                <w:szCs w:val="18"/>
                 <w:lang w:eastAsia="en-CA"/>
               </w:rPr>
               <w:t>Directional</w:t>
@@ -2635,61 +3198,76 @@
             <w:r>
               <w:rPr>
                 <w:rFonts w:ascii="Arial" w:hAnsi="Arial" w:cs="Arial"/>
-                <w:sz w:val="20"/>
-                <w:szCs w:val="20"/>
-                <w:lang w:eastAsia="en-CA"/>
-              </w:rPr>
-              <w:t xml:space="preserve"> (lake→stream for spawning; fry passively downstream stream→lake)</w:t>
-            </w:r>
-          </w:p>
-        </w:tc>
-        <w:tc>
-          <w:tcPr>
-            <w:tcW w:w="2268" w:type="dxa"/>
-            <w:hideMark/>
-          </w:tcPr>
-          <w:p>
-            <w:pPr>
-              <w:rPr>
-                <w:rFonts w:ascii="Arial" w:hAnsi="Arial" w:cs="Arial"/>
-                <w:sz w:val="20"/>
-                <w:szCs w:val="20"/>
-                <w:lang w:eastAsia="en-CA"/>
-              </w:rPr>
-            </w:pPr>
-            <w:r>
-              <w:rPr>
-                <w:rFonts w:ascii="Arial" w:hAnsi="Arial" w:cs="Arial"/>
-                <w:sz w:val="20"/>
-                <w:szCs w:val="20"/>
+                <w:sz w:val="18"/>
+                <w:szCs w:val="18"/>
+                <w:lang w:eastAsia="en-CA"/>
+              </w:rPr>
+              <w:t xml:space="preserve"> (</w:t>
+            </w:r>
+            <w:proofErr w:type="spellStart"/>
+            <w:r>
+              <w:rPr>
+                <w:rFonts w:ascii="Arial" w:hAnsi="Arial" w:cs="Arial"/>
+                <w:sz w:val="18"/>
+                <w:szCs w:val="18"/>
+                <w:lang w:eastAsia="en-CA"/>
+              </w:rPr>
+              <w:t>lake→stream</w:t>
+            </w:r>
+            <w:proofErr w:type="spellEnd"/>
+            <w:r>
+              <w:rPr>
+                <w:rFonts w:ascii="Arial" w:hAnsi="Arial" w:cs="Arial"/>
+                <w:sz w:val="18"/>
+                <w:szCs w:val="18"/>
+                <w:lang w:eastAsia="en-CA"/>
+              </w:rPr>
+              <w:t xml:space="preserve"> for spawning; fry passively downstream </w:t>
+            </w:r>
+            <w:proofErr w:type="spellStart"/>
+            <w:r>
+              <w:rPr>
+                <w:rFonts w:ascii="Arial" w:hAnsi="Arial" w:cs="Arial"/>
+                <w:sz w:val="18"/>
+                <w:szCs w:val="18"/>
+                <w:lang w:eastAsia="en-CA"/>
+              </w:rPr>
+              <w:t>stream→lake</w:t>
+            </w:r>
+            <w:proofErr w:type="spellEnd"/>
+            <w:r>
+              <w:rPr>
+                <w:rFonts w:ascii="Arial" w:hAnsi="Arial" w:cs="Arial"/>
+                <w:sz w:val="18"/>
+                <w:szCs w:val="18"/>
+                <w:lang w:eastAsia="en-CA"/>
+              </w:rPr>
+              <w:t>)</w:t>
+            </w:r>
+          </w:p>
+        </w:tc>
+        <w:tc>
+          <w:tcPr>
+            <w:tcW w:w="2976" w:type="dxa"/>
+            <w:hideMark/>
+          </w:tcPr>
+          <w:p>
+            <w:pPr>
+              <w:rPr>
+                <w:rFonts w:ascii="Arial" w:hAnsi="Arial" w:cs="Arial"/>
+                <w:sz w:val="18"/>
+                <w:szCs w:val="18"/>
+                <w:lang w:eastAsia="en-CA"/>
+              </w:rPr>
+            </w:pPr>
+            <w:r>
+              <w:rPr>
+                <w:rFonts w:ascii="Arial" w:hAnsi="Arial" w:cs="Arial"/>
+                <w:sz w:val="18"/>
+                <w:szCs w:val="18"/>
                 <w:lang w:eastAsia="en-CA"/>
               </w:rPr>
               <w:t>Reproduction (spawning; triggered by temperature &gt;10°C); passive fry displacement away from ephemeral stream habitat</w:t>
-            </w:r>
-          </w:p>
-        </w:tc>
-        <w:tc>
-          <w:tcPr>
-            <w:tcW w:w="1275" w:type="dxa"/>
-            <w:hideMark/>
-          </w:tcPr>
-          <w:p>
-            <w:pPr>
-              <w:rPr>
-                <w:rFonts w:ascii="Arial" w:hAnsi="Arial" w:cs="Arial"/>
-                <w:sz w:val="20"/>
-                <w:szCs w:val="20"/>
-                <w:lang w:eastAsia="en-CA"/>
-              </w:rPr>
-            </w:pPr>
-            <w:r>
-              <w:rPr>
-                <w:rFonts w:ascii="Arial" w:hAnsi="Arial" w:cs="Arial"/>
-                <w:sz w:val="20"/>
-                <w:szCs w:val="20"/>
-                <w:lang w:eastAsia="en-CA"/>
-              </w:rPr>
-              <w:t>Seasonal</w:t>
             </w:r>
           </w:p>
         </w:tc>
@@ -4841,6 +5419,134 @@
     <w:p>
       <w:pPr>
         <w:rPr>
+          <w:b/>
+          <w:bCs/>
+          <w:lang w:val="en-US" w:eastAsia="en-CA"/>
+        </w:rPr>
+      </w:pPr>
+      <w:r>
+        <w:rPr>
+          <w:b/>
+          <w:bCs/>
+          <w:noProof/>
+          <w:lang w:val="en-US" w:eastAsia="en-CA"/>
+          <w14:ligatures w14:val="standardContextual"/>
+        </w:rPr>
+        <w:drawing>
+          <wp:inline distT="0" distB="0" distL="0" distR="0" wp14:anchorId="6926C784" wp14:editId="081ECC10">
+            <wp:extent cx="6339929" cy="4375446"/>
+            <wp:effectExtent l="0" t="0" r="0" b="0"/>
+            <wp:docPr id="905719871" name="Picture 17"/>
+            <wp:cNvGraphicFramePr>
+              <a:graphicFrameLocks xmlns:a="http://schemas.openxmlformats.org/drawingml/2006/main" noChangeAspect="1"/>
+            </wp:cNvGraphicFramePr>
+            <a:graphic xmlns:a="http://schemas.openxmlformats.org/drawingml/2006/main">
+              <a:graphicData uri="http://schemas.openxmlformats.org/drawingml/2006/picture">
+                <pic:pic xmlns:pic="http://schemas.openxmlformats.org/drawingml/2006/picture">
+                  <pic:nvPicPr>
+                    <pic:cNvPr id="905719871" name="Picture 905719871"/>
+                    <pic:cNvPicPr/>
+                  </pic:nvPicPr>
+                  <pic:blipFill rotWithShape="1">
+                    <a:blip r:embed="rId4" cstate="print">
+                      <a:extLst>
+                        <a:ext uri="{28A0092B-C50C-407E-A947-70E740481C1C}">
+                          <a14:useLocalDpi xmlns:a14="http://schemas.microsoft.com/office/drawing/2010/main" val="0"/>
+                        </a:ext>
+                      </a:extLst>
+                    </a:blip>
+                    <a:srcRect t="11823" b="11495"/>
+                    <a:stretch/>
+                  </pic:blipFill>
+                  <pic:spPr bwMode="auto">
+                    <a:xfrm>
+                      <a:off x="0" y="0"/>
+                      <a:ext cx="6352101" cy="4383847"/>
+                    </a:xfrm>
+                    <a:prstGeom prst="rect">
+                      <a:avLst/>
+                    </a:prstGeom>
+                    <a:ln>
+                      <a:noFill/>
+                    </a:ln>
+                    <a:extLst>
+                      <a:ext uri="{53640926-AAD7-44D8-BBD7-CCE9431645EC}">
+                        <a14:shadowObscured xmlns:a14="http://schemas.microsoft.com/office/drawing/2010/main"/>
+                      </a:ext>
+                    </a:extLst>
+                  </pic:spPr>
+                </pic:pic>
+              </a:graphicData>
+            </a:graphic>
+          </wp:inline>
+        </w:drawing>
+      </w:r>
+    </w:p>
+    <w:p>
+      <w:pPr>
+        <w:rPr>
+          <w:lang w:val="en-US" w:eastAsia="en-CA"/>
+        </w:rPr>
+      </w:pPr>
+      <w:r>
+        <w:rPr>
+          <w:b/>
+          <w:bCs/>
+          <w:lang w:val="en-US" w:eastAsia="en-CA"/>
+        </w:rPr>
+        <w:t xml:space="preserve">Figure S1. </w:t>
+      </w:r>
+      <w:r>
+        <w:rPr>
+          <w:lang w:val="en-US" w:eastAsia="en-CA"/>
+        </w:rPr>
+        <w:t xml:space="preserve">Locations of minnow traps </w:t>
+      </w:r>
+      <w:r>
+        <w:rPr>
+          <w:lang w:val="en-US" w:eastAsia="en-CA"/>
+        </w:rPr>
+        <w:t xml:space="preserve">(pink and blue circles) </w:t>
+      </w:r>
+      <w:r>
+        <w:rPr>
+          <w:lang w:val="en-US" w:eastAsia="en-CA"/>
+        </w:rPr>
+        <w:t>and directional trap nets</w:t>
+      </w:r>
+      <w:r>
+        <w:rPr>
+          <w:lang w:val="en-US" w:eastAsia="en-CA"/>
+        </w:rPr>
+        <w:t xml:space="preserve"> (grey triangles)</w:t>
+      </w:r>
+      <w:r>
+        <w:rPr>
+          <w:lang w:val="en-US" w:eastAsia="en-CA"/>
+        </w:rPr>
+        <w:t xml:space="preserve"> within the study system. Ten minnow traps were deployed throughout each habitat (lake and creek) during each sampling season. Directional trap nets were positioned at the mouth of Costello Creek (Directional Trap 1) and approximately two kilometers upstream (Directional Trap 2) to capture fish moving directionally between habitats.</w:t>
+      </w:r>
+    </w:p>
+    <w:p>
+      <w:pPr>
+        <w:rPr>
+          <w:b/>
+          <w:bCs/>
+          <w:lang w:val="en-US" w:eastAsia="en-CA"/>
+        </w:rPr>
+      </w:pPr>
+      <w:r>
+        <w:rPr>
+          <w:b/>
+          <w:bCs/>
+          <w:lang w:val="en-US" w:eastAsia="en-CA"/>
+        </w:rPr>
+        <w:br w:type="column"/>
+      </w:r>
+    </w:p>
+    <w:p>
+      <w:pPr>
+        <w:rPr>
           <w:lang w:val="en-US" w:eastAsia="en-CA"/>
         </w:rPr>
       </w:pPr>
@@ -4866,7 +5572,7 @@
                     <pic:cNvPicPr/>
                   </pic:nvPicPr>
                   <pic:blipFill>
-                    <a:blip r:embed="rId4">
+                    <a:blip r:embed="rId5">
                       <a:extLst>
                         <a:ext uri="{28A0092B-C50C-407E-A947-70E740481C1C}">
                           <a14:useLocalDpi xmlns:a14="http://schemas.microsoft.com/office/drawing/2010/main" val="0"/>
@@ -4928,7 +5634,14 @@
           <w:b/>
           <w:bCs/>
         </w:rPr>
-        <w:t xml:space="preserve">1. </w:t>
+        <w:t>2</w:t>
+      </w:r>
+      <w:r>
+        <w:rPr>
+          <w:b/>
+          <w:bCs/>
+        </w:rPr>
+        <w:t xml:space="preserve">. </w:t>
       </w:r>
       <w:r>
         <w:t>Biplot of δ¹³C and δ¹⁵N stable isotope values from shiner liver tissue (</w:t>
@@ -4987,7 +5700,7 @@
                     <pic:cNvPicPr/>
                   </pic:nvPicPr>
                   <pic:blipFill>
-                    <a:blip r:embed="rId5" cstate="print">
+                    <a:blip r:embed="rId6" cstate="print">
                       <a:extLst>
                         <a:ext uri="{28A0092B-C50C-407E-A947-70E740481C1C}">
                           <a14:useLocalDpi xmlns:a14="http://schemas.microsoft.com/office/drawing/2010/main" val="0"/>
@@ -5100,7 +5813,7 @@
           </mc:Choice>
           <mc:Fallback>
             <w:pict>
-              <v:rect w14:anchorId="586A7186" id="Rectangle 2" o:spid="_x0000_s1026" style="position:absolute;margin-left:110.1pt;margin-top:165.85pt;width:42.4pt;height:61.5pt;z-index:251660288;visibility:visible;mso-wrap-style:square;mso-width-percent:0;mso-height-percent:0;mso-wrap-distance-left:9pt;mso-wrap-distance-top:0;mso-wrap-distance-right:9pt;mso-wrap-distance-bottom:0;mso-position-horizontal:absolute;mso-position-horizontal-relative:text;mso-position-vertical:absolute;mso-position-vertical-relative:text;mso-width-percent:0;mso-height-percent:0;mso-width-relative:margin;mso-height-relative:margin;v-text-anchor:middle" o:gfxdata="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" fillcolor="white [3212]" strokecolor="white [3212]" strokeweight="1pt"/>
+              <v:rect w14:anchorId="0FE881E5" id="Rectangle 2" o:spid="_x0000_s1026" style="position:absolute;margin-left:110.1pt;margin-top:165.85pt;width:42.4pt;height:61.5pt;z-index:251660288;visibility:visible;mso-wrap-style:square;mso-width-percent:0;mso-height-percent:0;mso-wrap-distance-left:9pt;mso-wrap-distance-top:0;mso-wrap-distance-right:9pt;mso-wrap-distance-bottom:0;mso-position-horizontal:absolute;mso-position-horizontal-relative:text;mso-position-vertical:absolute;mso-position-vertical-relative:text;mso-width-percent:0;mso-height-percent:0;mso-width-relative:margin;mso-height-relative:margin;v-text-anchor:middle" o:gfxdata="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" fillcolor="white [3212]" strokecolor="white [3212]" strokeweight="1pt"/>
             </w:pict>
           </mc:Fallback>
         </mc:AlternateContent>
@@ -5124,7 +5837,14 @@
           <w:b/>
           <w:bCs/>
         </w:rPr>
-        <w:t>2.</w:t>
+        <w:t>3</w:t>
+      </w:r>
+      <w:r>
+        <w:rPr>
+          <w:b/>
+          <w:bCs/>
+        </w:rPr>
+        <w:t>.</w:t>
       </w:r>
       <w:r>
         <w:t xml:space="preserve"> </w:t>
@@ -5196,7 +5916,7 @@
                     <pic:cNvPicPr/>
                   </pic:nvPicPr>
                   <pic:blipFill rotWithShape="1">
-                    <a:blip r:embed="rId6">
+                    <a:blip r:embed="rId7">
                       <a:extLst>
                         <a:ext uri="{28A0092B-C50C-407E-A947-70E740481C1C}">
                           <a14:useLocalDpi xmlns:a14="http://schemas.microsoft.com/office/drawing/2010/main" val="0"/>
@@ -5258,7 +5978,14 @@
           <w:b/>
           <w:bCs/>
         </w:rPr>
-        <w:t xml:space="preserve">3. </w:t>
+        <w:t>4</w:t>
+      </w:r>
+      <w:r>
+        <w:rPr>
+          <w:b/>
+          <w:bCs/>
+        </w:rPr>
+        <w:t xml:space="preserve">. </w:t>
       </w:r>
       <w:r>
         <w:t>Boxplots of total length (mm) for fish species captured in lake (</w:t>
@@ -5273,7 +6000,7 @@
         <w:t>pink</w:t>
       </w:r>
       <w:r>
-        <w:t>) habitats during seasonal netting surveys and angling across the study period. Each panel shows a different species. Asterisks denote significant differences in total length between habitats (*p &lt; 0.05, **p &lt; 0.01, ***p &lt; 0.001, ****p &lt; 0.0001).</w:t>
+        <w:t>) during seasonal netting surveys and angling across the study period. Each panel shows a different species. Asterisks denote significant differences in total length between habitats (*p &lt; 0.05, **p &lt; 0.01, ***p &lt; 0.001, ****p &lt; 0.0001).</w:t>
       </w:r>
     </w:p>
     <w:p>
@@ -5326,7 +6053,7 @@
                     <pic:cNvPicPr/>
                   </pic:nvPicPr>
                   <pic:blipFill>
-                    <a:blip r:embed="rId7">
+                    <a:blip r:embed="rId8">
                       <a:extLst>
                         <a:ext uri="{28A0092B-C50C-407E-A947-70E740481C1C}">
                           <a14:useLocalDpi xmlns:a14="http://schemas.microsoft.com/office/drawing/2010/main" val="0"/>
@@ -5395,7 +6122,14 @@
           <w:b/>
           <w:bCs/>
         </w:rPr>
-        <w:t xml:space="preserve">4. </w:t>
+        <w:t>5</w:t>
+      </w:r>
+      <w:r>
+        <w:rPr>
+          <w:b/>
+          <w:bCs/>
+        </w:rPr>
+        <w:t xml:space="preserve">. </w:t>
       </w:r>
       <w:r>
         <w:t>Biplot of mean (± SD) δ¹³C and δ¹⁵N stable isotope values from liver tissues of fish species captured in lake (orange) and creek (blue) habitats. Points represent species means, labelled with species abbreviations (BNM = bluntnose minnow, CC = creek chub, CS = common shiner, GS = golden shiner, NRD = northern redbelly dace, PD = pearl dace, SMB = smallmouth bass, YP = yellow perch). Baseline values are shown for mayflies and mussels collected in each habitat.</w:t>
@@ -5600,116 +6334,6 @@
                 <pic:pic xmlns:pic="http://schemas.openxmlformats.org/drawingml/2006/picture">
                   <pic:nvPicPr>
                     <pic:cNvPr id="2111781193" name="Picture 13" descr="A graph with numbers and lines&#10;&#10;Description automatically generated"/>
-                    <pic:cNvPicPr/>
-                  </pic:nvPicPr>
-                  <pic:blipFill>
-                    <a:blip r:embed="rId8" cstate="print">
-                      <a:extLst>
-                        <a:ext uri="{28A0092B-C50C-407E-A947-70E740481C1C}">
-                          <a14:useLocalDpi xmlns:a14="http://schemas.microsoft.com/office/drawing/2010/main" val="0"/>
-                        </a:ext>
-                      </a:extLst>
-                    </a:blip>
-                    <a:stretch>
-                      <a:fillRect/>
-                    </a:stretch>
-                  </pic:blipFill>
-                  <pic:spPr>
-                    <a:xfrm>
-                      <a:off x="0" y="0"/>
-                      <a:ext cx="5943600" cy="4829175"/>
-                    </a:xfrm>
-                    <a:prstGeom prst="rect">
-                      <a:avLst/>
-                    </a:prstGeom>
-                  </pic:spPr>
-                </pic:pic>
-              </a:graphicData>
-            </a:graphic>
-          </wp:inline>
-        </w:drawing>
-      </w:r>
-    </w:p>
-    <w:p>
-      <w:pPr>
-        <w:jc w:val="both"/>
-        <w:rPr>
-          <w:b/>
-          <w:bCs/>
-        </w:rPr>
-      </w:pPr>
-      <w:r>
-        <w:rPr>
-          <w:b/>
-          <w:bCs/>
-        </w:rPr>
-        <w:t xml:space="preserve">Figure </w:t>
-      </w:r>
-      <w:r>
-        <w:rPr>
-          <w:b/>
-          <w:bCs/>
-        </w:rPr>
-        <w:t>S</w:t>
-      </w:r>
-      <w:r>
-        <w:rPr>
-          <w:b/>
-          <w:bCs/>
-        </w:rPr>
-        <w:t>5.</w:t>
-      </w:r>
-      <w:r>
-        <w:t xml:space="preserve"> Abacus plot of acoustic telemetry detections for tagged golden shiners from October 2023 to </w:t>
-      </w:r>
-      <w:r>
-        <w:t>September</w:t>
-      </w:r>
-      <w:r>
-        <w:t xml:space="preserve"> 2025. Each row represents an individual fish (identified by transmitter ID), with points showing detections over time. Colours indicate the location (habitat) the fish was in at the time of detection (creek = </w:t>
-      </w:r>
-      <w:r>
-        <w:t>pink</w:t>
-      </w:r>
-      <w:r>
-        <w:t xml:space="preserve">, lake = </w:t>
-      </w:r>
-      <w:r>
-        <w:t>blue</w:t>
-      </w:r>
-      <w:r>
-        <w:t>, transition = grey).</w:t>
-      </w:r>
-    </w:p>
-    <w:p>
-      <w:pPr>
-        <w:jc w:val="both"/>
-        <w:rPr>
-          <w:b/>
-          <w:bCs/>
-        </w:rPr>
-      </w:pPr>
-      <w:r>
-        <w:rPr>
-          <w:b/>
-          <w:bCs/>
-          <w:noProof/>
-          <w14:ligatures w14:val="standardContextual"/>
-        </w:rPr>
-        <w:lastRenderedPageBreak/>
-        <w:drawing>
-          <wp:inline distT="0" distB="0" distL="0" distR="0" wp14:anchorId="7A436019" wp14:editId="16DCA6E8">
-            <wp:extent cx="5943600" cy="4829175"/>
-            <wp:effectExtent l="0" t="0" r="0" b="0"/>
-            <wp:docPr id="531407717" name="Picture 16" descr="A graph with different colored lines&#10;&#10;Description automatically generated"/>
-            <wp:cNvGraphicFramePr>
-              <a:graphicFrameLocks xmlns:a="http://schemas.openxmlformats.org/drawingml/2006/main" noChangeAspect="1"/>
-            </wp:cNvGraphicFramePr>
-            <a:graphic xmlns:a="http://schemas.openxmlformats.org/drawingml/2006/main">
-              <a:graphicData uri="http://schemas.openxmlformats.org/drawingml/2006/picture">
-                <pic:pic xmlns:pic="http://schemas.openxmlformats.org/drawingml/2006/picture">
-                  <pic:nvPicPr>
-                    <pic:cNvPr id="531407717" name="Picture 16" descr="A graph with different colored lines&#10;&#10;Description automatically generated"/>
                     <pic:cNvPicPr/>
                   </pic:nvPicPr>
                   <pic:blipFill>
@@ -5741,6 +6365,13 @@
       </w:r>
     </w:p>
     <w:p>
+      <w:pPr>
+        <w:jc w:val="both"/>
+        <w:rPr>
+          <w:b/>
+          <w:bCs/>
+        </w:rPr>
+      </w:pPr>
       <w:r>
         <w:rPr>
           <w:b/>
@@ -5760,7 +6391,124 @@
           <w:b/>
           <w:bCs/>
         </w:rPr>
-        <w:t>6.</w:t>
+        <w:t>6</w:t>
+      </w:r>
+      <w:r>
+        <w:rPr>
+          <w:b/>
+          <w:bCs/>
+        </w:rPr>
+        <w:t>.</w:t>
+      </w:r>
+      <w:r>
+        <w:t xml:space="preserve"> Abacus plot of acoustic telemetry detections for tagged golden shiners from October 2023 to </w:t>
+      </w:r>
+      <w:r>
+        <w:t>September</w:t>
+      </w:r>
+      <w:r>
+        <w:t xml:space="preserve"> 2025. Each row represents an individual fish (identified by transmitter ID), with points showing detections over time. Colours indicate the location (habitat) the fish was in at the time of detection (creek = </w:t>
+      </w:r>
+      <w:r>
+        <w:t>pink</w:t>
+      </w:r>
+      <w:r>
+        <w:t xml:space="preserve">, lake = </w:t>
+      </w:r>
+      <w:r>
+        <w:t>blue</w:t>
+      </w:r>
+      <w:r>
+        <w:t>, transition = grey).</w:t>
+      </w:r>
+    </w:p>
+    <w:p>
+      <w:pPr>
+        <w:jc w:val="both"/>
+        <w:rPr>
+          <w:b/>
+          <w:bCs/>
+        </w:rPr>
+      </w:pPr>
+      <w:r>
+        <w:rPr>
+          <w:b/>
+          <w:bCs/>
+          <w:noProof/>
+          <w14:ligatures w14:val="standardContextual"/>
+        </w:rPr>
+        <w:lastRenderedPageBreak/>
+        <w:drawing>
+          <wp:inline distT="0" distB="0" distL="0" distR="0" wp14:anchorId="7A436019" wp14:editId="16DCA6E8">
+            <wp:extent cx="5943600" cy="4829175"/>
+            <wp:effectExtent l="0" t="0" r="0" b="0"/>
+            <wp:docPr id="531407717" name="Picture 16" descr="A graph with different colored lines&#10;&#10;Description automatically generated"/>
+            <wp:cNvGraphicFramePr>
+              <a:graphicFrameLocks xmlns:a="http://schemas.openxmlformats.org/drawingml/2006/main" noChangeAspect="1"/>
+            </wp:cNvGraphicFramePr>
+            <a:graphic xmlns:a="http://schemas.openxmlformats.org/drawingml/2006/main">
+              <a:graphicData uri="http://schemas.openxmlformats.org/drawingml/2006/picture">
+                <pic:pic xmlns:pic="http://schemas.openxmlformats.org/drawingml/2006/picture">
+                  <pic:nvPicPr>
+                    <pic:cNvPr id="531407717" name="Picture 16" descr="A graph with different colored lines&#10;&#10;Description automatically generated"/>
+                    <pic:cNvPicPr/>
+                  </pic:nvPicPr>
+                  <pic:blipFill>
+                    <a:blip r:embed="rId10" cstate="print">
+                      <a:extLst>
+                        <a:ext uri="{28A0092B-C50C-407E-A947-70E740481C1C}">
+                          <a14:useLocalDpi xmlns:a14="http://schemas.microsoft.com/office/drawing/2010/main" val="0"/>
+                        </a:ext>
+                      </a:extLst>
+                    </a:blip>
+                    <a:stretch>
+                      <a:fillRect/>
+                    </a:stretch>
+                  </pic:blipFill>
+                  <pic:spPr>
+                    <a:xfrm>
+                      <a:off x="0" y="0"/>
+                      <a:ext cx="5943600" cy="4829175"/>
+                    </a:xfrm>
+                    <a:prstGeom prst="rect">
+                      <a:avLst/>
+                    </a:prstGeom>
+                  </pic:spPr>
+                </pic:pic>
+              </a:graphicData>
+            </a:graphic>
+          </wp:inline>
+        </w:drawing>
+      </w:r>
+    </w:p>
+    <w:p>
+      <w:r>
+        <w:rPr>
+          <w:b/>
+          <w:bCs/>
+        </w:rPr>
+        <w:t xml:space="preserve">Figure </w:t>
+      </w:r>
+      <w:r>
+        <w:rPr>
+          <w:b/>
+          <w:bCs/>
+        </w:rPr>
+        <w:t>S</w:t>
+      </w:r>
+      <w:r>
+        <w:rPr>
+          <w:b/>
+          <w:bCs/>
+        </w:rPr>
+        <w:t>7</w:t>
+      </w:r>
+      <w:r>
+        <w:rPr>
+          <w:b/>
+          <w:bCs/>
+        </w:rPr>
+        <w:t>.</w:t>
       </w:r>
       <w:r>
         <w:t xml:space="preserve"> Abacus plot of enriched acoustic telemetry dataset for tagged shiners from October 2023 to </w:t>
@@ -6792,6 +7540,11 @@
       </w:tblBorders>
     </w:tblPr>
   </w:style>
+  <w:style w:type="character" w:customStyle="1" w:styleId="normaltextrun">
+    <w:name w:val="normaltextrun"/>
+    <w:basedOn w:val="DefaultParagraphFont"/>
+    <w:rsid w:val="007000B1"/>
+  </w:style>
 </w:styles>
 </file>
 
